--- a/基于深度学习的废弃物数据管理系统0530_改写.docx
+++ b/基于深度学习的废弃物数据管理系统0530_改写.docx
@@ -1,9 +1,8 @@
 
 <file path=word/document.xml><?xml version="1.0" encoding="utf-8"?>
-<w:document xmlns:wpc="http://schemas.microsoft.com/office/word/2010/wordprocessingCanvas" xmlns:cx="http://schemas.microsoft.com/office/drawing/2014/chartex" xmlns:cx1="http://schemas.microsoft.com/office/drawing/2015/9/8/chartex" xmlns:cx2="http://schemas.microsoft.com/office/drawing/2015/10/21/chartex" xmlns:cx3="http://schemas.microsoft.com/office/drawing/2016/5/9/chartex" xmlns:cx4="http://schemas.microsoft.com/office/drawing/2016/5/10/chartex" xmlns:cx5="http://schemas.microsoft.com/office/drawing/2016/5/11/chartex" xmlns:mc="http://schemas.openxmlformats.org/markup-compatibility/2006" xmlns:o="urn:schemas-microsoft-com:office:office" xmlns:r="http://schemas.openxmlformats.org/officeDocument/2006/relationships" xmlns:m="http://schemas.openxmlformats.org/officeDocument/2006/math" xmlns:v="urn:schemas-microsoft-com:vml" xmlns:wp14="http://schemas.microsoft.com/office/word/2010/wordprocessingDrawing" xmlns:wp="http://schemas.openxmlformats.org/drawingml/2006/wordprocessingDrawing" xmlns:w10="urn:schemas-microsoft-com:office:word" xmlns:w="http://schemas.openxmlformats.org/wordprocessingml/2006/main" xmlns:w14="http://schemas.microsoft.com/office/word/2010/wordml" xmlns:w15="http://schemas.microsoft.com/office/word/2012/wordml" xmlns:wne="http://schemas.microsoft.com/office/word/2006/wordml" xmlns:wpg="http://schemas.microsoft.com/office/word/2010/wordprocessingGroup" xmlns:wpi="http://schemas.microsoft.com/office/word/2010/wordprocessingInk" xmlns:wps="http://schemas.microsoft.com/office/word/2010/wordprocessingShape" mc:Ignorable="w14 w15 wp14">
-  <!-- Generated by Aspose.Words for .NET 25.12.0 -->
+<w:document xmlns:ns1="http://schemas.openxmlformats.org/markup-compatibility/2006" xmlns:ns2="http://schemas.microsoft.com/office/word/2010/wordml" xmlns:ns3="http://schemas.openxmlformats.org/drawingml/2006/wordprocessingDrawing" xmlns:ns4="http://schemas.openxmlformats.org/drawingml/2006/main" xmlns:ns5="http://schemas.openxmlformats.org/drawingml/2006/picture" xmlns:ns6="http://schemas.openxmlformats.org/officeDocument/2006/relationships" xmlns:w="http://schemas.openxmlformats.org/wordprocessingml/2006/main" ns1:Ignorable="w14 w15 wp14">
   <w:body>
-    <w:p>
+    <w:p ns2:paraId="7A062719" ns2:textId="77777777">
       <w:pPr>
         <w:ind w:firstLine="1879" w:firstLineChars="783"/>
         <w:jc w:val="left"/>
@@ -20,57 +19,57 @@
           <w:sz w:val="24"/>
         </w:rPr>
         <w:drawing>
-          <wp:anchor distT="0" distB="0" distL="114300" distR="114300" simplePos="0" relativeHeight="251658240" behindDoc="0" locked="0" layoutInCell="1" allowOverlap="1">
-            <wp:simplePos x="0" y="0"/>
-            <wp:positionH relativeFrom="column">
-              <wp:posOffset>44450</wp:posOffset>
-            </wp:positionH>
-            <wp:positionV relativeFrom="paragraph">
-              <wp:posOffset>51435</wp:posOffset>
-            </wp:positionV>
-            <wp:extent cx="664210" cy="664210"/>
-            <wp:effectExtent l="0" t="0" r="8890" b="8890"/>
-            <wp:wrapNone/>
-            <wp:docPr id="10" name="图片 4"/>
-            <wp:cNvGraphicFramePr>
-              <a:graphicFrameLocks xmlns:a="http://schemas.openxmlformats.org/drawingml/2006/main" noChangeAspect="1"/>
-            </wp:cNvGraphicFramePr>
-            <a:graphic xmlns:a="http://schemas.openxmlformats.org/drawingml/2006/main">
-              <a:graphicData uri="http://schemas.openxmlformats.org/drawingml/2006/picture">
-                <pic:pic xmlns:pic="http://schemas.openxmlformats.org/drawingml/2006/picture">
-                  <pic:nvPicPr>
-                    <pic:cNvPr id="10" name="图片 4"/>
-                    <pic:cNvPicPr>
-                      <a:picLocks noChangeAspect="1"/>
-                    </pic:cNvPicPr>
-                  </pic:nvPicPr>
-                  <pic:blipFill>
-                    <a:blip xmlns:r="http://schemas.openxmlformats.org/officeDocument/2006/relationships" r:embed="rId6"/>
-                    <a:stretch>
-                      <a:fillRect/>
-                    </a:stretch>
-                  </pic:blipFill>
-                  <pic:spPr>
-                    <a:xfrm>
-                      <a:off x="0" y="0"/>
-                      <a:ext cx="664210" cy="664210"/>
-                    </a:xfrm>
-                    <a:prstGeom prst="rect">
-                      <a:avLst/>
-                    </a:prstGeom>
-                    <a:noFill/>
-                    <a:ln>
-                      <a:noFill/>
-                    </a:ln>
-                  </pic:spPr>
-                </pic:pic>
-              </a:graphicData>
-            </a:graphic>
-          </wp:anchor>
+          <ns3:anchor distT="0" distB="0" distL="114300" distR="114300" simplePos="0" relativeHeight="251658240" behindDoc="0" locked="0" layoutInCell="1" allowOverlap="1">
+            <ns3:simplePos x="0" y="0"/>
+            <ns3:positionH relativeFrom="column">
+              <ns3:posOffset>44450</ns3:posOffset>
+            </ns3:positionH>
+            <ns3:positionV relativeFrom="paragraph">
+              <ns3:posOffset>51435</ns3:posOffset>
+            </ns3:positionV>
+            <ns3:extent cx="664210" cy="664210"/>
+            <ns3:effectExtent l="0" t="0" r="8890" b="8890"/>
+            <ns3:wrapNone/>
+            <ns3:docPr id="10" name="图片 4"/>
+            <ns3:cNvGraphicFramePr>
+              <ns4:graphicFrameLocks noChangeAspect="1"/>
+            </ns3:cNvGraphicFramePr>
+            <ns4:graphic>
+              <ns4:graphicData uri="http://schemas.openxmlformats.org/drawingml/2006/picture">
+                <ns5:pic>
+                  <ns5:nvPicPr>
+                    <ns5:cNvPr id="10" name="图片 4"/>
+                    <ns5:cNvPicPr>
+                      <ns4:picLocks noChangeAspect="1"/>
+                    </ns5:cNvPicPr>
+                  </ns5:nvPicPr>
+                  <ns5:blipFill>
+                    <ns4:blip ns6:embed="rId6"/>
+                    <ns4:stretch>
+                      <ns4:fillRect/>
+                    </ns4:stretch>
+                  </ns5:blipFill>
+                  <ns5:spPr>
+                    <ns4:xfrm>
+                      <ns4:off x="0" y="0"/>
+                      <ns4:ext cx="664210" cy="664210"/>
+                    </ns4:xfrm>
+                    <ns4:prstGeom prst="rect">
+                      <ns4:avLst/>
+                    </ns4:prstGeom>
+                    <ns4:noFill/>
+                    <ns4:ln>
+                      <ns4:noFill/>
+                    </ns4:ln>
+                  </ns5:spPr>
+                </ns5:pic>
+              </ns4:graphicData>
+            </ns4:graphic>
+          </ns3:anchor>
         </w:drawing>
       </w:r>
     </w:p>
-    <w:p>
+    <w:p ns2:paraId="5916EF3A" ns2:textId="77777777">
       <w:pPr>
         <w:ind w:firstLine="1879" w:firstLineChars="783"/>
         <w:rPr>
@@ -86,53 +85,53 @@
           <w:sz w:val="24"/>
         </w:rPr>
         <w:drawing>
-          <wp:anchor distT="0" distB="0" distL="114300" distR="114300" simplePos="0" relativeHeight="251659264" behindDoc="0" locked="0" layoutInCell="1" allowOverlap="1">
-            <wp:simplePos x="0" y="0"/>
-            <wp:positionH relativeFrom="column">
-              <wp:posOffset>800100</wp:posOffset>
-            </wp:positionH>
-            <wp:positionV relativeFrom="paragraph">
-              <wp:posOffset>29845</wp:posOffset>
-            </wp:positionV>
-            <wp:extent cx="2160270" cy="356235"/>
-            <wp:effectExtent l="0" t="0" r="11430" b="12065"/>
-            <wp:wrapNone/>
-            <wp:docPr id="9" name="图片 5" descr="MT"/>
-            <wp:cNvGraphicFramePr/>
-            <a:graphic xmlns:a="http://schemas.openxmlformats.org/drawingml/2006/main">
-              <a:graphicData uri="http://schemas.openxmlformats.org/drawingml/2006/picture">
-                <pic:pic xmlns:pic="http://schemas.openxmlformats.org/drawingml/2006/picture">
-                  <pic:nvPicPr>
-                    <pic:cNvPr id="9" name="图片 5" descr="MT"/>
-                    <pic:cNvPicPr/>
-                  </pic:nvPicPr>
-                  <pic:blipFill>
-                    <a:blip xmlns:r="http://schemas.openxmlformats.org/officeDocument/2006/relationships" r:embed="rId7"/>
-                    <a:stretch>
-                      <a:fillRect/>
-                    </a:stretch>
-                  </pic:blipFill>
-                  <pic:spPr>
-                    <a:xfrm>
-                      <a:off x="0" y="0"/>
-                      <a:ext cx="2160270" cy="356235"/>
-                    </a:xfrm>
-                    <a:prstGeom prst="rect">
-                      <a:avLst/>
-                    </a:prstGeom>
-                    <a:noFill/>
-                    <a:ln>
-                      <a:noFill/>
-                    </a:ln>
-                  </pic:spPr>
-                </pic:pic>
-              </a:graphicData>
-            </a:graphic>
-          </wp:anchor>
+          <ns3:anchor distT="0" distB="0" distL="114300" distR="114300" simplePos="0" relativeHeight="251659264" behindDoc="0" locked="0" layoutInCell="1" allowOverlap="1">
+            <ns3:simplePos x="0" y="0"/>
+            <ns3:positionH relativeFrom="column">
+              <ns3:posOffset>800100</ns3:posOffset>
+            </ns3:positionH>
+            <ns3:positionV relativeFrom="paragraph">
+              <ns3:posOffset>29845</ns3:posOffset>
+            </ns3:positionV>
+            <ns3:extent cx="2160270" cy="356235"/>
+            <ns3:effectExtent l="0" t="0" r="11430" b="12065"/>
+            <ns3:wrapNone/>
+            <ns3:docPr id="9" name="图片 5" descr="MT"/>
+            <ns3:cNvGraphicFramePr/>
+            <ns4:graphic>
+              <ns4:graphicData uri="http://schemas.openxmlformats.org/drawingml/2006/picture">
+                <ns5:pic>
+                  <ns5:nvPicPr>
+                    <ns5:cNvPr id="9" name="图片 5" descr="MT"/>
+                    <ns5:cNvPicPr/>
+                  </ns5:nvPicPr>
+                  <ns5:blipFill>
+                    <ns4:blip ns6:embed="rId7"/>
+                    <ns4:stretch>
+                      <ns4:fillRect/>
+                    </ns4:stretch>
+                  </ns5:blipFill>
+                  <ns5:spPr>
+                    <ns4:xfrm>
+                      <ns4:off x="0" y="0"/>
+                      <ns4:ext cx="2160270" cy="356235"/>
+                    </ns4:xfrm>
+                    <ns4:prstGeom prst="rect">
+                      <ns4:avLst/>
+                    </ns4:prstGeom>
+                    <ns4:noFill/>
+                    <ns4:ln>
+                      <ns4:noFill/>
+                    </ns4:ln>
+                  </ns5:spPr>
+                </ns5:pic>
+              </ns4:graphicData>
+            </ns4:graphic>
+          </ns3:anchor>
         </w:drawing>
       </w:r>
     </w:p>
-    <w:p>
+    <w:p ns2:paraId="5FE47BBB" ns2:textId="77777777">
       <w:pPr>
         <w:ind w:firstLine="1879" w:firstLineChars="783"/>
         <w:rPr>
@@ -142,7 +141,7 @@
         </w:rPr>
       </w:pPr>
     </w:p>
-    <w:p>
+    <w:p ns2:paraId="5B6B91D8" ns2:textId="77777777">
       <w:pPr>
         <w:ind w:firstLine="1285" w:firstLineChars="714"/>
         <w:rPr>
@@ -162,7 +161,7 @@
         <w:t>SHANDONGＵＮＩＶＥＲＳＩＴＹ　ＯＦ　ＴＥＣＨＮＯＬＯＧＹ</w:t>
       </w:r>
     </w:p>
-    <w:p>
+    <w:p ns2:paraId="48C6EE4D" ns2:textId="77777777">
       <w:pPr>
         <w:jc w:val="center"/>
         <w:rPr>
@@ -171,7 +170,7 @@
         </w:rPr>
       </w:pPr>
     </w:p>
-    <w:p>
+    <w:p ns2:paraId="12B0C9DB" ns2:textId="77777777">
       <w:pPr>
         <w:jc w:val="center"/>
         <w:rPr>
@@ -182,7 +181,7 @@
         </w:rPr>
       </w:pPr>
     </w:p>
-    <w:p>
+    <w:p ns2:paraId="233C8DC8" ns2:textId="77777777">
       <w:pPr>
         <w:jc w:val="center"/>
         <w:rPr>
@@ -200,7 +199,7 @@
         <w:t xml:space="preserve">毕业设计说明书 </w:t>
       </w:r>
     </w:p>
-    <w:p>
+    <w:p ns2:paraId="65180679" ns2:textId="77777777">
       <w:pPr>
         <w:rPr>
           <w:rFonts w:ascii="黑体" w:eastAsia="黑体"/>
@@ -208,7 +207,7 @@
         </w:rPr>
       </w:pPr>
     </w:p>
-    <w:p>
+    <w:p ns2:paraId="65BD4179" ns2:textId="77777777">
       <w:pPr>
         <w:rPr>
           <w:rFonts w:ascii="黑体" w:eastAsia="黑体"/>
@@ -217,7 +216,7 @@
         </w:rPr>
       </w:pPr>
     </w:p>
-    <w:p>
+    <w:p ns2:paraId="28859FEA" ns2:textId="77777777">
       <w:pPr>
         <w:rPr>
           <w:rFonts w:ascii="黑体" w:eastAsia="黑体"/>
@@ -226,7 +225,7 @@
         </w:rPr>
       </w:pPr>
     </w:p>
-    <w:p>
+    <w:p ns2:paraId="2954AF7F" ns2:textId="77777777">
       <w:pPr>
         <w:jc w:val="center"/>
         <w:rPr>
@@ -246,7 +245,7 @@
         <w:t>基于深度学习的废弃物数据管理系统</w:t>
       </w:r>
     </w:p>
-    <w:p>
+    <w:p ns2:paraId="30DD6CA9" ns2:textId="77777777">
       <w:pPr>
         <w:pStyle w:val="BodyText"/>
         <w:spacing w:line="520" w:lineRule="exact"/>
@@ -257,7 +256,7 @@
         </w:rPr>
       </w:pPr>
     </w:p>
-    <w:p>
+    <w:p ns2:paraId="399E5AD9" ns2:textId="77777777">
       <w:pPr>
         <w:pStyle w:val="BodyText"/>
         <w:spacing w:line="520" w:lineRule="exact"/>
@@ -268,7 +267,7 @@
         </w:rPr>
       </w:pPr>
     </w:p>
-    <w:p>
+    <w:p ns2:paraId="0B100D4E" ns2:textId="77777777">
       <w:pPr>
         <w:pStyle w:val="BodyText"/>
         <w:spacing w:line="520" w:lineRule="exact"/>
@@ -279,7 +278,7 @@
         </w:rPr>
       </w:pPr>
     </w:p>
-    <w:p>
+    <w:p ns2:paraId="01DB0DFB" ns2:textId="77777777">
       <w:pPr>
         <w:rPr>
           <w:rFonts w:ascii="隶书" w:eastAsia="隶书"/>
@@ -289,7 +288,7 @@
         </w:rPr>
       </w:pPr>
     </w:p>
-    <w:p>
+    <w:p ns2:paraId="4BB402D7" ns2:textId="77777777">
       <w:pPr>
         <w:widowControl/>
         <w:ind w:firstLine="1950" w:firstLineChars="650"/>
@@ -318,7 +317,7 @@
         <w:t>计算机科学与技术学院</w:t>
       </w:r>
     </w:p>
-    <w:p>
+    <w:p ns2:paraId="53DDD5D6" ns2:textId="77777777">
       <w:pPr>
         <w:widowControl/>
         <w:ind w:firstLine="1950" w:firstLineChars="650"/>
@@ -363,7 +362,7 @@
         <w:t xml:space="preserve">  </w:t>
       </w:r>
     </w:p>
-    <w:p>
+    <w:p ns2:paraId="00615A86" ns2:textId="77777777">
       <w:pPr>
         <w:ind w:firstLine="1950" w:firstLineChars="650"/>
         <w:rPr>
@@ -415,7 +414,7 @@
         <w:t xml:space="preserve">         </w:t>
       </w:r>
     </w:p>
-    <w:p>
+    <w:p ns2:paraId="31DA69BF" ns2:textId="77777777">
       <w:pPr>
         <w:ind w:left="1260" w:firstLine="420"/>
         <w:rPr>
@@ -460,7 +459,7 @@
         <w:t xml:space="preserve">      </w:t>
       </w:r>
     </w:p>
-    <w:p>
+    <w:p ns2:paraId="23179E87" ns2:textId="77777777">
       <w:pPr>
         <w:tabs>
           <w:tab w:val="left" w:pos="5940"/>
@@ -525,7 +524,7 @@
         <w:t xml:space="preserve">    </w:t>
       </w:r>
     </w:p>
-    <w:p>
+    <w:p ns2:paraId="5C29769C" ns2:textId="77777777">
       <w:pPr>
         <w:rPr>
           <w:rFonts w:ascii="黑体" w:eastAsia="黑体"/>
@@ -533,7 +532,7 @@
         </w:rPr>
       </w:pPr>
     </w:p>
-    <w:p>
+    <w:p ns2:paraId="3DB82925" ns2:textId="77777777">
       <w:pPr>
         <w:jc w:val="center"/>
         <w:rPr>
@@ -563,7 +562,7 @@
         <w:t xml:space="preserve"> 年 6 月</w:t>
       </w:r>
     </w:p>
-    <w:p>
+    <w:p ns2:paraId="5D0F4E8D" ns2:textId="77777777">
       <w:pPr>
         <w:pStyle w:val="PlainText"/>
         <w:spacing w:line="560" w:lineRule="exact"/>
@@ -585,7 +584,7 @@
         <w:t>声明</w:t>
       </w:r>
     </w:p>
-    <w:p>
+    <w:p ns2:paraId="2F455675" ns2:textId="77777777">
       <w:pPr>
         <w:pStyle w:val="PlainText"/>
         <w:spacing w:line="560" w:lineRule="exact"/>
@@ -600,7 +599,7 @@
         </w:rPr>
       </w:pPr>
     </w:p>
-    <w:p>
+    <w:p ns2:paraId="12129B2D" ns2:textId="77777777">
       <w:pPr>
         <w:pStyle w:val="PlainText"/>
         <w:spacing w:line="560" w:lineRule="exact"/>
@@ -622,7 +621,7 @@
         <w:t>本人郑重声明：所呈交的毕业设计（论文）《[题目]》，系本人在导师[导师姓名]指导下开展研究工作所取得的成果。除文中已明确标注引用的内容外，本成果不包含任何其他个人或集体已发表或撰写过的作品成果。本人完全知晓本声明的法律后果由本人承担。</w:t>
       </w:r>
     </w:p>
-    <w:p>
+    <w:p ns2:paraId="6ED7CA90" ns2:textId="77777777">
       <w:pPr>
         <w:pStyle w:val="PlainText"/>
         <w:spacing w:line="560" w:lineRule="exact"/>
@@ -638,7 +637,7 @@
         <w:t>本人同意山东理工大学有权保存本毕业设计（论文）的纸质版与电子版，可采用影印、缩印、数字化等复制手段进行留存，并通过目录检索与阅览服务供非盈利性学术交流、教学及科研使用，另有约定的除外。若学校需将本成果提交至中国知网、万方等正规学术数据库，本人予以同意，相关著作权使用费与稿酬按规定执行。</w:t>
       </w:r>
     </w:p>
-    <w:p>
+    <w:p ns2:paraId="6782DF82" ns2:textId="77777777">
       <w:pPr>
         <w:pStyle w:val="PlainText"/>
         <w:spacing w:line="560" w:lineRule="exact"/>
@@ -677,7 +676,7 @@
         <w:t>及相关学术规范处理。</w:t>
       </w:r>
     </w:p>
-    <w:p>
+    <w:p ns2:paraId="22C57F55" ns2:textId="77777777">
       <w:pPr>
         <w:pStyle w:val="PlainText"/>
         <w:spacing w:line="560" w:lineRule="exact"/>
@@ -690,7 +689,7 @@
         </w:rPr>
       </w:pPr>
     </w:p>
-    <w:p>
+    <w:p ns2:paraId="0DB29216" ns2:textId="77777777">
       <w:pPr>
         <w:pStyle w:val="PlainText"/>
         <w:spacing w:line="560" w:lineRule="exact"/>
@@ -703,7 +702,7 @@
         </w:rPr>
       </w:pPr>
     </w:p>
-    <w:p>
+    <w:p ns2:paraId="169AFDEF" ns2:textId="77777777">
       <w:pPr>
         <w:pStyle w:val="PlainText"/>
         <w:spacing w:line="560" w:lineRule="exact"/>
@@ -725,7 +724,7 @@
         <w:t>声明人（学生签字）：__________导师签字：__________</w:t>
       </w:r>
     </w:p>
-    <w:p>
+    <w:p ns2:paraId="530C662E" ns2:textId="77777777">
       <w:pPr>
         <w:pStyle w:val="PlainText"/>
         <w:spacing w:line="560" w:lineRule="exact"/>
@@ -738,7 +737,7 @@
         </w:rPr>
       </w:pPr>
     </w:p>
-    <w:p>
+    <w:p ns2:paraId="1DB8E0EF" ns2:textId="77777777">
       <w:pPr>
         <w:pStyle w:val="PlainText"/>
         <w:spacing w:line="560" w:lineRule="exact"/>
@@ -760,7 +759,7 @@
         <w:t>日 期：______年____月____日</w:t>
       </w:r>
     </w:p>
-    <w:p>
+    <w:p ns2:paraId="5899EBB7" ns2:textId="77777777">
       <w:pPr>
         <w:rPr>
           <w:rFonts w:ascii="Times New Roman" w:eastAsia="宋体" w:hAnsi="Times New Roman" w:cs="Times New Roman"/>
@@ -769,7 +768,7 @@
           <w:szCs w:val="20"/>
         </w:rPr>
         <w:sectPr>
-          <w:footerReference w:type="default" r:id="rId8"/>
+          <w:footerReference w:type="default" ns6:id="rId8"/>
           <w:pgSz w:w="11906" w:h="16838"/>
           <w:pgMar w:top="2154" w:right="1814" w:bottom="2154" w:left="1814" w:header="1587" w:footer="1701" w:gutter="0"/>
           <w:pgNumType w:fmt="upperRoman" w:start="1"/>
@@ -778,7 +777,7 @@
         </w:sectPr>
       </w:pPr>
     </w:p>
-    <w:p>
+    <w:p ns2:paraId="23F4C2D8" ns2:textId="77777777">
       <w:pPr>
         <w:jc w:val="center"/>
         <w:rPr>
@@ -816,7 +815,7 @@
         <w:t>要</w:t>
       </w:r>
     </w:p>
-    <w:p>
+    <w:p ns2:paraId="7FE39981" ns2:textId="77777777">
       <w:pPr>
         <w:spacing w:line="400" w:lineRule="exact"/>
         <w:ind w:firstLine="480" w:firstLineChars="200"/>
@@ -835,7 +834,7 @@
         <w:t>伴随着城市化的发展以及居民消费结构的变化，生活垃圾数量增长速度越来越快，种类也越来越繁杂，包装材料也越来越多样。传统的分类方式大多依靠用户的主观经验以及人工的宣传，对于外观相似、材质复杂或者存在污染状况的废弃物来说，很容易造成判断上的不一致，识别效率低下并且难以形成数据。因此，研究一套可以实现图片识别、相似案例检索、知识查询、智能解释的废弃物数据管理系统有现实意义。</w:t>
       </w:r>
     </w:p>
-    <w:p>
+    <w:p ns2:paraId="5984DD2D" ns2:textId="77777777">
       <w:pPr>
         <w:spacing w:line="400" w:lineRule="exact"/>
         <w:ind w:firstLine="480" w:firstLineChars="200"/>
@@ -851,10 +850,10 @@
           <w:kern w:val="0"/>
           <w:sz w:val="24"/>
         </w:rPr>
-        <w:t>本文对废弃物数据进行设计与实现，用深度学习的方法。使用ResNet50作为主要的分类模型，对可回收物、有害垃圾、厨余垃圾、其他垃圾这四类场景数据加以整理之后，再进行模型训练以及系统集成。后端用 Flask 实现图片上传、模型推理、向量检索、历史记录、外部 AI 调用；前端用 Vue 3 构建单页应用；数据层用 SQLite 保存历史记录，用 Qdrant 保存 2048 维图片特征并实现相似案例检索。</w:t>
-      </w:r>
-    </w:p>
-    <w:p>
+        <w:t>本文对废弃物数据进行设计与实现，用深度学习的方法。使用ResNet50作为主要的分类模型，对可回收物、有害垃圾、厨余垃圾、其他垃圾这四类场景数据加以整理之后，再进行模型训练以及系统集成。后端用 Flask 实现图片上传、模型推理、向量检索、历史记录、外部 AI 调用；前端用 Vue 3 构建单页应用；数据层用 SQLite 保存识别历史和搜索历史，用 Qdrant 保存 2048 维图片特征并实现相似案例检索。</w:t>
+      </w:r>
+    </w:p>
+    <w:p ns2:paraId="5925F62A" ns2:textId="77777777">
       <w:pPr>
         <w:spacing w:line="400" w:lineRule="exact"/>
         <w:ind w:firstLine="480" w:firstLineChars="200"/>
@@ -873,7 +872,7 @@
         <w:t>系统接入了DeepSeek文本问答接口、Kimi多模态图片理解接口，可以回答分类规则、投放建议、复杂的图片分析等问题。模型分类、向量检索、大模型解释三者协同使用，系统不仅可以给出分类结果，还可以给出相似案例以及文字说明。目前版本已经移除了登录注册以及用户管理模块，暂时将知识测试的入口隐藏起来，使演示过程只关注识别、检索、解释、记录。</w:t>
       </w:r>
     </w:p>
-    <w:p>
+    <w:p ns2:paraId="20619BE6" ns2:textId="77777777">
       <w:pPr>
         <w:spacing w:line="400" w:lineRule="exact"/>
         <w:ind w:firstLine="480" w:firstLineChars="200"/>
@@ -889,10 +888,10 @@
           <w:kern w:val="0"/>
           <w:sz w:val="24"/>
         </w:rPr>
-        <w:t>整理后的四分类数据集共有8213张图片，可回收物有5586张，有害垃圾有945张，厨余垃圾有985张，其他垃圾有697张。ResNet50 训练 10 轮后，最佳验证准确率为 0.9821，测试集准确率达到 0.9830，满足任务书要求。Qdrant 集合 `waste_images` 写入 8213 条 2048 维图片向量。功能测试包含图像识别、相似检索、分类知识、智能问答、图片理解、历史记录，自动化测试结果全部通过11个用例。</w:t>
-      </w:r>
-    </w:p>
-    <w:p>
+        <w:t>整理后的四分类数据集共有8213张图片，可回收物有5586张，有害垃圾有945张，厨余垃圾有985张，其他垃圾有697张。ResNet50 训练 10 轮后，最佳验证准确率为 0.9821，测试集准确率达到 0.9830，满足任务书要求。Qdrant 集合 `waste_images` 写入 8213 条 2048 维图片向量。功能测试包含图像识别、相似检索、分类知识、智能问答、图片理解、历史记录，自动化测试结果全部通过18个用例。</w:t>
+      </w:r>
+    </w:p>
+    <w:p ns2:paraId="5BA69CF2" ns2:textId="77777777">
       <w:pPr>
         <w:spacing w:line="400" w:lineRule="exact"/>
         <w:rPr>
@@ -984,7 +983,7 @@
         <w:t>；多模态理解</w:t>
       </w:r>
     </w:p>
-    <w:p>
+    <w:p ns2:paraId="21DFDA50" ns2:textId="77777777">
       <w:pPr>
         <w:rPr>
           <w:rFonts w:ascii="Times New Roman" w:eastAsia="宋体" w:hAnsi="Times New Roman" w:cs="Times New Roman"/>
@@ -1001,7 +1000,7 @@
         <w:br w:type="page"/>
       </w:r>
     </w:p>
-    <w:p>
+    <w:p ns2:paraId="23C70635" ns2:textId="77777777">
       <w:pPr>
         <w:spacing w:before="312" w:beforeLines="100" w:after="312" w:afterLines="100" w:line="400" w:lineRule="exact"/>
         <w:rPr>
@@ -1011,8 +1010,8 @@
           <w:szCs w:val="20"/>
         </w:rPr>
         <w:sectPr>
-          <w:headerReference w:type="default" r:id="rId9"/>
-          <w:footerReference w:type="default" r:id="rId10"/>
+          <w:headerReference w:type="default" ns6:id="rId9"/>
+          <w:footerReference w:type="default" ns6:id="rId10"/>
           <w:pgSz w:w="11906" w:h="16838"/>
           <w:pgMar w:top="2154" w:right="1814" w:bottom="2154" w:left="1814" w:header="1587" w:footer="1701" w:gutter="0"/>
           <w:pgNumType w:fmt="upperRoman" w:start="1"/>
@@ -1021,7 +1020,7 @@
         </w:sectPr>
       </w:pPr>
     </w:p>
-    <w:p>
+    <w:p ns2:paraId="2545DC3F" ns2:textId="77777777">
       <w:pPr>
         <w:spacing w:before="312" w:beforeLines="100" w:after="312" w:afterLines="100" w:line="400" w:lineRule="exact"/>
         <w:jc w:val="center"/>
@@ -1041,7 +1040,7 @@
         <w:t>Abstract</w:t>
       </w:r>
     </w:p>
-    <w:p>
+    <w:p ns2:paraId="041F312F" ns2:textId="77777777">
       <w:pPr>
         <w:spacing w:line="400" w:lineRule="exact"/>
         <w:ind w:firstLine="480" w:firstLineChars="200"/>
@@ -1060,7 +1059,7 @@
         <w:t>As the scale of municipal waste increases, the old way of classifying it by hand is inefficient and inconsistent. The Design of this thesis is a deep learning-based waste data management system, which includes image recognition, similar case retrieval, knowledge search, intelligent question answering, image understanding, history management, etc.</w:t>
       </w:r>
     </w:p>
-    <w:p>
+    <w:p ns2:paraId="3BAE98D0" ns2:textId="77777777">
       <w:pPr>
         <w:spacing w:line="400" w:lineRule="exact"/>
         <w:ind w:firstLine="480" w:firstLineChars="200"/>
@@ -1079,7 +1078,7 @@
         <w:t>Flask is the backend, Vue 3 is used for the frontend, ResNet50 is used as the image classification model, SQLite is for local history data, and Qdrant is a vector similarity search engine. DeepSeek and Kimi have been connected to offer text-based consultation and multimodal image recognition.</w:t>
       </w:r>
     </w:p>
-    <w:p>
+    <w:p ns2:paraId="34293B01" ns2:textId="77777777">
       <w:pPr>
         <w:spacing w:line="400" w:lineRule="exact"/>
         <w:ind w:firstLine="480" w:firstLineChars="200"/>
@@ -1095,10 +1094,10 @@
           <w:sz w:val="24"/>
           <w:szCs w:val="24"/>
         </w:rPr>
-        <w:t>According to the experiments, the test accuracy of the ResNet50 model on the four-class waste dataset is 0.9830. There are 8213 image vectors in the Qdrant collection, and all 11 automatic test cases have passed; thus, the system has met the basic function and performance requirements.</w:t>
-      </w:r>
-    </w:p>
-    <w:p>
+        <w:t>According to the experiments, the test accuracy of the ResNet50 model on the four-class waste dataset is 0.9830. There are 8213 image vectors in the Qdrant collection, and all 18 automatic test cases have passed; thus, the system has met the basic function and performance requirements.</w:t>
+      </w:r>
+    </w:p>
+    <w:p ns2:paraId="2CC96E3B" ns2:textId="77777777">
       <w:pPr>
         <w:spacing w:line="400" w:lineRule="exact"/>
         <w:rPr>
@@ -1142,7 +1141,7 @@
         <w:t>; Multimodal understanding</w:t>
       </w:r>
     </w:p>
-    <w:p>
+    <w:p ns2:paraId="4696913E" ns2:textId="77777777">
       <w:pPr>
         <w:spacing w:line="400" w:lineRule="exact"/>
         <w:rPr>
@@ -1151,8 +1150,8 @@
           <w:szCs w:val="24"/>
         </w:rPr>
         <w:sectPr>
-          <w:headerReference w:type="default" r:id="rId11"/>
-          <w:footerReference w:type="default" r:id="rId12"/>
+          <w:headerReference w:type="default" ns6:id="rId11"/>
+          <w:footerReference w:type="default" ns6:id="rId12"/>
           <w:pgSz w:w="11906" w:h="16838"/>
           <w:pgMar w:top="2154" w:right="1814" w:bottom="2154" w:left="1814" w:header="1587" w:footer="1701" w:gutter="0"/>
           <w:pgNumType w:fmt="upperRoman"/>
@@ -1192,7 +1191,7 @@
         </w:rPr>
       </w:sdtEndPr>
       <w:sdtContent>
-        <w:p>
+        <w:p ns2:paraId="194EE020" ns2:textId="77777777">
           <w:pPr>
             <w:pStyle w:val="TOC10"/>
             <w:jc w:val="center"/>
@@ -1210,7 +1209,7 @@
             <w:t>目录</w:t>
           </w:r>
         </w:p>
-        <w:p>
+        <w:p ns2:paraId="01F8F4FC" ns2:textId="4F7B99A6">
           <w:pPr>
             <w:pStyle w:val="TOC1"/>
             <w:tabs>
@@ -1223,7 +1222,7 @@
               <w:kern w:val="2"/>
               <w:sz w:val="22"/>
               <w:szCs w:val="24"/>
-              <w14:ligatures w14:val="standardContextual"/>
+              <ns2:ligatures ns2:val="standardContextual"/>
             </w:rPr>
           </w:pPr>
           <w:r>
@@ -1330,7 +1329,7 @@
             </w:r>
           </w:hyperlink>
         </w:p>
-        <w:p>
+        <w:p ns2:paraId="46DB145B" ns2:textId="605D0880">
           <w:pPr>
             <w:pStyle w:val="TOC2"/>
             <w:tabs>
@@ -1340,7 +1339,7 @@
               <w:rFonts w:asciiTheme="minorHAnsi" w:eastAsiaTheme="minorEastAsia" w:hAnsiTheme="minorHAnsi" w:cstheme="minorBidi"/>
               <w:noProof/>
               <w:sz w:val="22"/>
-              <w14:ligatures w14:val="standardContextual"/>
+              <ns2:ligatures ns2:val="standardContextual"/>
             </w:rPr>
           </w:pPr>
           <w:hyperlink w:anchor="_Toc231030114" w:history="1">
@@ -1428,7 +1427,7 @@
             </w:r>
           </w:hyperlink>
         </w:p>
-        <w:p>
+        <w:p ns2:paraId="5DA8B25D" ns2:textId="5E1192C1">
           <w:pPr>
             <w:pStyle w:val="TOC2"/>
             <w:tabs>
@@ -1438,7 +1437,7 @@
               <w:rFonts w:asciiTheme="minorHAnsi" w:eastAsiaTheme="minorEastAsia" w:hAnsiTheme="minorHAnsi" w:cstheme="minorBidi"/>
               <w:noProof/>
               <w:sz w:val="22"/>
-              <w14:ligatures w14:val="standardContextual"/>
+              <ns2:ligatures ns2:val="standardContextual"/>
             </w:rPr>
           </w:pPr>
           <w:hyperlink w:anchor="_Toc231030115" w:history="1">
@@ -1526,7 +1525,7 @@
             </w:r>
           </w:hyperlink>
         </w:p>
-        <w:p>
+        <w:p ns2:paraId="2BCF7952" ns2:textId="7349C63D">
           <w:pPr>
             <w:pStyle w:val="TOC2"/>
             <w:tabs>
@@ -1536,7 +1535,7 @@
               <w:rFonts w:asciiTheme="minorHAnsi" w:eastAsiaTheme="minorEastAsia" w:hAnsiTheme="minorHAnsi" w:cstheme="minorBidi"/>
               <w:noProof/>
               <w:sz w:val="22"/>
-              <w14:ligatures w14:val="standardContextual"/>
+              <ns2:ligatures ns2:val="standardContextual"/>
             </w:rPr>
           </w:pPr>
           <w:hyperlink w:anchor="_Toc231030116" w:history="1">
@@ -1624,7 +1623,7 @@
             </w:r>
           </w:hyperlink>
         </w:p>
-        <w:p>
+        <w:p ns2:paraId="516E08F8" ns2:textId="2FA2F738">
           <w:pPr>
             <w:pStyle w:val="TOC2"/>
             <w:tabs>
@@ -1634,7 +1633,7 @@
               <w:rFonts w:asciiTheme="minorHAnsi" w:eastAsiaTheme="minorEastAsia" w:hAnsiTheme="minorHAnsi" w:cstheme="minorBidi"/>
               <w:noProof/>
               <w:sz w:val="22"/>
-              <w14:ligatures w14:val="standardContextual"/>
+              <ns2:ligatures ns2:val="standardContextual"/>
             </w:rPr>
           </w:pPr>
           <w:hyperlink w:anchor="_Toc231030117" w:history="1">
@@ -1722,7 +1721,7 @@
             </w:r>
           </w:hyperlink>
         </w:p>
-        <w:p>
+        <w:p ns2:paraId="055AE531" ns2:textId="5E2FDC01">
           <w:pPr>
             <w:pStyle w:val="TOC2"/>
             <w:tabs>
@@ -1732,7 +1731,7 @@
               <w:rFonts w:asciiTheme="minorHAnsi" w:eastAsiaTheme="minorEastAsia" w:hAnsiTheme="minorHAnsi" w:cstheme="minorBidi"/>
               <w:noProof/>
               <w:sz w:val="22"/>
-              <w14:ligatures w14:val="standardContextual"/>
+              <ns2:ligatures ns2:val="standardContextual"/>
             </w:rPr>
           </w:pPr>
           <w:hyperlink w:anchor="_Toc231030118" w:history="1">
@@ -1820,7 +1819,7 @@
             </w:r>
           </w:hyperlink>
         </w:p>
-        <w:p>
+        <w:p ns2:paraId="0B174D24" ns2:textId="55F3085B">
           <w:pPr>
             <w:pStyle w:val="TOC2"/>
             <w:tabs>
@@ -1830,7 +1829,7 @@
               <w:rFonts w:asciiTheme="minorHAnsi" w:eastAsiaTheme="minorEastAsia" w:hAnsiTheme="minorHAnsi" w:cstheme="minorBidi"/>
               <w:noProof/>
               <w:sz w:val="22"/>
-              <w14:ligatures w14:val="standardContextual"/>
+              <ns2:ligatures ns2:val="standardContextual"/>
             </w:rPr>
           </w:pPr>
           <w:hyperlink w:anchor="_Toc231030119" w:history="1">
@@ -1918,7 +1917,7 @@
             </w:r>
           </w:hyperlink>
         </w:p>
-        <w:p>
+        <w:p ns2:paraId="17F7045F" ns2:textId="417AA35B">
           <w:pPr>
             <w:pStyle w:val="TOC2"/>
             <w:tabs>
@@ -1928,7 +1927,7 @@
               <w:rFonts w:asciiTheme="minorHAnsi" w:eastAsiaTheme="minorEastAsia" w:hAnsiTheme="minorHAnsi" w:cstheme="minorBidi"/>
               <w:noProof/>
               <w:sz w:val="22"/>
-              <w14:ligatures w14:val="standardContextual"/>
+              <ns2:ligatures ns2:val="standardContextual"/>
             </w:rPr>
           </w:pPr>
           <w:hyperlink w:anchor="_Toc231030120" w:history="1">
@@ -2016,7 +2015,7 @@
             </w:r>
           </w:hyperlink>
         </w:p>
-        <w:p>
+        <w:p ns2:paraId="7A6F5D04" ns2:textId="685A2E5B">
           <w:pPr>
             <w:pStyle w:val="TOC2"/>
             <w:tabs>
@@ -2026,7 +2025,7 @@
               <w:rFonts w:asciiTheme="minorHAnsi" w:eastAsiaTheme="minorEastAsia" w:hAnsiTheme="minorHAnsi" w:cstheme="minorBidi"/>
               <w:noProof/>
               <w:sz w:val="22"/>
-              <w14:ligatures w14:val="standardContextual"/>
+              <ns2:ligatures ns2:val="standardContextual"/>
             </w:rPr>
           </w:pPr>
           <w:hyperlink w:anchor="_Toc231030121" w:history="1">
@@ -2114,7 +2113,7 @@
             </w:r>
           </w:hyperlink>
         </w:p>
-        <w:p>
+        <w:p ns2:paraId="1D505E9D" ns2:textId="35B20CF3">
           <w:pPr>
             <w:pStyle w:val="TOC2"/>
             <w:tabs>
@@ -2124,7 +2123,7 @@
               <w:rFonts w:asciiTheme="minorHAnsi" w:eastAsiaTheme="minorEastAsia" w:hAnsiTheme="minorHAnsi" w:cstheme="minorBidi"/>
               <w:noProof/>
               <w:sz w:val="22"/>
-              <w14:ligatures w14:val="standardContextual"/>
+              <ns2:ligatures ns2:val="standardContextual"/>
             </w:rPr>
           </w:pPr>
           <w:hyperlink w:anchor="_Toc231030122" w:history="1">
@@ -2212,7 +2211,7 @@
             </w:r>
           </w:hyperlink>
         </w:p>
-        <w:p>
+        <w:p ns2:paraId="2F4A5FC3" ns2:textId="02E02620">
           <w:pPr>
             <w:pStyle w:val="TOC2"/>
             <w:tabs>
@@ -2222,7 +2221,7 @@
               <w:rFonts w:asciiTheme="minorHAnsi" w:eastAsiaTheme="minorEastAsia" w:hAnsiTheme="minorHAnsi" w:cstheme="minorBidi"/>
               <w:noProof/>
               <w:sz w:val="22"/>
-              <w14:ligatures w14:val="standardContextual"/>
+              <ns2:ligatures ns2:val="standardContextual"/>
             </w:rPr>
           </w:pPr>
           <w:hyperlink w:anchor="_Toc231030123" w:history="1">
@@ -2330,7 +2329,7 @@
             </w:r>
           </w:hyperlink>
         </w:p>
-        <w:p>
+        <w:p ns2:paraId="5348948E" ns2:textId="328C2366">
           <w:pPr>
             <w:pStyle w:val="TOC1"/>
             <w:tabs>
@@ -2343,7 +2342,7 @@
               <w:kern w:val="2"/>
               <w:sz w:val="22"/>
               <w:szCs w:val="24"/>
-              <w14:ligatures w14:val="standardContextual"/>
+              <ns2:ligatures ns2:val="standardContextual"/>
             </w:rPr>
           </w:pPr>
           <w:hyperlink w:anchor="_Toc231030124" w:history="1">
@@ -2431,7 +2430,7 @@
             </w:r>
           </w:hyperlink>
         </w:p>
-        <w:p>
+        <w:p ns2:paraId="2277E7D3" ns2:textId="627C5E82">
           <w:pPr>
             <w:pStyle w:val="TOC2"/>
             <w:tabs>
@@ -2441,7 +2440,7 @@
               <w:rFonts w:asciiTheme="minorHAnsi" w:eastAsiaTheme="minorEastAsia" w:hAnsiTheme="minorHAnsi" w:cstheme="minorBidi"/>
               <w:noProof/>
               <w:sz w:val="22"/>
-              <w14:ligatures w14:val="standardContextual"/>
+              <ns2:ligatures ns2:val="standardContextual"/>
             </w:rPr>
           </w:pPr>
           <w:hyperlink w:anchor="_Toc231030125" w:history="1">
@@ -2529,7 +2528,7 @@
             </w:r>
           </w:hyperlink>
         </w:p>
-        <w:p>
+        <w:p ns2:paraId="6D055421" ns2:textId="0ADEA6F4">
           <w:pPr>
             <w:pStyle w:val="TOC2"/>
             <w:tabs>
@@ -2539,7 +2538,7 @@
               <w:rFonts w:asciiTheme="minorHAnsi" w:eastAsiaTheme="minorEastAsia" w:hAnsiTheme="minorHAnsi" w:cstheme="minorBidi"/>
               <w:noProof/>
               <w:sz w:val="22"/>
-              <w14:ligatures w14:val="standardContextual"/>
+              <ns2:ligatures ns2:val="standardContextual"/>
             </w:rPr>
           </w:pPr>
           <w:hyperlink w:anchor="_Toc231030126" w:history="1">
@@ -2627,7 +2626,7 @@
             </w:r>
           </w:hyperlink>
         </w:p>
-        <w:p>
+        <w:p ns2:paraId="007964F6" ns2:textId="26FE760A">
           <w:pPr>
             <w:pStyle w:val="TOC2"/>
             <w:tabs>
@@ -2637,7 +2636,7 @@
               <w:rFonts w:asciiTheme="minorHAnsi" w:eastAsiaTheme="minorEastAsia" w:hAnsiTheme="minorHAnsi" w:cstheme="minorBidi"/>
               <w:noProof/>
               <w:sz w:val="22"/>
-              <w14:ligatures w14:val="standardContextual"/>
+              <ns2:ligatures ns2:val="standardContextual"/>
             </w:rPr>
           </w:pPr>
           <w:hyperlink w:anchor="_Toc231030127" w:history="1">
@@ -2725,7 +2724,7 @@
             </w:r>
           </w:hyperlink>
         </w:p>
-        <w:p>
+        <w:p ns2:paraId="4C22E54B" ns2:textId="4089D5B8">
           <w:pPr>
             <w:pStyle w:val="TOC2"/>
             <w:tabs>
@@ -2735,7 +2734,7 @@
               <w:rFonts w:asciiTheme="minorHAnsi" w:eastAsiaTheme="minorEastAsia" w:hAnsiTheme="minorHAnsi" w:cstheme="minorBidi"/>
               <w:noProof/>
               <w:sz w:val="22"/>
-              <w14:ligatures w14:val="standardContextual"/>
+              <ns2:ligatures ns2:val="standardContextual"/>
             </w:rPr>
           </w:pPr>
           <w:hyperlink w:anchor="_Toc231030128" w:history="1">
@@ -2823,7 +2822,7 @@
             </w:r>
           </w:hyperlink>
         </w:p>
-        <w:p>
+        <w:p ns2:paraId="71C3435D" ns2:textId="2BD75991">
           <w:pPr>
             <w:pStyle w:val="TOC1"/>
             <w:tabs>
@@ -2836,7 +2835,7 @@
               <w:kern w:val="2"/>
               <w:sz w:val="22"/>
               <w:szCs w:val="24"/>
-              <w14:ligatures w14:val="standardContextual"/>
+              <ns2:ligatures ns2:val="standardContextual"/>
             </w:rPr>
           </w:pPr>
           <w:hyperlink w:anchor="_Toc231030129" w:history="1">
@@ -2924,7 +2923,7 @@
             </w:r>
           </w:hyperlink>
         </w:p>
-        <w:p>
+        <w:p ns2:paraId="6AFC3946" ns2:textId="0DC653EB">
           <w:pPr>
             <w:pStyle w:val="TOC2"/>
             <w:tabs>
@@ -2934,7 +2933,7 @@
               <w:rFonts w:asciiTheme="minorHAnsi" w:eastAsiaTheme="minorEastAsia" w:hAnsiTheme="minorHAnsi" w:cstheme="minorBidi"/>
               <w:noProof/>
               <w:sz w:val="22"/>
-              <w14:ligatures w14:val="standardContextual"/>
+              <ns2:ligatures ns2:val="standardContextual"/>
             </w:rPr>
           </w:pPr>
           <w:hyperlink w:anchor="_Toc231030130" w:history="1">
@@ -3022,7 +3021,7 @@
             </w:r>
           </w:hyperlink>
         </w:p>
-        <w:p>
+        <w:p ns2:paraId="692E213F" ns2:textId="0DB6F5FC">
           <w:pPr>
             <w:pStyle w:val="TOC2"/>
             <w:tabs>
@@ -3032,7 +3031,7 @@
               <w:rFonts w:asciiTheme="minorHAnsi" w:eastAsiaTheme="minorEastAsia" w:hAnsiTheme="minorHAnsi" w:cstheme="minorBidi"/>
               <w:noProof/>
               <w:sz w:val="22"/>
-              <w14:ligatures w14:val="standardContextual"/>
+              <ns2:ligatures ns2:val="standardContextual"/>
             </w:rPr>
           </w:pPr>
           <w:hyperlink w:anchor="_Toc231030131" w:history="1">
@@ -3120,7 +3119,7 @@
             </w:r>
           </w:hyperlink>
         </w:p>
-        <w:p>
+        <w:p ns2:paraId="29BE609B" ns2:textId="42315DAC">
           <w:pPr>
             <w:pStyle w:val="TOC2"/>
             <w:tabs>
@@ -3130,7 +3129,7 @@
               <w:rFonts w:asciiTheme="minorHAnsi" w:eastAsiaTheme="minorEastAsia" w:hAnsiTheme="minorHAnsi" w:cstheme="minorBidi"/>
               <w:noProof/>
               <w:sz w:val="22"/>
-              <w14:ligatures w14:val="standardContextual"/>
+              <ns2:ligatures ns2:val="standardContextual"/>
             </w:rPr>
           </w:pPr>
           <w:hyperlink w:anchor="_Toc231030132" w:history="1">
@@ -3218,7 +3217,7 @@
             </w:r>
           </w:hyperlink>
         </w:p>
-        <w:p>
+        <w:p ns2:paraId="078CD14F" ns2:textId="547315CC">
           <w:pPr>
             <w:pStyle w:val="TOC2"/>
             <w:tabs>
@@ -3228,7 +3227,7 @@
               <w:rFonts w:asciiTheme="minorHAnsi" w:eastAsiaTheme="minorEastAsia" w:hAnsiTheme="minorHAnsi" w:cstheme="minorBidi"/>
               <w:noProof/>
               <w:sz w:val="22"/>
-              <w14:ligatures w14:val="standardContextual"/>
+              <ns2:ligatures ns2:val="standardContextual"/>
             </w:rPr>
           </w:pPr>
           <w:hyperlink w:anchor="_Toc231030133" w:history="1">
@@ -3316,7 +3315,7 @@
             </w:r>
           </w:hyperlink>
         </w:p>
-        <w:p>
+        <w:p ns2:paraId="4046839D" ns2:textId="7B1DB8B5">
           <w:pPr>
             <w:pStyle w:val="TOC2"/>
             <w:tabs>
@@ -3326,7 +3325,7 @@
               <w:rFonts w:asciiTheme="minorHAnsi" w:eastAsiaTheme="minorEastAsia" w:hAnsiTheme="minorHAnsi" w:cstheme="minorBidi"/>
               <w:noProof/>
               <w:sz w:val="22"/>
-              <w14:ligatures w14:val="standardContextual"/>
+              <ns2:ligatures ns2:val="standardContextual"/>
             </w:rPr>
           </w:pPr>
           <w:hyperlink w:anchor="_Toc231030134" w:history="1">
@@ -3414,7 +3413,7 @@
             </w:r>
           </w:hyperlink>
         </w:p>
-        <w:p>
+        <w:p ns2:paraId="6C33F58D" ns2:textId="2BCB88ED">
           <w:pPr>
             <w:pStyle w:val="TOC2"/>
             <w:tabs>
@@ -3424,7 +3423,7 @@
               <w:rFonts w:asciiTheme="minorHAnsi" w:eastAsiaTheme="minorEastAsia" w:hAnsiTheme="minorHAnsi" w:cstheme="minorBidi"/>
               <w:noProof/>
               <w:sz w:val="22"/>
-              <w14:ligatures w14:val="standardContextual"/>
+              <ns2:ligatures ns2:val="standardContextual"/>
             </w:rPr>
           </w:pPr>
           <w:hyperlink w:anchor="_Toc231030135" w:history="1">
@@ -3512,7 +3511,7 @@
             </w:r>
           </w:hyperlink>
         </w:p>
-        <w:p>
+        <w:p ns2:paraId="2060020F" ns2:textId="6C035879">
           <w:pPr>
             <w:pStyle w:val="TOC1"/>
             <w:tabs>
@@ -3525,7 +3524,7 @@
               <w:kern w:val="2"/>
               <w:sz w:val="22"/>
               <w:szCs w:val="24"/>
-              <w14:ligatures w14:val="standardContextual"/>
+              <ns2:ligatures ns2:val="standardContextual"/>
             </w:rPr>
           </w:pPr>
           <w:hyperlink w:anchor="_Toc231030136" w:history="1">
@@ -3613,7 +3612,7 @@
             </w:r>
           </w:hyperlink>
         </w:p>
-        <w:p>
+        <w:p ns2:paraId="1E3BB937" ns2:textId="39AD304B">
           <w:pPr>
             <w:pStyle w:val="TOC2"/>
             <w:tabs>
@@ -3623,7 +3622,7 @@
               <w:rFonts w:asciiTheme="minorHAnsi" w:eastAsiaTheme="minorEastAsia" w:hAnsiTheme="minorHAnsi" w:cstheme="minorBidi"/>
               <w:noProof/>
               <w:sz w:val="22"/>
-              <w14:ligatures w14:val="standardContextual"/>
+              <ns2:ligatures ns2:val="standardContextual"/>
             </w:rPr>
           </w:pPr>
           <w:hyperlink w:anchor="_Toc231030137" w:history="1">
@@ -3711,7 +3710,7 @@
             </w:r>
           </w:hyperlink>
         </w:p>
-        <w:p>
+        <w:p ns2:paraId="743D3C8F" ns2:textId="1C7BE840">
           <w:pPr>
             <w:pStyle w:val="TOC2"/>
             <w:tabs>
@@ -3721,7 +3720,7 @@
               <w:rFonts w:asciiTheme="minorHAnsi" w:eastAsiaTheme="minorEastAsia" w:hAnsiTheme="minorHAnsi" w:cstheme="minorBidi"/>
               <w:noProof/>
               <w:sz w:val="22"/>
-              <w14:ligatures w14:val="standardContextual"/>
+              <ns2:ligatures ns2:val="standardContextual"/>
             </w:rPr>
           </w:pPr>
           <w:hyperlink w:anchor="_Toc231030138" w:history="1">
@@ -3809,7 +3808,7 @@
             </w:r>
           </w:hyperlink>
         </w:p>
-        <w:p>
+        <w:p ns2:paraId="6C492206" ns2:textId="0EF9F640">
           <w:pPr>
             <w:pStyle w:val="TOC2"/>
             <w:tabs>
@@ -3819,7 +3818,7 @@
               <w:rFonts w:asciiTheme="minorHAnsi" w:eastAsiaTheme="minorEastAsia" w:hAnsiTheme="minorHAnsi" w:cstheme="minorBidi"/>
               <w:noProof/>
               <w:sz w:val="22"/>
-              <w14:ligatures w14:val="standardContextual"/>
+              <ns2:ligatures ns2:val="standardContextual"/>
             </w:rPr>
           </w:pPr>
           <w:hyperlink w:anchor="_Toc231030139" w:history="1">
@@ -3907,7 +3906,7 @@
             </w:r>
           </w:hyperlink>
         </w:p>
-        <w:p>
+        <w:p ns2:paraId="4CAB258F" ns2:textId="50189198">
           <w:pPr>
             <w:pStyle w:val="TOC2"/>
             <w:tabs>
@@ -3917,7 +3916,7 @@
               <w:rFonts w:asciiTheme="minorHAnsi" w:eastAsiaTheme="minorEastAsia" w:hAnsiTheme="minorHAnsi" w:cstheme="minorBidi"/>
               <w:noProof/>
               <w:sz w:val="22"/>
-              <w14:ligatures w14:val="standardContextual"/>
+              <ns2:ligatures ns2:val="standardContextual"/>
             </w:rPr>
           </w:pPr>
           <w:hyperlink w:anchor="_Toc231030140" w:history="1">
@@ -4005,7 +4004,7 @@
             </w:r>
           </w:hyperlink>
         </w:p>
-        <w:p>
+        <w:p ns2:paraId="5CCCAFA5" ns2:textId="118D3ABF">
           <w:pPr>
             <w:pStyle w:val="TOC2"/>
             <w:tabs>
@@ -4015,7 +4014,7 @@
               <w:rFonts w:asciiTheme="minorHAnsi" w:eastAsiaTheme="minorEastAsia" w:hAnsiTheme="minorHAnsi" w:cstheme="minorBidi"/>
               <w:noProof/>
               <w:sz w:val="22"/>
-              <w14:ligatures w14:val="standardContextual"/>
+              <ns2:ligatures ns2:val="standardContextual"/>
             </w:rPr>
           </w:pPr>
           <w:hyperlink w:anchor="_Toc231030141" w:history="1">
@@ -4103,7 +4102,7 @@
             </w:r>
           </w:hyperlink>
         </w:p>
-        <w:p>
+        <w:p ns2:paraId="337B3ED5" ns2:textId="6310E6CB">
           <w:pPr>
             <w:pStyle w:val="TOC2"/>
             <w:tabs>
@@ -4113,7 +4112,7 @@
               <w:rFonts w:asciiTheme="minorHAnsi" w:eastAsiaTheme="minorEastAsia" w:hAnsiTheme="minorHAnsi" w:cstheme="minorBidi"/>
               <w:noProof/>
               <w:sz w:val="22"/>
-              <w14:ligatures w14:val="standardContextual"/>
+              <ns2:ligatures ns2:val="standardContextual"/>
             </w:rPr>
           </w:pPr>
           <w:hyperlink w:anchor="_Toc231030142" w:history="1">
@@ -4201,7 +4200,7 @@
             </w:r>
           </w:hyperlink>
         </w:p>
-        <w:p>
+        <w:p ns2:paraId="1A264ED1" ns2:textId="7FA6DDBB">
           <w:pPr>
             <w:pStyle w:val="TOC2"/>
             <w:tabs>
@@ -4211,7 +4210,7 @@
               <w:rFonts w:asciiTheme="minorHAnsi" w:eastAsiaTheme="minorEastAsia" w:hAnsiTheme="minorHAnsi" w:cstheme="minorBidi"/>
               <w:noProof/>
               <w:sz w:val="22"/>
-              <w14:ligatures w14:val="standardContextual"/>
+              <ns2:ligatures ns2:val="standardContextual"/>
             </w:rPr>
           </w:pPr>
           <w:hyperlink w:anchor="_Toc231030143" w:history="1">
@@ -4299,7 +4298,7 @@
             </w:r>
           </w:hyperlink>
         </w:p>
-        <w:p>
+        <w:p ns2:paraId="4AAA6ECF" ns2:textId="10B67FA3">
           <w:pPr>
             <w:pStyle w:val="TOC2"/>
             <w:tabs>
@@ -4309,7 +4308,7 @@
               <w:rFonts w:asciiTheme="minorHAnsi" w:eastAsiaTheme="minorEastAsia" w:hAnsiTheme="minorHAnsi" w:cstheme="minorBidi"/>
               <w:noProof/>
               <w:sz w:val="22"/>
-              <w14:ligatures w14:val="standardContextual"/>
+              <ns2:ligatures ns2:val="standardContextual"/>
             </w:rPr>
           </w:pPr>
           <w:hyperlink w:anchor="_Toc231030144" w:history="1">
@@ -4397,7 +4396,7 @@
             </w:r>
           </w:hyperlink>
         </w:p>
-        <w:p>
+        <w:p ns2:paraId="0769CE99" ns2:textId="6D040B8C">
           <w:pPr>
             <w:pStyle w:val="TOC2"/>
             <w:tabs>
@@ -4407,7 +4406,7 @@
               <w:rFonts w:asciiTheme="minorHAnsi" w:eastAsiaTheme="minorEastAsia" w:hAnsiTheme="minorHAnsi" w:cstheme="minorBidi"/>
               <w:noProof/>
               <w:sz w:val="22"/>
-              <w14:ligatures w14:val="standardContextual"/>
+              <ns2:ligatures ns2:val="standardContextual"/>
             </w:rPr>
           </w:pPr>
           <w:hyperlink w:anchor="_Toc231030145" w:history="1">
@@ -4495,7 +4494,7 @@
             </w:r>
           </w:hyperlink>
         </w:p>
-        <w:p>
+        <w:p ns2:paraId="01277D6E" ns2:textId="62445DAA">
           <w:pPr>
             <w:pStyle w:val="TOC2"/>
             <w:tabs>
@@ -4505,7 +4504,7 @@
               <w:rFonts w:asciiTheme="minorHAnsi" w:eastAsiaTheme="minorEastAsia" w:hAnsiTheme="minorHAnsi" w:cstheme="minorBidi"/>
               <w:noProof/>
               <w:sz w:val="22"/>
-              <w14:ligatures w14:val="standardContextual"/>
+              <ns2:ligatures ns2:val="standardContextual"/>
             </w:rPr>
           </w:pPr>
           <w:hyperlink w:anchor="_Toc231030146" w:history="1">
@@ -4593,7 +4592,7 @@
             </w:r>
           </w:hyperlink>
         </w:p>
-        <w:p>
+        <w:p ns2:paraId="6303A120" ns2:textId="460E7A97">
           <w:pPr>
             <w:pStyle w:val="TOC1"/>
             <w:tabs>
@@ -4606,7 +4605,7 @@
               <w:kern w:val="2"/>
               <w:sz w:val="22"/>
               <w:szCs w:val="24"/>
-              <w14:ligatures w14:val="standardContextual"/>
+              <ns2:ligatures ns2:val="standardContextual"/>
             </w:rPr>
           </w:pPr>
           <w:hyperlink w:anchor="_Toc231030147" w:history="1">
@@ -4694,7 +4693,7 @@
             </w:r>
           </w:hyperlink>
         </w:p>
-        <w:p>
+        <w:p ns2:paraId="1D49435C" ns2:textId="328761CA">
           <w:pPr>
             <w:pStyle w:val="TOC2"/>
             <w:tabs>
@@ -4704,7 +4703,7 @@
               <w:rFonts w:asciiTheme="minorHAnsi" w:eastAsiaTheme="minorEastAsia" w:hAnsiTheme="minorHAnsi" w:cstheme="minorBidi"/>
               <w:noProof/>
               <w:sz w:val="22"/>
-              <w14:ligatures w14:val="standardContextual"/>
+              <ns2:ligatures ns2:val="standardContextual"/>
             </w:rPr>
           </w:pPr>
           <w:hyperlink w:anchor="_Toc231030148" w:history="1">
@@ -4792,7 +4791,7 @@
             </w:r>
           </w:hyperlink>
         </w:p>
-        <w:p>
+        <w:p ns2:paraId="1EA9F398" ns2:textId="47E3F110">
           <w:pPr>
             <w:pStyle w:val="TOC2"/>
             <w:tabs>
@@ -4802,7 +4801,7 @@
               <w:rFonts w:asciiTheme="minorHAnsi" w:eastAsiaTheme="minorEastAsia" w:hAnsiTheme="minorHAnsi" w:cstheme="minorBidi"/>
               <w:noProof/>
               <w:sz w:val="22"/>
-              <w14:ligatures w14:val="standardContextual"/>
+              <ns2:ligatures ns2:val="standardContextual"/>
             </w:rPr>
           </w:pPr>
           <w:hyperlink w:anchor="_Toc231030149" w:history="1">
@@ -4890,7 +4889,7 @@
             </w:r>
           </w:hyperlink>
         </w:p>
-        <w:p>
+        <w:p ns2:paraId="78F2D985" ns2:textId="73349826">
           <w:pPr>
             <w:pStyle w:val="TOC2"/>
             <w:tabs>
@@ -4900,7 +4899,7 @@
               <w:rFonts w:asciiTheme="minorHAnsi" w:eastAsiaTheme="minorEastAsia" w:hAnsiTheme="minorHAnsi" w:cstheme="minorBidi"/>
               <w:noProof/>
               <w:sz w:val="22"/>
-              <w14:ligatures w14:val="standardContextual"/>
+              <ns2:ligatures ns2:val="standardContextual"/>
             </w:rPr>
           </w:pPr>
           <w:hyperlink w:anchor="_Toc231030150" w:history="1">
@@ -4988,7 +4987,7 @@
             </w:r>
           </w:hyperlink>
         </w:p>
-        <w:p>
+        <w:p ns2:paraId="178FB237" ns2:textId="6708271F">
           <w:pPr>
             <w:pStyle w:val="TOC2"/>
             <w:tabs>
@@ -4998,7 +4997,7 @@
               <w:rFonts w:asciiTheme="minorHAnsi" w:eastAsiaTheme="minorEastAsia" w:hAnsiTheme="minorHAnsi" w:cstheme="minorBidi"/>
               <w:noProof/>
               <w:sz w:val="22"/>
-              <w14:ligatures w14:val="standardContextual"/>
+              <ns2:ligatures ns2:val="standardContextual"/>
             </w:rPr>
           </w:pPr>
           <w:hyperlink w:anchor="_Toc231030151" w:history="1">
@@ -5086,7 +5085,7 @@
             </w:r>
           </w:hyperlink>
         </w:p>
-        <w:p>
+        <w:p ns2:paraId="7EB494DC" ns2:textId="23C5AD27">
           <w:pPr>
             <w:pStyle w:val="TOC2"/>
             <w:tabs>
@@ -5096,7 +5095,7 @@
               <w:rFonts w:asciiTheme="minorHAnsi" w:eastAsiaTheme="minorEastAsia" w:hAnsiTheme="minorHAnsi" w:cstheme="minorBidi"/>
               <w:noProof/>
               <w:sz w:val="22"/>
-              <w14:ligatures w14:val="standardContextual"/>
+              <ns2:ligatures ns2:val="standardContextual"/>
             </w:rPr>
           </w:pPr>
           <w:hyperlink w:anchor="_Toc231030152" w:history="1">
@@ -5184,7 +5183,7 @@
             </w:r>
           </w:hyperlink>
         </w:p>
-        <w:p>
+        <w:p ns2:paraId="70BFB48E" ns2:textId="01F47964">
           <w:pPr>
             <w:pStyle w:val="TOC2"/>
             <w:tabs>
@@ -5194,7 +5193,7 @@
               <w:rFonts w:asciiTheme="minorHAnsi" w:eastAsiaTheme="minorEastAsia" w:hAnsiTheme="minorHAnsi" w:cstheme="minorBidi"/>
               <w:noProof/>
               <w:sz w:val="22"/>
-              <w14:ligatures w14:val="standardContextual"/>
+              <ns2:ligatures ns2:val="standardContextual"/>
             </w:rPr>
           </w:pPr>
           <w:hyperlink w:anchor="_Toc231030153" w:history="1">
@@ -5282,7 +5281,7 @@
             </w:r>
           </w:hyperlink>
         </w:p>
-        <w:p>
+        <w:p ns2:paraId="057E9683" ns2:textId="1EE5045D">
           <w:pPr>
             <w:pStyle w:val="TOC2"/>
             <w:tabs>
@@ -5292,7 +5291,7 @@
               <w:rFonts w:asciiTheme="minorHAnsi" w:eastAsiaTheme="minorEastAsia" w:hAnsiTheme="minorHAnsi" w:cstheme="minorBidi"/>
               <w:noProof/>
               <w:sz w:val="22"/>
-              <w14:ligatures w14:val="standardContextual"/>
+              <ns2:ligatures ns2:val="standardContextual"/>
             </w:rPr>
           </w:pPr>
           <w:hyperlink w:anchor="_Toc231030154" w:history="1">
@@ -5380,7 +5379,7 @@
             </w:r>
           </w:hyperlink>
         </w:p>
-        <w:p>
+        <w:p ns2:paraId="6460DADB" ns2:textId="1475BBDB">
           <w:pPr>
             <w:pStyle w:val="TOC1"/>
             <w:tabs>
@@ -5393,7 +5392,7 @@
               <w:kern w:val="2"/>
               <w:sz w:val="22"/>
               <w:szCs w:val="24"/>
-              <w14:ligatures w14:val="standardContextual"/>
+              <ns2:ligatures ns2:val="standardContextual"/>
             </w:rPr>
           </w:pPr>
           <w:hyperlink w:anchor="_Toc231030155" w:history="1">
@@ -5481,7 +5480,7 @@
             </w:r>
           </w:hyperlink>
         </w:p>
-        <w:p>
+        <w:p ns2:paraId="72B8F765" ns2:textId="18C26912">
           <w:pPr>
             <w:pStyle w:val="TOC2"/>
             <w:tabs>
@@ -5491,7 +5490,7 @@
               <w:rFonts w:asciiTheme="minorHAnsi" w:eastAsiaTheme="minorEastAsia" w:hAnsiTheme="minorHAnsi" w:cstheme="minorBidi"/>
               <w:noProof/>
               <w:sz w:val="22"/>
-              <w14:ligatures w14:val="standardContextual"/>
+              <ns2:ligatures ns2:val="standardContextual"/>
             </w:rPr>
           </w:pPr>
           <w:hyperlink w:anchor="_Toc231030156" w:history="1">
@@ -5579,7 +5578,7 @@
             </w:r>
           </w:hyperlink>
         </w:p>
-        <w:p>
+        <w:p ns2:paraId="3CF7D6DA" ns2:textId="3D625A88">
           <w:pPr>
             <w:pStyle w:val="TOC2"/>
             <w:tabs>
@@ -5589,7 +5588,7 @@
               <w:rFonts w:asciiTheme="minorHAnsi" w:eastAsiaTheme="minorEastAsia" w:hAnsiTheme="minorHAnsi" w:cstheme="minorBidi"/>
               <w:noProof/>
               <w:sz w:val="22"/>
-              <w14:ligatures w14:val="standardContextual"/>
+              <ns2:ligatures ns2:val="standardContextual"/>
             </w:rPr>
           </w:pPr>
           <w:hyperlink w:anchor="_Toc231030157" w:history="1">
@@ -5677,7 +5676,7 @@
             </w:r>
           </w:hyperlink>
         </w:p>
-        <w:p>
+        <w:p ns2:paraId="0AFA3819" ns2:textId="5FCA66EF">
           <w:pPr>
             <w:pStyle w:val="TOC1"/>
             <w:tabs>
@@ -5690,7 +5689,7 @@
               <w:kern w:val="2"/>
               <w:sz w:val="22"/>
               <w:szCs w:val="24"/>
-              <w14:ligatures w14:val="standardContextual"/>
+              <ns2:ligatures ns2:val="standardContextual"/>
             </w:rPr>
           </w:pPr>
           <w:hyperlink w:anchor="_Toc231030158" w:history="1">
@@ -5768,7 +5767,7 @@
             </w:r>
           </w:hyperlink>
         </w:p>
-        <w:p>
+        <w:p ns2:paraId="3C46D4D3" ns2:textId="446ADBF9">
           <w:pPr>
             <w:pStyle w:val="TOC1"/>
             <w:tabs>
@@ -5781,7 +5780,7 @@
               <w:kern w:val="2"/>
               <w:sz w:val="22"/>
               <w:szCs w:val="24"/>
-              <w14:ligatures w14:val="standardContextual"/>
+              <ns2:ligatures ns2:val="standardContextual"/>
             </w:rPr>
           </w:pPr>
           <w:hyperlink w:anchor="_Toc231030159" w:history="1">
@@ -5879,7 +5878,7 @@
             </w:r>
           </w:hyperlink>
         </w:p>
-        <w:p>
+        <w:p ns2:paraId="045F6FE8" ns2:textId="77777777">
           <w:pPr>
             <w:spacing w:line="360" w:lineRule="auto"/>
             <w:rPr>
@@ -5898,7 +5897,7 @@
         </w:p>
       </w:sdtContent>
     </w:sdt>
-    <w:p>
+    <w:p ns2:paraId="5C54D52C" ns2:textId="77777777">
       <w:pPr>
         <w:rPr>
           <w:rFonts w:ascii="Times New Roman" w:eastAsia="宋体" w:hAnsi="Times New Roman" w:cs="Times New Roman"/>
@@ -5908,8 +5907,8 @@
           <w:szCs w:val="20"/>
         </w:rPr>
         <w:sectPr>
-          <w:headerReference w:type="default" r:id="rId13"/>
-          <w:footerReference w:type="default" r:id="rId14"/>
+          <w:headerReference w:type="default" ns6:id="rId13"/>
+          <w:footerReference w:type="default" ns6:id="rId14"/>
           <w:pgSz w:w="11906" w:h="16838"/>
           <w:pgMar w:top="1701" w:right="1134" w:bottom="1418" w:left="1701" w:header="1587" w:footer="1701" w:gutter="0"/>
           <w:pgNumType w:fmt="upperRoman"/>
@@ -5928,7 +5927,7 @@
         <w:br w:type="page"/>
       </w:r>
     </w:p>
-    <w:p>
+    <w:p ns2:paraId="3D82D42C" ns2:textId="77777777">
       <w:pPr>
         <w:spacing w:before="340" w:after="330" w:line="578" w:lineRule="auto"/>
         <w:jc w:val="center"/>
@@ -5955,7 +5954,7 @@
       </w:r>
       <w:bookmarkEnd w:id="0"/>
     </w:p>
-    <w:p>
+    <w:p ns2:paraId="5F1277FF" ns2:textId="77777777">
       <w:pPr>
         <w:keepNext/>
         <w:keepLines/>
@@ -5984,7 +5983,7 @@
       <w:bookmarkEnd w:id="1"/>
       <w:bookmarkEnd w:id="2"/>
     </w:p>
-    <w:p>
+    <w:p ns2:paraId="62924D92" ns2:textId="77777777">
       <w:pPr>
         <w:spacing w:line="400" w:lineRule="exact"/>
         <w:ind w:firstLine="480" w:firstLineChars="200"/>
@@ -6003,7 +6002,7 @@
         <w:t>生活垃圾分类属于城市治理以及资源循环利用的重要工作。随着外卖、快递、电子产品等消费场景增多，废弃物种类也变得愈加繁杂。同一类物品由于污染程度的不同会进入到不同的处理流程中，电池、药品、灯管等有害废弃物也必须进行严格的分类。用户实际投放时依靠经验，各个地区规则也存在差别，所以分类的准确性以及持久性受到威胁。</w:t>
       </w:r>
     </w:p>
-    <w:p>
+    <w:p ns2:paraId="21B6D560" ns2:textId="77777777">
       <w:pPr>
         <w:spacing w:line="400" w:lineRule="exact"/>
         <w:ind w:firstLine="480" w:firstLineChars="200"/>
@@ -6022,7 +6021,7 @@
         <w:t>传统的垃圾分类依靠人工宣传、分类桶标识、现场监督，部署简单但是存在不足，识别依靠用户的记忆，遇到不常见的物品容易出错，分类过程没有数据的沉淀，不能形成案例库，用户获得解释的途径少。把图像识别、向量检索、智能问答应用到垃圾分类场景中，在某种程度上可以弥补这些不足。</w:t>
       </w:r>
     </w:p>
-    <w:p>
+    <w:p ns2:paraId="7E247699" ns2:textId="77777777">
       <w:pPr>
         <w:spacing w:line="400" w:lineRule="exact"/>
         <w:ind w:firstLine="480" w:firstLineChars="200"/>
@@ -6041,7 +6040,7 @@
         <w:t>深度学习特别是卷积神经网络对于图像分类任务有着很好的效果，可以自学习边缘、纹理、形状以及语义特征。ResNet用残差连接来解决深层网络训练退化的问题，具有较强的特征表达能力，并且可以进行中等规模数据集的迁移学习。因此本文采用ResNet50来作为废弃物图像分类模型。</w:t>
       </w:r>
     </w:p>
-    <w:p>
+    <w:p ns2:paraId="57E6CAA9" ns2:textId="77777777">
       <w:pPr>
         <w:spacing w:line="400" w:lineRule="exact"/>
         <w:ind w:firstLine="480" w:firstLineChars="200"/>
@@ -6060,7 +6059,7 @@
         <w:t>只有分类结果不能完全满足应用需求，用户还要看到和当前图片相似的参考案例。系统把图片转成高维特征向量，把向量、路径、类别写入Qdrain。用户上传查询图片之后，系统会给出视觉上比较接近的历史图片，从而产生“分类结果+相似案例”的辅助判断模式。</w:t>
       </w:r>
     </w:p>
-    <w:p>
+    <w:p ns2:paraId="4BF991A1" ns2:textId="77777777">
       <w:pPr>
         <w:spacing w:line="400" w:lineRule="exact"/>
         <w:ind w:firstLine="480" w:firstLineChars="200"/>
@@ -6079,7 +6078,7 @@
         <w:t>大语言模型、多模态模型提高了系统的解释能力。垃圾分类场景中用户可以提出自然语言问题也可以上传复杂的图片。传统的分类模型只能输出类别，而 DeepSeek 和 Kimi 可以给出更加详细地说明，所以本文把它当作智能交流和图片理解的增强能力。</w:t>
       </w:r>
     </w:p>
-    <w:p>
+    <w:p ns2:paraId="4054BE55" ns2:textId="77777777">
       <w:pPr>
         <w:keepNext/>
         <w:keepLines/>
@@ -6108,7 +6107,7 @@
       <w:bookmarkEnd w:id="3"/>
       <w:bookmarkEnd w:id="4"/>
     </w:p>
-    <w:p>
+    <w:p ns2:paraId="0E168B7D" ns2:textId="77777777">
       <w:pPr>
         <w:spacing w:line="400" w:lineRule="exact"/>
         <w:ind w:firstLine="480" w:firstLineChars="200"/>
@@ -6127,7 +6126,7 @@
         <w:t>本文主要目的就是设计并实现一个面向毕业设计演示以及本地部署的废弃物数据管理系统。系统以垃圾图片为数据源，对数据进行整理、模型训练、图片上传、分类识别、相似搜索、知识检索、智能问答、图片理解、历史记录管理等流程进行设计，突出模型能力和Web应用的结合。</w:t>
       </w:r>
     </w:p>
-    <w:p>
+    <w:p ns2:paraId="11F1EE44" ns2:textId="77777777">
       <w:pPr>
         <w:spacing w:line="400" w:lineRule="exact"/>
         <w:ind w:firstLine="480" w:firstLineChars="200"/>
@@ -6146,7 +6145,7 @@
         <w:t>从应用意义来讲，系统可以减少垃圾分类学习的费用。用户上传图片就可以得到类别、置信度以及解释，还可以查看相似案例或者向智能问答模块提问。学校、社区或者环保宣传场景中，也可以把本系统当作人工智能分类教学工具使用。</w:t>
       </w:r>
     </w:p>
-    <w:p>
+    <w:p ns2:paraId="094E4E7E" ns2:textId="77777777">
       <w:pPr>
         <w:spacing w:line="400" w:lineRule="exact"/>
         <w:ind w:firstLine="480" w:firstLineChars="200"/>
@@ -6165,7 +6164,7 @@
         <w:t>从工程意义上讲，该系统包含了一个比较完整的软件开发过程，即需求分析、数据整理、模型训练、后端接口、前端页面、数据库、外部服务集成以及测试验证等各个方面，可以体现出计算机专业毕业设计的综合性特点。</w:t>
       </w:r>
     </w:p>
-    <w:p>
+    <w:p ns2:paraId="1C25FC8F" ns2:textId="77777777">
       <w:pPr>
         <w:spacing w:line="400" w:lineRule="exact"/>
         <w:ind w:firstLine="480" w:firstLineChars="200"/>
@@ -6184,7 +6183,7 @@
         <w:t>从技术意义上来说，本文把图像分类模型、向量数据库以及大模型接口融合起来。ResNet50做本地分类，Qdrant做相似案例检索，DeepSeek、Kimi做知识问答和复杂图片理解，一起组成了系统的智能处理链路。</w:t>
       </w:r>
     </w:p>
-    <w:p>
+    <w:p ns2:paraId="7856CA0B" ns2:textId="77777777">
       <w:pPr>
         <w:keepNext/>
         <w:keepLines/>
@@ -6211,7 +6210,7 @@
       </w:r>
       <w:bookmarkEnd w:id="5"/>
     </w:p>
-    <w:p>
+    <w:p ns2:paraId="34920EDE" ns2:textId="77777777">
       <w:pPr>
         <w:ind w:firstLine="480" w:firstLineChars="200"/>
         <w:rPr>
@@ -6229,7 +6228,7 @@
         <w:t>垃圾分类图像识别早期大多使用传统的机器学习方法，即颜色、纹理、形状或者局部关键点特征，再用支持向量机、K近邻、随机森林等分类器。这些方法对于小规模、背景单一的数据集效果好，但是面对光照、角度、遮挡、污染变化的时候稳定性差。</w:t>
       </w:r>
     </w:p>
-    <w:p>
+    <w:p ns2:paraId="625132B0" ns2:textId="77777777">
       <w:pPr>
         <w:ind w:firstLine="480" w:firstLineChars="200"/>
         <w:rPr>
@@ -6247,7 +6246,7 @@
         <w:t>深度学习出现之后，图像分类就转而朝向端到端的特征学习。AlexNet、VGG、GoogLeNet 和 ResNet 等模型显著提升了分类性能。国内外很多垃圾分类研究是基于上述模型进行迁移学习的，对塑料、纸张、玻璃、金属、厨余等类别的分类效果较好。</w:t>
       </w:r>
     </w:p>
-    <w:p>
+    <w:p ns2:paraId="6012742F" ns2:textId="77777777">
       <w:pPr>
         <w:ind w:firstLine="480" w:firstLineChars="200"/>
         <w:rPr>
@@ -6265,7 +6264,7 @@
         <w:t>就系统应用而言，已有研究对移动端小程序、Web管理平台、智能垃圾桶、边缘设备等进行了拍照识别、规则查询、投放引导的系统应用研究。本文更重视毕业设计场景下完整的软件实现，重视本地可以运行、功能可以演示、结果可以解释。</w:t>
       </w:r>
     </w:p>
-    <w:p>
+    <w:p ns2:paraId="3F001EA5" ns2:textId="77777777">
       <w:pPr>
         <w:ind w:firstLine="480" w:firstLineChars="200"/>
         <w:rPr>
@@ -6283,7 +6282,7 @@
         <w:t>向量检索方面Faiss、Milvus、Qdrant等工具被用来做图片检索以及语义搜索。向量检索不需要精确的关键词，根据特征空间的距离来返回相似的对象，适合处理图片数据。本文用Qdrant来显示与查询图片相似的历史样本。</w:t>
       </w:r>
     </w:p>
-    <w:p>
+    <w:p ns2:paraId="02A4652E" ns2:textId="77777777">
       <w:pPr>
         <w:ind w:firstLine="480" w:firstLineChars="200"/>
         <w:rPr>
@@ -6298,10 +6297,10 @@
           <w:kern w:val="0"/>
           <w:sz w:val="24"/>
         </w:rPr>
-        <w:t>智能交互上大语言模型、多模态模型使用户可以利用自然语言、图片提问。本文把DeepSeek和Kimi作为增强能力接入，但是核心识别流程仍然由本地模型来完成，以保证外部接口不可用的时候系统还可以保留基本功能。</w:t>
-      </w:r>
-    </w:p>
-    <w:p>
+        <w:t>智能交互上大语言模型、多模态模型使用户可以利用自然语言、图片提问。本文把DeepSeek和Kimi作为增强能力接入，其中DeepSeek还用于分类知识检索结果的结构化生成，但是核心识别流程仍然由本地模型来完成，以保证外部接口不可用的时候系统还可以保留基本功能。</w:t>
+      </w:r>
+    </w:p>
+    <w:p ns2:paraId="77CA42E4" ns2:textId="77777777">
       <w:pPr>
         <w:keepNext/>
         <w:keepLines/>
@@ -6328,7 +6327,7 @@
       </w:r>
       <w:bookmarkEnd w:id="6"/>
     </w:p>
-    <w:p>
+    <w:p ns2:paraId="257512FA" ns2:textId="77777777">
       <w:pPr>
         <w:ind w:firstLine="480" w:firstLineChars="200"/>
         <w:rPr>
@@ -6346,7 +6345,7 @@
         <w:t>本文主要研究内容有五个方面。第一，对废弃物图片数据集进行整理。Kaggle 上 Mostafa Mohamed 发布的公开数据集。它的页面标题就是 Garbage Classification (12 classes)，包含 15150 张、12 类 household garbage 图片。本文根据任务书的要求，将它重新映射成可回收物、有害垃圾、厨余垃圾和其它垃圾四类，并对各类别数量进行统计和检查。</w:t>
       </w:r>
     </w:p>
-    <w:p>
+    <w:p ns2:paraId="1765CBD4" ns2:textId="77777777">
       <w:pPr>
         <w:ind w:firstLine="480" w:firstLineChars="200"/>
         <w:rPr>
@@ -6364,7 +6363,7 @@
         <w:t>第二，对 ResNet50 图像分类模型进行训练。本文使用PyTorch、torchvision编写训练程序，采用远程SlurmGPU集群进行训练并保存训练出的模型权重、类别映射、训练指标及分类报告到本地，利用测试集的准确率为模型进行评分。</w:t>
       </w:r>
     </w:p>
-    <w:p>
+    <w:p ns2:paraId="374930AC" ns2:textId="77777777">
       <w:pPr>
         <w:ind w:firstLine="480" w:firstLineChars="200"/>
         <w:rPr>
@@ -6382,7 +6381,7 @@
         <w:t>第三，设计并实现系统后端。后端用Flask搭建，给图像识别、相似检索、分类知识、智能问答、图片理解、历史记录等提供接口，对上传的文件、模型状态、外部API配置、异常情况等进行处理。</w:t>
       </w:r>
     </w:p>
-    <w:p>
+    <w:p ns2:paraId="0DDD1A38" ns2:textId="77777777">
       <w:pPr>
         <w:ind w:firstLine="480" w:firstLineChars="200"/>
         <w:rPr>
@@ -6400,7 +6399,7 @@
         <w:t>第四部分就是前端交互界面的设计。系统前端使用Vue3单页应用的方式实现，以毕业设计演示为需求设计首页、图像识别、相似检索、分类知识、智能问答、图片理解、历史记录视图，并且隐藏掉暂不使用的知识测试入口。</w:t>
       </w:r>
     </w:p>
-    <w:p>
+    <w:p ns2:paraId="764380C0" ns2:textId="77777777">
       <w:pPr>
         <w:ind w:firstLine="480" w:firstLineChars="200"/>
         <w:rPr>
@@ -6418,7 +6417,7 @@
         <w:t>第五，对系统进行测试和结果分析。本文用自动化测试、模型指标、Qdrant索引验证、人工演示流程检查系统功能。</w:t>
       </w:r>
     </w:p>
-    <w:p>
+    <w:p ns2:paraId="16AF3E9D" ns2:textId="77777777">
       <w:pPr>
         <w:ind w:firstLine="560" w:firstLineChars="200"/>
         <w:rPr>
@@ -6427,8 +6426,8 @@
           <w:szCs w:val="20"/>
         </w:rPr>
         <w:sectPr>
-          <w:headerReference w:type="default" r:id="rId15"/>
-          <w:footerReference w:type="default" r:id="rId16"/>
+          <w:headerReference w:type="default" ns6:id="rId15"/>
+          <w:footerReference w:type="default" ns6:id="rId16"/>
           <w:pgSz w:w="11906" w:h="16838"/>
           <w:pgMar w:top="1701" w:right="1134" w:bottom="1418" w:left="1701" w:header="1587" w:footer="1701" w:gutter="0"/>
           <w:pgNumType w:start="1"/>
@@ -6448,7 +6447,7 @@
       <w:bookmarkStart w:id="8" w:name="_Toc381470473"/>
       <w:bookmarkStart w:id="9" w:name="_Toc377749756"/>
     </w:p>
-    <w:p>
+    <w:p ns2:paraId="5C01C00F" ns2:textId="77777777">
       <w:pPr>
         <w:rPr>
           <w:rFonts w:ascii="Times New Roman" w:eastAsia="宋体" w:hAnsi="Times New Roman" w:cs="Times New Roman"/>
@@ -6470,7 +6469,7 @@
       <w:bookmarkEnd w:id="8"/>
       <w:bookmarkEnd w:id="9"/>
     </w:p>
-    <w:p>
+    <w:p ns2:paraId="4A31F40A" ns2:textId="77777777">
       <w:pPr>
         <w:keepNext/>
         <w:keepLines/>
@@ -6499,7 +6498,7 @@
       <w:bookmarkEnd w:id="10"/>
       <w:bookmarkEnd w:id="11"/>
     </w:p>
-    <w:p>
+    <w:p ns2:paraId="796BEF62" ns2:textId="77777777">
       <w:pPr>
         <w:spacing w:line="400" w:lineRule="exact"/>
         <w:ind w:firstLine="480" w:firstLineChars="200"/>
@@ -6520,7 +6519,7 @@
         <w:t>Flask是Python的轻量级Web框架，它的特点是核心简单、扩展性强、易于学习。和功能高度集成的大型框架相比，Flask更适合于小型系统以及原型项目。开发者可以按照自己的需要来选择数据库、模板引擎、认证组件以及部署方式，不会受到固定的结构的约束。</w:t>
       </w:r>
     </w:p>
-    <w:p>
+    <w:p ns2:paraId="3CCB74F1" ns2:textId="77777777">
       <w:pPr>
         <w:spacing w:line="400" w:lineRule="exact"/>
         <w:ind w:firstLine="480" w:firstLineChars="200"/>
@@ -6541,7 +6540,7 @@
         <w:t>本文使用Flask作为后端框架，主要是因为项目模型训练和推理都使用Python生态，Flask可以和PyTorch、Pillow、Qdrant Client协同工作，可以简单地实现JSON接口。</w:t>
       </w:r>
     </w:p>
-    <w:p>
+    <w:p ns2:paraId="64522295" ns2:textId="77777777">
       <w:pPr>
         <w:spacing w:line="400" w:lineRule="exact"/>
         <w:ind w:firstLine="480" w:firstLineChars="200"/>
@@ -6561,7 +6560,7 @@
         <w:t>Flask 后端主要是对图片上传校验、模型推理、相似检索、知识检索、外部 AI 调用、历史记录保存等任务进行处理，服务层拆分使得系统结构更加清晰。</w:t>
       </w:r>
     </w:p>
-    <w:p>
+    <w:p ns2:paraId="3E059096" ns2:textId="77777777">
       <w:pPr>
         <w:keepNext/>
         <w:keepLines/>
@@ -6598,7 +6597,7 @@
       <w:bookmarkEnd w:id="16"/>
       <w:bookmarkEnd w:id="17"/>
     </w:p>
-    <w:p>
+    <w:p ns2:paraId="768897E4" ns2:textId="77777777">
       <w:pPr>
         <w:spacing w:line="400" w:lineRule="exact"/>
         <w:ind w:firstLine="480" w:firstLineChars="200"/>
@@ -6619,7 +6618,7 @@
         <w:t>Vue 3 适合创建状态改变频繁的单页应用。系统前端用 Vue 控制，实现视图切换、图片预览、接口调用、结果展示等。</w:t>
       </w:r>
     </w:p>
-    <w:p>
+    <w:p ns2:paraId="7137F804" ns2:textId="77777777">
       <w:pPr>
         <w:spacing w:line="400" w:lineRule="exact"/>
         <w:ind w:firstLine="480" w:firstLineChars="200"/>
@@ -6640,7 +6639,7 @@
         <w:t>为了方便本地部署，系统并没有使用 npm 构建的方式，而是使用本地 Vue 运行时文件来代替 Flask 静态服务直接提供前端资源。</w:t>
       </w:r>
     </w:p>
-    <w:p>
+    <w:p ns2:paraId="0B32AAC4" ns2:textId="77777777">
       <w:pPr>
         <w:spacing w:line="400" w:lineRule="exact"/>
         <w:ind w:firstLine="480" w:firstLineChars="200"/>
@@ -6661,7 +6660,7 @@
         <w:t>前端页面注重演示的可读性，首页显示主要能力及数据概览，识别、检索和图片理解页面可以对图片进行预览，结果区用卡片和表格的形式展示。</w:t>
       </w:r>
     </w:p>
-    <w:p>
+    <w:p ns2:paraId="31CDD7AD" ns2:textId="77777777">
       <w:pPr>
         <w:keepNext/>
         <w:keepLines/>
@@ -6690,7 +6689,7 @@
       <w:bookmarkEnd w:id="18"/>
       <w:bookmarkEnd w:id="19"/>
     </w:p>
-    <w:p>
+    <w:p ns2:paraId="40D7E3B6" ns2:textId="77777777">
       <w:pPr>
         <w:tabs>
           <w:tab w:val="left" w:pos="720"/>
@@ -6712,7 +6711,7 @@
         <w:t>ResNet50是经典的残差卷积神经网络，用残差连接来缓解深层网络训练退化的现象，可以提取出图像的纹理、形状、语义等各方面的特征。</w:t>
       </w:r>
     </w:p>
-    <w:p>
+    <w:p ns2:paraId="35478B1E" ns2:textId="77777777">
       <w:pPr>
         <w:tabs>
           <w:tab w:val="left" w:pos="720"/>
@@ -6734,7 +6733,7 @@
         <w:t>分类废弃物的时候，由于各种废弃物在形状、颜色和纹理上存在较大差异，因此很容易识别。纸盒、塑料瓶、金属罐等物品的边缘结构以及反光情况各不相同，有害垃圾中的电池、灯管等物品也具有比较特别的外观。ResNet50可以逐层提取从局部纹理到整体形状的多层次特征，因此可以用来做本课题的图像分类任务。</w:t>
       </w:r>
     </w:p>
-    <w:p>
+    <w:p ns2:paraId="14B0DB1D" ns2:textId="77777777">
       <w:pPr>
         <w:tabs>
           <w:tab w:val="left" w:pos="720"/>
@@ -6756,7 +6755,7 @@
         <w:t>本文采用迁移学习的方式训练ResNet50，用ImageNet预训练权重作为初始权重，将最后一个分类层替换为四个分类输出的方式训练，减小了训练成本，加快了收敛速度。</w:t>
       </w:r>
     </w:p>
-    <w:p>
+    <w:p ns2:paraId="5FD29983" ns2:textId="77777777">
       <w:pPr>
         <w:keepNext/>
         <w:keepLines/>
@@ -6789,7 +6788,7 @@
       <w:bookmarkEnd w:id="22"/>
       <w:bookmarkEnd w:id="23"/>
     </w:p>
-    <w:p>
+    <w:p ns2:paraId="2D58165A" ns2:textId="77777777">
       <w:pPr>
         <w:tabs>
           <w:tab w:val="left" w:pos="720"/>
@@ -6811,7 +6810,7 @@
         <w:t>Qdrant是面向向量检索的数据库，可以存储高维向量、进行近邻查询、管理Payload，适合处理图片等非结构化数据。</w:t>
       </w:r>
     </w:p>
-    <w:p>
+    <w:p ns2:paraId="275E336B" ns2:textId="77777777">
       <w:pPr>
         <w:tabs>
           <w:tab w:val="left" w:pos="720"/>
@@ -6833,7 +6832,7 @@
         <w:t>为每一个参考图生成2048维特征向量，用文件路径、类别、文件名格式存入Payload中，供后面调用。</w:t>
       </w:r>
     </w:p>
-    <w:p>
+    <w:p ns2:paraId="63E7569A" ns2:textId="77777777">
       <w:pPr>
         <w:tabs>
           <w:tab w:val="left" w:pos="720"/>
@@ -6855,7 +6854,7 @@
         <w:t>Qdrant的作用就是提高结果的可解释性，用户不仅可以看到分类类别，还可以看到视觉上相似的参考图片。</w:t>
       </w:r>
     </w:p>
-    <w:p>
+    <w:p ns2:paraId="3CF23DC5" ns2:textId="77777777">
       <w:pPr>
         <w:keepNext/>
         <w:keepLines/>
@@ -6882,7 +6881,7 @@
       </w:r>
       <w:bookmarkEnd w:id="24"/>
     </w:p>
-    <w:p>
+    <w:p ns2:paraId="343870A7" ns2:textId="77777777">
       <w:pPr>
         <w:tabs>
           <w:tab w:val="left" w:pos="720"/>
@@ -6904,7 +6903,7 @@
         <w:t>SQLite是一种小型嵌入式数据库，适合于用在本地演示型系统中使用来作为数据库使用。本文主要用它来保存识别的历史、图片路径、类别、时间等信息。</w:t>
       </w:r>
     </w:p>
-    <w:p>
+    <w:p ns2:paraId="74469872" ns2:textId="77777777">
       <w:pPr>
         <w:tabs>
           <w:tab w:val="left" w:pos="720"/>
@@ -6926,7 +6925,7 @@
         <w:t>SQLite不需要单独的数据库服务器来运行，部署难度低；如果将来要扩展成多人在线系统的话，可以更换成更支持并发的数据库。</w:t>
       </w:r>
     </w:p>
-    <w:p>
+    <w:p ns2:paraId="53534F30" ns2:textId="77777777">
       <w:pPr>
         <w:keepNext/>
         <w:keepLines/>
@@ -6957,7 +6956,7 @@
       <w:bookmarkEnd w:id="26"/>
       <w:bookmarkEnd w:id="27"/>
     </w:p>
-    <w:p>
+    <w:p ns2:paraId="3E11D55B" ns2:textId="77777777">
       <w:pPr>
         <w:spacing w:line="400" w:lineRule="exact"/>
         <w:ind w:firstLine="480" w:firstLineChars="200"/>
@@ -6973,10 +6972,10 @@
           <w:kern w:val="0"/>
           <w:sz w:val="24"/>
         </w:rPr>
-        <w:t>DeepSeek是做自然语言问答的外部大语言模型接口。本文系统将其应用于垃圾分类智能交流模块，用户可以输入自然语言问题，系统将问题发送给DeepSeek，用提示词限定回答范围，使其尽量围绕垃圾分类、投放建议、注意事项和环保知识进行说明。</w:t>
-      </w:r>
-    </w:p>
-    <w:p>
+        <w:t>DeepSeek是做自然语言问答的外部大语言模型接口。本文系统将其应用于垃圾分类智能交流和分类知识检索模块，用户可以输入自然语言问题或物品名称，系统将内容发送给DeepSeek，用提示词限定回答范围，使其尽量围绕垃圾分类、投放建议、注意事项和环保知识进行说明。</w:t>
+      </w:r>
+    </w:p>
+    <w:p ns2:paraId="4D32D3A2" ns2:textId="77777777">
       <w:pPr>
         <w:spacing w:line="400" w:lineRule="exact"/>
         <w:ind w:firstLine="480" w:firstLineChars="200"/>
@@ -6995,7 +6994,7 @@
         <w:t>Kimi多模态接口用来进行图片理解，可以将图片与文本提示结合起来对物品、材质、状态以及处理建议进行分析，从而弥补ResNet50四分类输出的不足。</w:t>
       </w:r>
     </w:p>
-    <w:p>
+    <w:p ns2:paraId="31EDC3F2" ns2:textId="77777777">
       <w:pPr>
         <w:spacing w:line="400" w:lineRule="exact"/>
         <w:ind w:firstLine="480" w:firstLineChars="200"/>
@@ -7014,7 +7013,7 @@
         <w:t>外部的AI接口可以提高体验，但是密钥保存在本地的.env文件中，并且被.gitignore所排除，防止泄露。</w:t>
       </w:r>
     </w:p>
-    <w:p>
+    <w:p ns2:paraId="0982E971" ns2:textId="77777777">
       <w:pPr>
         <w:widowControl/>
         <w:jc w:val="left"/>
@@ -7031,7 +7030,7 @@
         <w:br w:type="page"/>
       </w:r>
     </w:p>
-    <w:p>
+    <w:p ns2:paraId="7E42554F" ns2:textId="77777777">
       <w:pPr>
         <w:spacing w:before="340" w:after="330" w:line="578" w:lineRule="auto"/>
         <w:jc w:val="center"/>
@@ -7044,7 +7043,7 @@
           <w:szCs w:val="20"/>
         </w:rPr>
         <w:sectPr>
-          <w:headerReference w:type="default" r:id="rId17"/>
+          <w:headerReference w:type="default" ns6:id="rId17"/>
           <w:pgSz w:w="11906" w:h="16838"/>
           <w:pgMar w:top="1701" w:right="1134" w:bottom="1418" w:left="1701" w:header="1587" w:footer="1701" w:gutter="0"/>
           <w:cols w:space="425"/>
@@ -7053,7 +7052,7 @@
       </w:pPr>
       <w:bookmarkStart w:id="28" w:name="_Toc384503738"/>
     </w:p>
-    <w:p>
+    <w:p ns2:paraId="51CFBFEB" ns2:textId="77777777">
       <w:pPr>
         <w:spacing w:before="340" w:after="330" w:line="578" w:lineRule="auto"/>
         <w:jc w:val="center"/>
@@ -7080,7 +7079,7 @@
       <w:bookmarkEnd w:id="28"/>
       <w:bookmarkEnd w:id="29"/>
     </w:p>
-    <w:p>
+    <w:p ns2:paraId="2A027CE7" ns2:textId="77777777">
       <w:pPr>
         <w:spacing w:before="260" w:after="260" w:line="360" w:lineRule="auto"/>
         <w:outlineLvl w:val="1"/>
@@ -7107,7 +7106,7 @@
       <w:bookmarkEnd w:id="30"/>
       <w:bookmarkEnd w:id="31"/>
     </w:p>
-    <w:p>
+    <w:p ns2:paraId="3C7E7E4A" ns2:textId="77777777">
       <w:pPr>
         <w:spacing w:line="400" w:lineRule="exact"/>
         <w:ind w:firstLine="480" w:firstLineChars="200"/>
@@ -7128,7 +7127,7 @@
         <w:t>从技术可行性看，Flask、Vue、PyTorch、Qdrant 和 SQLite 均为成熟技术，能够满足系统开发、模型推理和本地演示需要。</w:t>
       </w:r>
     </w:p>
-    <w:p>
+    <w:p ns2:paraId="5BBFA496" ns2:textId="77777777">
       <w:pPr>
         <w:spacing w:line="400" w:lineRule="exact"/>
         <w:ind w:firstLine="480" w:firstLineChars="200"/>
@@ -7149,7 +7148,7 @@
         <w:t>从经济可行性来讲，系统主要是依靠开源框架以及本地运行环境来实现的。模型训练是在单个GPU上完成的，在训练结束后使用本地推理的方式使用模型的权重，整个过程的成本是可控的。</w:t>
       </w:r>
     </w:p>
-    <w:p>
+    <w:p ns2:paraId="621A082D" ns2:textId="77777777">
       <w:pPr>
         <w:spacing w:line="400" w:lineRule="exact"/>
         <w:ind w:firstLine="480" w:firstLineChars="200"/>
@@ -7170,7 +7169,7 @@
         <w:t>从操作可行性来说，系统面向普通用户以及毕业设计评审场景，操作流程要尽可能简单。用户进入页面之后可以利用左侧导航进行切换，在选择图像识别、相似检索或者图片理解页面之后，就可以查看到预览以及结果。系统不再需要用户进行登录注册，简化了演示的过程，让评审人员可以只看主要的功能。</w:t>
       </w:r>
     </w:p>
-    <w:p>
+    <w:p ns2:paraId="1BB87F97" ns2:textId="77777777">
       <w:pPr>
         <w:spacing w:line="400" w:lineRule="exact"/>
         <w:ind w:firstLine="480" w:firstLineChars="200"/>
@@ -7190,7 +7189,7 @@
         <w:t>从维护可行性角度出发，项目采用前端、后端服务、训练脚本、测试用例、文档资料等目录进行组织，运行态大文件使用.gitignore来管理。</w:t>
       </w:r>
     </w:p>
-    <w:p>
+    <w:p ns2:paraId="10038426" ns2:textId="77777777">
       <w:pPr>
         <w:spacing w:before="260" w:after="260" w:line="360" w:lineRule="auto"/>
         <w:outlineLvl w:val="1"/>
@@ -7217,7 +7216,7 @@
       <w:bookmarkEnd w:id="32"/>
       <w:bookmarkEnd w:id="33"/>
     </w:p>
-    <w:p>
+    <w:p ns2:paraId="71F1536F" ns2:textId="77777777">
       <w:pPr>
         <w:jc w:val="center"/>
       </w:pPr>
@@ -7241,7 +7240,7 @@
         <w:gridCol w:w="2197"/>
         <w:gridCol w:w="2197"/>
       </w:tblGrid>
-      <w:tr>
+      <w:tr ns2:paraId="7F2419F4" ns2:textId="77777777">
         <w:tblPrEx>
           <w:tblW w:w="0" w:type="auto"/>
           <w:tblLook w:val="04A0"/>
@@ -7250,7 +7249,7 @@
           <w:tcPr>
             <w:tcW w:w="2197" w:type="dxa"/>
           </w:tcPr>
-          <w:p>
+          <w:p ns2:paraId="521ABAEA" ns2:textId="77777777">
             <w:pPr>
               <w:ind w:firstLine="422"/>
               <w:jc w:val="center"/>
@@ -7268,7 +7267,7 @@
           <w:tcPr>
             <w:tcW w:w="2197" w:type="dxa"/>
           </w:tcPr>
-          <w:p>
+          <w:p ns2:paraId="66818AEE" ns2:textId="77777777">
             <w:pPr>
               <w:ind w:firstLine="422"/>
               <w:jc w:val="center"/>
@@ -7286,7 +7285,7 @@
           <w:tcPr>
             <w:tcW w:w="2197" w:type="dxa"/>
           </w:tcPr>
-          <w:p>
+          <w:p ns2:paraId="12BBCA32" ns2:textId="77777777">
             <w:pPr>
               <w:jc w:val="center"/>
             </w:pPr>
@@ -7303,7 +7302,7 @@
           <w:tcPr>
             <w:tcW w:w="2197" w:type="dxa"/>
           </w:tcPr>
-          <w:p>
+          <w:p ns2:paraId="49488BB2" ns2:textId="77777777">
             <w:pPr>
               <w:ind w:hanging="35"/>
               <w:jc w:val="center"/>
@@ -7318,7 +7317,7 @@
           </w:p>
         </w:tc>
       </w:tr>
-      <w:tr>
+      <w:tr ns2:paraId="3CCD32D5" ns2:textId="77777777">
         <w:tblPrEx>
           <w:tblW w:w="0" w:type="auto"/>
           <w:tblLook w:val="04A0"/>
@@ -7327,7 +7326,7 @@
           <w:tcPr>
             <w:tcW w:w="2197" w:type="dxa"/>
           </w:tcPr>
-          <w:p>
+          <w:p ns2:paraId="2704B43B" ns2:textId="77777777">
             <w:pPr>
               <w:spacing w:line="276" w:lineRule="auto"/>
               <w:ind w:firstLine="420"/>
@@ -7344,7 +7343,7 @@
           <w:tcPr>
             <w:tcW w:w="2197" w:type="dxa"/>
           </w:tcPr>
-          <w:p>
+          <w:p ns2:paraId="7A830862" ns2:textId="77777777">
             <w:pPr>
               <w:spacing w:line="276" w:lineRule="auto"/>
               <w:ind w:firstLine="420"/>
@@ -7361,7 +7360,7 @@
           <w:tcPr>
             <w:tcW w:w="2197" w:type="dxa"/>
           </w:tcPr>
-          <w:p>
+          <w:p ns2:paraId="0FE58659" ns2:textId="77777777">
             <w:pPr>
               <w:spacing w:line="276" w:lineRule="auto"/>
             </w:pPr>
@@ -7377,7 +7376,7 @@
           <w:tcPr>
             <w:tcW w:w="2197" w:type="dxa"/>
           </w:tcPr>
-          <w:p>
+          <w:p ns2:paraId="735FC9CA" ns2:textId="77777777">
             <w:pPr>
               <w:spacing w:line="276" w:lineRule="auto"/>
               <w:ind w:hanging="35"/>
@@ -7391,7 +7390,7 @@
           </w:p>
         </w:tc>
       </w:tr>
-      <w:tr>
+      <w:tr ns2:paraId="18C4FF45" ns2:textId="77777777">
         <w:tblPrEx>
           <w:tblW w:w="0" w:type="auto"/>
           <w:tblLook w:val="04A0"/>
@@ -7400,7 +7399,7 @@
           <w:tcPr>
             <w:tcW w:w="2197" w:type="dxa"/>
           </w:tcPr>
-          <w:p>
+          <w:p ns2:paraId="2723F750" ns2:textId="77777777">
             <w:pPr>
               <w:spacing w:line="276" w:lineRule="auto"/>
               <w:ind w:firstLine="420"/>
@@ -7417,7 +7416,7 @@
           <w:tcPr>
             <w:tcW w:w="2197" w:type="dxa"/>
           </w:tcPr>
-          <w:p>
+          <w:p ns2:paraId="29D37B0D" ns2:textId="77777777">
             <w:pPr>
               <w:spacing w:line="276" w:lineRule="auto"/>
               <w:ind w:firstLine="420"/>
@@ -7434,7 +7433,7 @@
           <w:tcPr>
             <w:tcW w:w="2197" w:type="dxa"/>
           </w:tcPr>
-          <w:p>
+          <w:p ns2:paraId="31246409" ns2:textId="77777777">
             <w:pPr>
               <w:spacing w:line="276" w:lineRule="auto"/>
             </w:pPr>
@@ -7450,7 +7449,7 @@
           <w:tcPr>
             <w:tcW w:w="2197" w:type="dxa"/>
           </w:tcPr>
-          <w:p>
+          <w:p ns2:paraId="5C1E7D97" ns2:textId="77777777">
             <w:pPr>
               <w:spacing w:line="276" w:lineRule="auto"/>
               <w:ind w:hanging="35"/>
@@ -7464,7 +7463,7 @@
           </w:p>
         </w:tc>
       </w:tr>
-      <w:tr>
+      <w:tr ns2:paraId="6AD5A65D" ns2:textId="77777777">
         <w:tblPrEx>
           <w:tblW w:w="0" w:type="auto"/>
           <w:tblLook w:val="04A0"/>
@@ -7473,7 +7472,7 @@
           <w:tcPr>
             <w:tcW w:w="2197" w:type="dxa"/>
           </w:tcPr>
-          <w:p>
+          <w:p ns2:paraId="5881C5BE" ns2:textId="77777777">
             <w:pPr>
               <w:spacing w:line="276" w:lineRule="auto"/>
               <w:ind w:firstLine="420"/>
@@ -7490,7 +7489,7 @@
           <w:tcPr>
             <w:tcW w:w="2197" w:type="dxa"/>
           </w:tcPr>
-          <w:p>
+          <w:p ns2:paraId="058BF566" ns2:textId="77777777">
             <w:pPr>
               <w:spacing w:line="276" w:lineRule="auto"/>
               <w:ind w:firstLine="420"/>
@@ -7507,7 +7506,7 @@
           <w:tcPr>
             <w:tcW w:w="2197" w:type="dxa"/>
           </w:tcPr>
-          <w:p>
+          <w:p ns2:paraId="655208B1" ns2:textId="77777777">
             <w:pPr>
               <w:spacing w:line="276" w:lineRule="auto"/>
             </w:pPr>
@@ -7523,7 +7522,7 @@
           <w:tcPr>
             <w:tcW w:w="2197" w:type="dxa"/>
           </w:tcPr>
-          <w:p>
+          <w:p ns2:paraId="172468D0" ns2:textId="77777777">
             <w:pPr>
               <w:spacing w:line="276" w:lineRule="auto"/>
               <w:ind w:hanging="35"/>
@@ -7549,7 +7548,7 @@
           </w:p>
         </w:tc>
       </w:tr>
-      <w:tr>
+      <w:tr ns2:paraId="3652E74F" ns2:textId="77777777">
         <w:tblPrEx>
           <w:tblW w:w="0" w:type="auto"/>
           <w:tblLook w:val="04A0"/>
@@ -7558,7 +7557,7 @@
           <w:tcPr>
             <w:tcW w:w="2197" w:type="dxa"/>
           </w:tcPr>
-          <w:p>
+          <w:p ns2:paraId="215C1D79" ns2:textId="77777777">
             <w:pPr>
               <w:spacing w:line="276" w:lineRule="auto"/>
               <w:ind w:firstLine="420"/>
@@ -7575,7 +7574,7 @@
           <w:tcPr>
             <w:tcW w:w="2197" w:type="dxa"/>
           </w:tcPr>
-          <w:p>
+          <w:p ns2:paraId="65E35CC8" ns2:textId="77777777">
             <w:pPr>
               <w:spacing w:line="276" w:lineRule="auto"/>
               <w:ind w:firstLine="420"/>
@@ -7592,7 +7591,7 @@
           <w:tcPr>
             <w:tcW w:w="2197" w:type="dxa"/>
           </w:tcPr>
-          <w:p>
+          <w:p ns2:paraId="5E6B5CD7" ns2:textId="77777777">
             <w:pPr>
               <w:spacing w:line="276" w:lineRule="auto"/>
             </w:pPr>
@@ -7608,7 +7607,7 @@
           <w:tcPr>
             <w:tcW w:w="2197" w:type="dxa"/>
           </w:tcPr>
-          <w:p>
+          <w:p ns2:paraId="57D58B6E" ns2:textId="77777777">
             <w:pPr>
               <w:spacing w:line="276" w:lineRule="auto"/>
               <w:ind w:hanging="35"/>
@@ -7622,7 +7621,7 @@
           </w:p>
         </w:tc>
       </w:tr>
-      <w:tr>
+      <w:tr ns2:paraId="075210AF" ns2:textId="77777777">
         <w:tblPrEx>
           <w:tblW w:w="0" w:type="auto"/>
           <w:tblLook w:val="04A0"/>
@@ -7631,7 +7630,7 @@
           <w:tcPr>
             <w:tcW w:w="2197" w:type="dxa"/>
           </w:tcPr>
-          <w:p>
+          <w:p ns2:paraId="25808E34" ns2:textId="77777777">
             <w:pPr>
               <w:spacing w:line="276" w:lineRule="auto"/>
               <w:ind w:firstLine="420"/>
@@ -7648,7 +7647,7 @@
           <w:tcPr>
             <w:tcW w:w="2197" w:type="dxa"/>
           </w:tcPr>
-          <w:p>
+          <w:p ns2:paraId="4FDC25D3" ns2:textId="77777777">
             <w:pPr>
               <w:spacing w:line="276" w:lineRule="auto"/>
               <w:ind w:firstLine="420"/>
@@ -7665,7 +7664,7 @@
           <w:tcPr>
             <w:tcW w:w="2197" w:type="dxa"/>
           </w:tcPr>
-          <w:p>
+          <w:p ns2:paraId="4BA3EDB0" ns2:textId="77777777">
             <w:pPr>
               <w:spacing w:line="276" w:lineRule="auto"/>
             </w:pPr>
@@ -7681,7 +7680,7 @@
           <w:tcPr>
             <w:tcW w:w="2197" w:type="dxa"/>
           </w:tcPr>
-          <w:p>
+          <w:p ns2:paraId="6AE25133" ns2:textId="77777777">
             <w:pPr>
               <w:spacing w:line="276" w:lineRule="auto"/>
               <w:ind w:hanging="35"/>
@@ -7695,7 +7694,7 @@
           </w:p>
         </w:tc>
       </w:tr>
-      <w:tr>
+      <w:tr ns2:paraId="027EE1CF" ns2:textId="77777777">
         <w:tblPrEx>
           <w:tblW w:w="0" w:type="auto"/>
           <w:tblLook w:val="04A0"/>
@@ -7704,7 +7703,7 @@
           <w:tcPr>
             <w:tcW w:w="2197" w:type="dxa"/>
           </w:tcPr>
-          <w:p>
+          <w:p ns2:paraId="7256C67D" ns2:textId="77777777">
             <w:pPr>
               <w:spacing w:line="276" w:lineRule="auto"/>
               <w:ind w:firstLine="420"/>
@@ -7721,7 +7720,7 @@
           <w:tcPr>
             <w:tcW w:w="2197" w:type="dxa"/>
           </w:tcPr>
-          <w:p>
+          <w:p ns2:paraId="06099D1A" ns2:textId="77777777">
             <w:pPr>
               <w:spacing w:line="276" w:lineRule="auto"/>
               <w:ind w:firstLine="420"/>
@@ -7738,7 +7737,7 @@
           <w:tcPr>
             <w:tcW w:w="2197" w:type="dxa"/>
           </w:tcPr>
-          <w:p>
+          <w:p ns2:paraId="39DCB34E" ns2:textId="77777777">
             <w:pPr>
               <w:spacing w:line="276" w:lineRule="auto"/>
             </w:pPr>
@@ -7754,7 +7753,7 @@
           <w:tcPr>
             <w:tcW w:w="2197" w:type="dxa"/>
           </w:tcPr>
-          <w:p>
+          <w:p ns2:paraId="62D78E67" ns2:textId="77777777">
             <w:pPr>
               <w:spacing w:line="276" w:lineRule="auto"/>
               <w:ind w:hanging="35"/>
@@ -7768,7 +7767,7 @@
           </w:p>
         </w:tc>
       </w:tr>
-      <w:tr>
+      <w:tr ns2:paraId="35A9DC3B" ns2:textId="77777777">
         <w:tblPrEx>
           <w:tblW w:w="0" w:type="auto"/>
           <w:tblLook w:val="04A0"/>
@@ -7777,7 +7776,7 @@
           <w:tcPr>
             <w:tcW w:w="2197" w:type="dxa"/>
           </w:tcPr>
-          <w:p>
+          <w:p ns2:paraId="58A97440" ns2:textId="77777777">
             <w:pPr>
               <w:spacing w:line="276" w:lineRule="auto"/>
               <w:ind w:firstLine="420"/>
@@ -7794,7 +7793,7 @@
           <w:tcPr>
             <w:tcW w:w="2197" w:type="dxa"/>
           </w:tcPr>
-          <w:p>
+          <w:p ns2:paraId="77DDA1FA" ns2:textId="77777777">
             <w:pPr>
               <w:spacing w:line="276" w:lineRule="auto"/>
               <w:ind w:firstLine="420"/>
@@ -7811,7 +7810,7 @@
           <w:tcPr>
             <w:tcW w:w="2197" w:type="dxa"/>
           </w:tcPr>
-          <w:p>
+          <w:p ns2:paraId="0C9BE5CA" ns2:textId="77777777">
             <w:pPr>
               <w:spacing w:line="276" w:lineRule="auto"/>
             </w:pPr>
@@ -7827,7 +7826,7 @@
           <w:tcPr>
             <w:tcW w:w="2197" w:type="dxa"/>
           </w:tcPr>
-          <w:p>
+          <w:p ns2:paraId="53CB347F" ns2:textId="77777777">
             <w:pPr>
               <w:spacing w:line="276" w:lineRule="auto"/>
               <w:ind w:hanging="35"/>
@@ -7848,7 +7847,7 @@
         </w:tc>
       </w:tr>
     </w:tbl>
-    <w:p>
+    <w:p ns2:paraId="50729315" ns2:textId="77777777">
       <w:pPr>
         <w:spacing w:line="400" w:lineRule="exact"/>
         <w:ind w:firstLine="480" w:firstLineChars="200"/>
@@ -7859,7 +7858,7 @@
         </w:rPr>
       </w:pPr>
     </w:p>
-    <w:p>
+    <w:p ns2:paraId="568169B0" ns2:textId="77777777">
       <w:pPr>
         <w:spacing w:line="400" w:lineRule="exact"/>
         <w:ind w:firstLine="480" w:firstLineChars="200"/>
@@ -7878,7 +7877,7 @@
         <w:t>图像识别是系统的主功能，用户上传图片之后，系统对图片进行格式校验、图片保存、模型推理、结果展示、历史记录保存。</w:t>
       </w:r>
     </w:p>
-    <w:p>
+    <w:p ns2:paraId="3DC075B4" ns2:textId="77777777">
       <w:pPr>
         <w:spacing w:line="400" w:lineRule="exact"/>
         <w:ind w:firstLine="480" w:firstLineChars="200"/>
@@ -7896,7 +7895,7 @@
         <w:t>分类知识、智能问答、图片理解属于解释性功能，分别对应规则查询、开放问题回答、复杂图片分析。</w:t>
       </w:r>
     </w:p>
-    <w:p>
+    <w:p ns2:paraId="1B706265" ns2:textId="77777777">
       <w:pPr>
         <w:spacing w:before="260" w:after="260" w:line="360" w:lineRule="auto"/>
         <w:outlineLvl w:val="1"/>
@@ -7931,7 +7930,7 @@
       <w:bookmarkEnd w:id="38"/>
       <w:bookmarkEnd w:id="39"/>
     </w:p>
-    <w:p>
+    <w:p ns2:paraId="417B74AA" ns2:textId="77777777">
       <w:pPr>
         <w:spacing w:line="400" w:lineRule="exact"/>
         <w:ind w:firstLine="480" w:firstLineChars="200"/>
@@ -7950,7 +7949,7 @@
         <w:t>系统的性能要求主要是准确率、响应时间、稳定性、资源占用这四个方面的。经过模型测试得到了0.9830的准确率，满足了任务书的要求。</w:t>
       </w:r>
     </w:p>
-    <w:p>
+    <w:p ns2:paraId="38376B89" ns2:textId="77777777">
       <w:pPr>
         <w:spacing w:line="400" w:lineRule="exact"/>
         <w:ind w:firstLine="480" w:firstLineChars="200"/>
@@ -7969,7 +7968,7 @@
         <w:t>稳定性上要处理文件为空、格式错、模型缺、Qdrant没启动、API密钥缺、网路断等情况，给出清楚的提示。</w:t>
       </w:r>
     </w:p>
-    <w:p>
+    <w:p ns2:paraId="41252F13" ns2:textId="77777777">
       <w:pPr>
         <w:spacing w:line="400" w:lineRule="exact"/>
         <w:ind w:firstLine="480" w:firstLineChars="200"/>
@@ -7988,7 +7987,7 @@
         <w:t>易用性属于性能体验的组成部分。用户上传图片之后应立即看到预览，系统返回结果之后应该用结构化的卡片展示，而不能只输出原始的JSON。页面切换要流畅，左侧导航要清楚地标明当前模块。由于答辩现场一般使用桌面浏览器进行演示，所以系统主要对桌面端进行了布局优化，并且保留了基本的响应式适配能力。</w:t>
       </w:r>
     </w:p>
-    <w:p>
+    <w:p ns2:paraId="4A8BD09B" ns2:textId="77777777">
       <w:pPr>
         <w:spacing w:before="260" w:after="260" w:line="360" w:lineRule="auto"/>
         <w:outlineLvl w:val="1"/>
@@ -8015,7 +8014,7 @@
       <w:bookmarkEnd w:id="40"/>
       <w:bookmarkEnd w:id="41"/>
     </w:p>
-    <w:p>
+    <w:p ns2:paraId="70CEA8F1" ns2:textId="77777777">
       <w:pPr>
         <w:spacing w:line="400" w:lineRule="exact"/>
         <w:ind w:firstLine="480" w:firstLineChars="200"/>
@@ -8034,7 +8033,7 @@
         <w:t>可靠性方面系统在依赖缺失的时候要保持可解释的状态。模型权重、Qdrant容器、外部AI密钥、上传目录都是运行前置条件，缺少其中任何一个都会影响部分功能。本文在系统设计中没有造成程序直接崩溃的情况发生，尽量给出模型未就绪、检索服务异常或者接口密钥未配置等明确的提示。既可以方便地进行开发和调试，又有利于在答辩时迅速找到问题所在。</w:t>
       </w:r>
     </w:p>
-    <w:p>
+    <w:p ns2:paraId="43340F33" ns2:textId="77777777">
       <w:pPr>
         <w:spacing w:line="400" w:lineRule="exact"/>
         <w:ind w:firstLine="480" w:firstLineChars="200"/>
@@ -8053,7 +8052,7 @@
         <w:t>非功能需求当中可用性属于系统能否顺利演示的关键要素。系统页面要使用户在较短的时间内了解各个模块的功能，所以导航名称、按钮文案以及结果展示都应该具有直观性。图像识别、相似检索、图片理解这三个模块虽然都包含图片上传的内容，但是侧重点不同，图像识别侧重于类别以及置信度，相似检索侧重于参考案例，图片理解侧重于语义说明。用明确的页面结构来区分各个模块，可以降低用户的操作混淆。</w:t>
       </w:r>
     </w:p>
-    <w:p>
+    <w:p ns2:paraId="3F37F5DD" ns2:textId="77777777">
       <w:pPr>
         <w:spacing w:line="400" w:lineRule="exact"/>
         <w:ind w:firstLine="480" w:firstLineChars="200"/>
@@ -8072,7 +8071,7 @@
         <w:t>系统对上传的文件类型和大小做限，图片预览路由只准许查看指定目录，外部AI密钥不写入源码。</w:t>
       </w:r>
     </w:p>
-    <w:p>
+    <w:p ns2:paraId="60DFED0F" ns2:textId="77777777">
       <w:pPr>
         <w:spacing w:line="400" w:lineRule="exact"/>
         <w:ind w:firstLine="480" w:firstLineChars="200"/>
@@ -8091,7 +8090,7 @@
         <w:t>在可维护性上，应该保证模块界线分明。模型推理逻辑在模型服务中，Qdrant 检索逻辑在相似检索服务中，DeepSeek 和 Kimi 调用分别封装，路由层只做请求解析和响应组织。从而减小后面替换模型、调整接口或者修改前端页面的影响范围。</w:t>
       </w:r>
     </w:p>
-    <w:p>
+    <w:p ns2:paraId="0996471F" ns2:textId="77777777">
       <w:pPr>
         <w:spacing w:line="400" w:lineRule="exact"/>
         <w:ind w:firstLine="480" w:firstLineChars="200"/>
@@ -8110,7 +8109,7 @@
         <w:t>从可扩展性角度来说，目前系统只对四类垃圾进行识别，以后还可以增加更多的细分类别。重新整理数据集、训练新的分类头、更新类别映射后，前端及接口结构可以大体上复用。相似检索模块还可以加入Payload字段，即图片来源、标注质量、可回收价值或者处理建议等信息。</w:t>
       </w:r>
     </w:p>
-    <w:p>
+    <w:p ns2:paraId="65332E9A" ns2:textId="77777777">
       <w:pPr>
         <w:widowControl/>
         <w:jc w:val="left"/>
@@ -8134,7 +8133,7 @@
         <w:br w:type="page"/>
       </w:r>
     </w:p>
-    <w:p>
+    <w:p ns2:paraId="778FA894" ns2:textId="77777777">
       <w:pPr>
         <w:spacing w:before="340" w:after="330" w:line="578" w:lineRule="auto"/>
         <w:jc w:val="center"/>
@@ -8161,7 +8160,7 @@
       <w:bookmarkEnd w:id="42"/>
       <w:bookmarkEnd w:id="43"/>
     </w:p>
-    <w:p>
+    <w:p ns2:paraId="5D431F6A" ns2:textId="77777777">
       <w:pPr>
         <w:spacing w:before="260" w:after="260" w:line="360" w:lineRule="auto"/>
         <w:outlineLvl w:val="1"/>
@@ -8198,7 +8197,7 @@
       <w:bookmarkEnd w:id="49"/>
       <w:bookmarkEnd w:id="50"/>
     </w:p>
-    <w:p>
+    <w:p ns2:paraId="731903D7" ns2:textId="77777777">
       <w:pPr>
         <w:spacing w:line="400" w:lineRule="exact"/>
         <w:ind w:firstLine="480" w:firstLineChars="200"/>
@@ -8217,7 +8216,7 @@
         <w:t>系统使用的是浏览器/服务器架构，分为表现层、接口层、模型层、数据层以及外部智能服务层。前端负责交互展示，Flask 提供 API，ResNet50 完成分类和特征提取，SQLite 与 Qdrant 分别保存历史记录和图片向量。</w:t>
       </w:r>
     </w:p>
-    <w:p>
+    <w:p ns2:paraId="21B5433F" ns2:textId="77777777">
       <w:pPr>
         <w:spacing w:line="400" w:lineRule="exact"/>
         <w:ind w:firstLine="480" w:firstLineChars="200"/>
@@ -8236,7 +8235,7 @@
         <w:t>分层设计使得责任分层分明，前端使用接口调用服务端返回的数据，数据可以替换服务端，模型可以单独测试。</w:t>
       </w:r>
     </w:p>
-    <w:p>
+    <w:p ns2:paraId="2BBC6100" ns2:textId="2C29A757">
       <w:pPr>
         <w:spacing w:before="120" w:after="120"/>
         <w:jc w:val="center"/>
@@ -8251,43 +8250,43 @@
           <w:noProof/>
         </w:rPr>
         <w:drawing>
-          <wp:inline distT="0" distB="0" distL="0" distR="0">
-            <wp:extent cx="5760085" cy="4650740"/>
-            <wp:effectExtent l="0" t="0" r="0" b="0"/>
-            <wp:docPr id="782927827" name="图片 1" descr="图形用户界面, 网站&#10;&#10;AI 生成的内容可能不正确。"/>
-            <wp:cNvGraphicFramePr>
-              <a:graphicFrameLocks xmlns:a="http://schemas.openxmlformats.org/drawingml/2006/main" noChangeAspect="1"/>
-            </wp:cNvGraphicFramePr>
-            <a:graphic xmlns:a="http://schemas.openxmlformats.org/drawingml/2006/main">
-              <a:graphicData uri="http://schemas.openxmlformats.org/drawingml/2006/picture">
-                <pic:pic xmlns:pic="http://schemas.openxmlformats.org/drawingml/2006/picture">
-                  <pic:nvPicPr>
-                    <pic:cNvPr id="782927827" name="图片 1" descr="图形用户界面, 网站&#10;&#10;AI 生成的内容可能不正确。"/>
-                    <pic:cNvPicPr/>
-                  </pic:nvPicPr>
-                  <pic:blipFill>
-                    <a:blip xmlns:r="http://schemas.openxmlformats.org/officeDocument/2006/relationships" r:embed="rId18"/>
-                    <a:stretch>
-                      <a:fillRect/>
-                    </a:stretch>
-                  </pic:blipFill>
-                  <pic:spPr>
-                    <a:xfrm>
-                      <a:off x="0" y="0"/>
-                      <a:ext cx="5760085" cy="4650740"/>
-                    </a:xfrm>
-                    <a:prstGeom prst="rect">
-                      <a:avLst/>
-                    </a:prstGeom>
-                  </pic:spPr>
-                </pic:pic>
-              </a:graphicData>
-            </a:graphic>
-          </wp:inline>
+          <ns3:inline distT="0" distB="0" distL="0" distR="0">
+            <ns3:extent cx="5760085" cy="4650740"/>
+            <ns3:effectExtent l="0" t="0" r="0" b="0"/>
+            <ns3:docPr id="782927827" name="图片 1" descr="图形用户界面, 网站&#10;&#10;AI 生成的内容可能不正确。"/>
+            <ns3:cNvGraphicFramePr>
+              <ns4:graphicFrameLocks noChangeAspect="1"/>
+            </ns3:cNvGraphicFramePr>
+            <ns4:graphic>
+              <ns4:graphicData uri="http://schemas.openxmlformats.org/drawingml/2006/picture">
+                <ns5:pic>
+                  <ns5:nvPicPr>
+                    <ns5:cNvPr id="782927827" name="图片 1" descr="图形用户界面, 网站&#10;&#10;AI 生成的内容可能不正确。"/>
+                    <ns5:cNvPicPr/>
+                  </ns5:nvPicPr>
+                  <ns5:blipFill>
+                    <ns4:blip ns6:embed="rId18"/>
+                    <ns4:stretch>
+                      <ns4:fillRect/>
+                    </ns4:stretch>
+                  </ns5:blipFill>
+                  <ns5:spPr>
+                    <ns4:xfrm>
+                      <ns4:off x="0" y="0"/>
+                      <ns4:ext cx="5760085" cy="4650740"/>
+                    </ns4:xfrm>
+                    <ns4:prstGeom prst="rect">
+                      <ns4:avLst/>
+                    </ns4:prstGeom>
+                  </ns5:spPr>
+                </ns5:pic>
+              </ns4:graphicData>
+            </ns4:graphic>
+          </ns3:inline>
         </w:drawing>
       </w:r>
     </w:p>
-    <w:p>
+    <w:p ns2:paraId="41E19058" ns2:textId="6DBDFE36">
       <w:pPr>
         <w:jc w:val="center"/>
         <w:rPr>
@@ -8303,7 +8302,7 @@
         <w:t>图4-1 系统首页与整体工作台界面</w:t>
       </w:r>
     </w:p>
-    <w:p>
+    <w:p ns2:paraId="6EBC1EC4" ns2:textId="77777777">
       <w:pPr>
         <w:jc w:val="center"/>
         <w:rPr>
@@ -8312,7 +8311,7 @@
         </w:rPr>
       </w:pPr>
     </w:p>
-    <w:p>
+    <w:p ns2:paraId="77ED8A1D" ns2:textId="77777777">
       <w:pPr>
         <w:jc w:val="center"/>
         <w:rPr>
@@ -8321,7 +8320,7 @@
         </w:rPr>
       </w:pPr>
     </w:p>
-    <w:p>
+    <w:p ns2:paraId="056B4C40" ns2:textId="77777777">
       <w:pPr>
         <w:jc w:val="center"/>
       </w:pPr>
@@ -8344,7 +8343,7 @@
         <w:gridCol w:w="2929"/>
         <w:gridCol w:w="2929"/>
       </w:tblGrid>
-      <w:tr>
+      <w:tr ns2:paraId="17C2B25F" ns2:textId="77777777">
         <w:tblPrEx>
           <w:tblW w:w="0" w:type="auto"/>
           <w:tblLook w:val="04A0"/>
@@ -8353,7 +8352,7 @@
           <w:tcPr>
             <w:tcW w:w="2929" w:type="dxa"/>
           </w:tcPr>
-          <w:p>
+          <w:p ns2:paraId="0058E349" ns2:textId="77777777">
             <w:pPr>
               <w:ind w:firstLine="422"/>
               <w:jc w:val="center"/>
@@ -8371,7 +8370,7 @@
           <w:tcPr>
             <w:tcW w:w="2929" w:type="dxa"/>
           </w:tcPr>
-          <w:p>
+          <w:p ns2:paraId="6D140530" ns2:textId="77777777">
             <w:pPr>
               <w:ind w:firstLine="422"/>
               <w:jc w:val="center"/>
@@ -8389,7 +8388,7 @@
           <w:tcPr>
             <w:tcW w:w="2929" w:type="dxa"/>
           </w:tcPr>
-          <w:p>
+          <w:p ns2:paraId="3417FFF2" ns2:textId="77777777">
             <w:pPr>
               <w:jc w:val="center"/>
             </w:pPr>
@@ -8403,7 +8402,7 @@
           </w:p>
         </w:tc>
       </w:tr>
-      <w:tr>
+      <w:tr ns2:paraId="79DFCC6A" ns2:textId="77777777">
         <w:tblPrEx>
           <w:tblW w:w="0" w:type="auto"/>
           <w:tblLook w:val="04A0"/>
@@ -8412,7 +8411,7 @@
           <w:tcPr>
             <w:tcW w:w="2929" w:type="dxa"/>
           </w:tcPr>
-          <w:p>
+          <w:p ns2:paraId="2341969E" ns2:textId="77777777">
             <w:pPr>
               <w:spacing w:line="276" w:lineRule="auto"/>
               <w:ind w:firstLine="420"/>
@@ -8429,7 +8428,7 @@
           <w:tcPr>
             <w:tcW w:w="2929" w:type="dxa"/>
           </w:tcPr>
-          <w:p>
+          <w:p ns2:paraId="263BF667" ns2:textId="77777777">
             <w:pPr>
               <w:spacing w:line="276" w:lineRule="auto"/>
               <w:ind w:firstLine="420"/>
@@ -8446,7 +8445,7 @@
           <w:tcPr>
             <w:tcW w:w="2929" w:type="dxa"/>
           </w:tcPr>
-          <w:p>
+          <w:p ns2:paraId="6568A070" ns2:textId="77777777">
             <w:pPr>
               <w:spacing w:line="276" w:lineRule="auto"/>
             </w:pPr>
@@ -8459,7 +8458,7 @@
           </w:p>
         </w:tc>
       </w:tr>
-      <w:tr>
+      <w:tr ns2:paraId="2B225067" ns2:textId="77777777">
         <w:tblPrEx>
           <w:tblW w:w="0" w:type="auto"/>
           <w:tblLook w:val="04A0"/>
@@ -8468,7 +8467,7 @@
           <w:tcPr>
             <w:tcW w:w="2929" w:type="dxa"/>
           </w:tcPr>
-          <w:p>
+          <w:p ns2:paraId="19B1F5A5" ns2:textId="77777777">
             <w:pPr>
               <w:spacing w:line="276" w:lineRule="auto"/>
               <w:ind w:firstLine="420"/>
@@ -8485,7 +8484,7 @@
           <w:tcPr>
             <w:tcW w:w="2929" w:type="dxa"/>
           </w:tcPr>
-          <w:p>
+          <w:p ns2:paraId="5B298D96" ns2:textId="77777777">
             <w:pPr>
               <w:spacing w:line="276" w:lineRule="auto"/>
               <w:ind w:firstLine="420"/>
@@ -8502,7 +8501,7 @@
           <w:tcPr>
             <w:tcW w:w="2929" w:type="dxa"/>
           </w:tcPr>
-          <w:p>
+          <w:p ns2:paraId="64299ABE" ns2:textId="77777777">
             <w:pPr>
               <w:spacing w:line="276" w:lineRule="auto"/>
             </w:pPr>
@@ -8515,7 +8514,7 @@
           </w:p>
         </w:tc>
       </w:tr>
-      <w:tr>
+      <w:tr ns2:paraId="5FE500F3" ns2:textId="77777777">
         <w:tblPrEx>
           <w:tblW w:w="0" w:type="auto"/>
           <w:tblLook w:val="04A0"/>
@@ -8524,7 +8523,7 @@
           <w:tcPr>
             <w:tcW w:w="2929" w:type="dxa"/>
           </w:tcPr>
-          <w:p>
+          <w:p ns2:paraId="5E73500A" ns2:textId="77777777">
             <w:pPr>
               <w:spacing w:line="276" w:lineRule="auto"/>
               <w:ind w:firstLine="420"/>
@@ -8541,7 +8540,7 @@
           <w:tcPr>
             <w:tcW w:w="2929" w:type="dxa"/>
           </w:tcPr>
-          <w:p>
+          <w:p ns2:paraId="08D27A8F" ns2:textId="77777777">
             <w:pPr>
               <w:spacing w:line="276" w:lineRule="auto"/>
               <w:ind w:firstLine="420"/>
@@ -8564,7 +8563,7 @@
           <w:tcPr>
             <w:tcW w:w="2929" w:type="dxa"/>
           </w:tcPr>
-          <w:p>
+          <w:p ns2:paraId="0DB47B25" ns2:textId="77777777">
             <w:pPr>
               <w:spacing w:line="276" w:lineRule="auto"/>
             </w:pPr>
@@ -8577,7 +8576,7 @@
           </w:p>
         </w:tc>
       </w:tr>
-      <w:tr>
+      <w:tr ns2:paraId="546CA826" ns2:textId="77777777">
         <w:tblPrEx>
           <w:tblW w:w="0" w:type="auto"/>
           <w:tblLook w:val="04A0"/>
@@ -8586,7 +8585,7 @@
           <w:tcPr>
             <w:tcW w:w="2929" w:type="dxa"/>
           </w:tcPr>
-          <w:p>
+          <w:p ns2:paraId="6F624131" ns2:textId="77777777">
             <w:pPr>
               <w:spacing w:line="276" w:lineRule="auto"/>
               <w:ind w:firstLine="420"/>
@@ -8603,7 +8602,7 @@
           <w:tcPr>
             <w:tcW w:w="2929" w:type="dxa"/>
           </w:tcPr>
-          <w:p>
+          <w:p ns2:paraId="276BE99E" ns2:textId="77777777">
             <w:pPr>
               <w:spacing w:line="276" w:lineRule="auto"/>
               <w:ind w:firstLine="420"/>
@@ -8626,7 +8625,7 @@
           <w:tcPr>
             <w:tcW w:w="2929" w:type="dxa"/>
           </w:tcPr>
-          <w:p>
+          <w:p ns2:paraId="71EE0CC4" ns2:textId="77777777">
             <w:pPr>
               <w:spacing w:line="276" w:lineRule="auto"/>
             </w:pPr>
@@ -8639,7 +8638,7 @@
           </w:p>
         </w:tc>
       </w:tr>
-      <w:tr>
+      <w:tr ns2:paraId="0CA0912E" ns2:textId="77777777">
         <w:tblPrEx>
           <w:tblW w:w="0" w:type="auto"/>
           <w:tblLook w:val="04A0"/>
@@ -8648,7 +8647,7 @@
           <w:tcPr>
             <w:tcW w:w="2929" w:type="dxa"/>
           </w:tcPr>
-          <w:p>
+          <w:p ns2:paraId="677B97D6" ns2:textId="77777777">
             <w:pPr>
               <w:spacing w:line="276" w:lineRule="auto"/>
               <w:ind w:firstLine="420"/>
@@ -8665,7 +8664,7 @@
           <w:tcPr>
             <w:tcW w:w="2929" w:type="dxa"/>
           </w:tcPr>
-          <w:p>
+          <w:p ns2:paraId="0B7CEB60" ns2:textId="77777777">
             <w:pPr>
               <w:spacing w:line="276" w:lineRule="auto"/>
               <w:ind w:firstLine="420"/>
@@ -8682,7 +8681,7 @@
           <w:tcPr>
             <w:tcW w:w="2929" w:type="dxa"/>
           </w:tcPr>
-          <w:p>
+          <w:p ns2:paraId="525E744D" ns2:textId="77777777">
             <w:pPr>
               <w:spacing w:line="276" w:lineRule="auto"/>
             </w:pPr>
@@ -8696,13 +8695,13 @@
         </w:tc>
       </w:tr>
     </w:tbl>
-    <w:p>
+    <w:p ns2:paraId="06EE5813" ns2:textId="77777777">
       <w:pPr>
         <w:spacing w:line="400" w:lineRule="exact"/>
         <w:ind w:firstLine="420" w:firstLineChars="200"/>
       </w:pPr>
     </w:p>
-    <w:p>
+    <w:p ns2:paraId="00B57386" ns2:textId="77777777">
       <w:pPr>
         <w:spacing w:before="260" w:after="260" w:line="360" w:lineRule="auto"/>
         <w:outlineLvl w:val="1"/>
@@ -8728,7 +8727,7 @@
       </w:r>
       <w:bookmarkEnd w:id="51"/>
     </w:p>
-    <w:p>
+    <w:p ns2:paraId="4C1D8C02" ns2:textId="77777777">
       <w:pPr>
         <w:spacing w:line="400" w:lineRule="exact"/>
         <w:ind w:firstLine="480" w:firstLineChars="200"/>
@@ -8747,7 +8746,7 @@
         <w:t>从系统职责分工来说，各个模块是彼此独立的，但是又共享着一些基础能力。图像识别、相似检索共用图片预处理以及ResNet50特征提取的流程，分类知识、智能问答、图片理解一起承担解释的任务，历史记录同上传的图片、识别的结果相关联。这样的结构有利于后续的拓展，比如增加新的垃圾种类、更换模型或者恢复知识测试模块的时候，不需要对整个架构进行大的改动。</w:t>
       </w:r>
     </w:p>
-    <w:p>
+    <w:p ns2:paraId="249108A3" ns2:textId="77777777">
       <w:pPr>
         <w:spacing w:line="400" w:lineRule="exact"/>
         <w:ind w:firstLine="480" w:firstLineChars="200"/>
@@ -8766,7 +8765,7 @@
         <w:t>从用户操作流程来说，系统的主干路径就是上传图片、得到分类、查看解释、保存记录。用户先通过图像识别得到基本判断，然后根据需要进入相似检索查看参考样本或者通过智能问答、图片理解获得进一步的说明。历史记录模块把识别结果保存下来，使得系统可以对数据进行长期的管理，而不是一次性的图片分类工具。</w:t>
       </w:r>
     </w:p>
-    <w:p>
+    <w:p ns2:paraId="6B052755" ns2:textId="77777777">
       <w:pPr>
         <w:spacing w:line="400" w:lineRule="exact"/>
         <w:ind w:firstLine="480" w:firstLineChars="200"/>
@@ -8785,7 +8784,7 @@
         <w:t>系统功能以废弃物图片处理流程为依托，有首页、图像识别、相似检索、分类知识、智能问答、图片理解、历史记录。</w:t>
       </w:r>
     </w:p>
-    <w:p>
+    <w:p ns2:paraId="3FC2EB14" ns2:textId="77777777">
       <w:pPr>
         <w:spacing w:line="400" w:lineRule="exact"/>
         <w:ind w:firstLine="480" w:firstLineChars="200"/>
@@ -8804,7 +8803,7 @@
         <w:t>系统已经按照需求删除了登录、注册、用户管理模块，隐藏了知识测试的入口，只保留了识别、检索、解释这三个功能模块。</w:t>
       </w:r>
     </w:p>
-    <w:p>
+    <w:p ns2:paraId="33C13A34" ns2:textId="77777777">
       <w:pPr>
         <w:spacing w:before="260" w:after="260" w:line="360" w:lineRule="auto"/>
         <w:outlineLvl w:val="1"/>
@@ -8833,7 +8832,7 @@
       <w:bookmarkEnd w:id="53"/>
       <w:bookmarkEnd w:id="54"/>
     </w:p>
-    <w:p>
+    <w:p ns2:paraId="16E2B1DD" ns2:textId="77777777">
       <w:pPr>
         <w:jc w:val="center"/>
       </w:pPr>
@@ -8857,7 +8856,7 @@
         <w:gridCol w:w="2197"/>
         <w:gridCol w:w="2197"/>
       </w:tblGrid>
-      <w:tr>
+      <w:tr ns2:paraId="5793775B" ns2:textId="77777777">
         <w:tblPrEx>
           <w:tblW w:w="0" w:type="auto"/>
           <w:tblLook w:val="04A0"/>
@@ -8866,7 +8865,7 @@
           <w:tcPr>
             <w:tcW w:w="2197" w:type="dxa"/>
           </w:tcPr>
-          <w:p>
+          <w:p ns2:paraId="11CE1E04" ns2:textId="77777777">
             <w:pPr>
               <w:ind w:firstLine="422"/>
               <w:jc w:val="center"/>
@@ -8884,7 +8883,7 @@
           <w:tcPr>
             <w:tcW w:w="2197" w:type="dxa"/>
           </w:tcPr>
-          <w:p>
+          <w:p ns2:paraId="2B6231CE" ns2:textId="77777777">
             <w:pPr>
               <w:ind w:firstLine="422"/>
               <w:jc w:val="center"/>
@@ -8902,7 +8901,7 @@
           <w:tcPr>
             <w:tcW w:w="2197" w:type="dxa"/>
           </w:tcPr>
-          <w:p>
+          <w:p ns2:paraId="711D8812" ns2:textId="77777777">
             <w:pPr>
               <w:ind w:firstLine="422"/>
               <w:jc w:val="center"/>
@@ -8920,7 +8919,7 @@
           <w:tcPr>
             <w:tcW w:w="2197" w:type="dxa"/>
           </w:tcPr>
-          <w:p>
+          <w:p ns2:paraId="14FA0B62" ns2:textId="77777777">
             <w:pPr>
               <w:ind w:firstLine="422"/>
               <w:jc w:val="center"/>
@@ -8935,7 +8934,7 @@
           </w:p>
         </w:tc>
       </w:tr>
-      <w:tr>
+      <w:tr ns2:paraId="3BDEAAF3" ns2:textId="77777777">
         <w:tblPrEx>
           <w:tblW w:w="0" w:type="auto"/>
           <w:tblLook w:val="04A0"/>
@@ -8944,7 +8943,7 @@
           <w:tcPr>
             <w:tcW w:w="2197" w:type="dxa"/>
           </w:tcPr>
-          <w:p>
+          <w:p ns2:paraId="4F56C635" ns2:textId="77777777">
             <w:pPr>
               <w:spacing w:line="276" w:lineRule="auto"/>
               <w:ind w:firstLine="420"/>
@@ -8973,7 +8972,7 @@
           <w:tcPr>
             <w:tcW w:w="2197" w:type="dxa"/>
           </w:tcPr>
-          <w:p>
+          <w:p ns2:paraId="4EFECB86" ns2:textId="77777777">
             <w:pPr>
               <w:spacing w:line="276" w:lineRule="auto"/>
               <w:ind w:firstLine="420"/>
@@ -8990,7 +8989,7 @@
           <w:tcPr>
             <w:tcW w:w="2197" w:type="dxa"/>
           </w:tcPr>
-          <w:p>
+          <w:p ns2:paraId="1FD2BF94" ns2:textId="77777777">
             <w:pPr>
               <w:spacing w:line="276" w:lineRule="auto"/>
               <w:ind w:firstLine="420"/>
@@ -9007,7 +9006,7 @@
           <w:tcPr>
             <w:tcW w:w="2197" w:type="dxa"/>
           </w:tcPr>
-          <w:p>
+          <w:p ns2:paraId="730C59D1" ns2:textId="77777777">
             <w:pPr>
               <w:spacing w:line="276" w:lineRule="auto"/>
               <w:ind w:firstLine="420"/>
@@ -9027,7 +9026,7 @@
           </w:p>
         </w:tc>
       </w:tr>
-      <w:tr>
+      <w:tr ns2:paraId="4047ED86" ns2:textId="77777777">
         <w:tblPrEx>
           <w:tblW w:w="0" w:type="auto"/>
           <w:tblLook w:val="04A0"/>
@@ -9036,7 +9035,7 @@
           <w:tcPr>
             <w:tcW w:w="2197" w:type="dxa"/>
           </w:tcPr>
-          <w:p>
+          <w:p ns2:paraId="68510836" ns2:textId="77777777">
             <w:pPr>
               <w:spacing w:line="276" w:lineRule="auto"/>
               <w:ind w:firstLine="420"/>
@@ -9065,7 +9064,7 @@
           <w:tcPr>
             <w:tcW w:w="2197" w:type="dxa"/>
           </w:tcPr>
-          <w:p>
+          <w:p ns2:paraId="07B4FAF4" ns2:textId="77777777">
             <w:pPr>
               <w:spacing w:line="276" w:lineRule="auto"/>
               <w:ind w:firstLine="420"/>
@@ -9082,7 +9081,7 @@
           <w:tcPr>
             <w:tcW w:w="2197" w:type="dxa"/>
           </w:tcPr>
-          <w:p>
+          <w:p ns2:paraId="450C155E" ns2:textId="77777777">
             <w:pPr>
               <w:spacing w:line="276" w:lineRule="auto"/>
               <w:ind w:firstLine="420"/>
@@ -9099,7 +9098,7 @@
           <w:tcPr>
             <w:tcW w:w="2197" w:type="dxa"/>
           </w:tcPr>
-          <w:p>
+          <w:p ns2:paraId="7B9C8FDC" ns2:textId="77777777">
             <w:pPr>
               <w:spacing w:line="276" w:lineRule="auto"/>
               <w:ind w:firstLine="420"/>
@@ -9125,7 +9124,7 @@
           </w:p>
         </w:tc>
       </w:tr>
-      <w:tr>
+      <w:tr ns2:paraId="33C55601" ns2:textId="77777777">
         <w:tblPrEx>
           <w:tblW w:w="0" w:type="auto"/>
           <w:tblLook w:val="04A0"/>
@@ -9134,7 +9133,7 @@
           <w:tcPr>
             <w:tcW w:w="2197" w:type="dxa"/>
           </w:tcPr>
-          <w:p>
+          <w:p ns2:paraId="226FF83C" ns2:textId="77777777">
             <w:pPr>
               <w:spacing w:line="276" w:lineRule="auto"/>
               <w:ind w:firstLine="420"/>
@@ -9163,7 +9162,7 @@
           <w:tcPr>
             <w:tcW w:w="2197" w:type="dxa"/>
           </w:tcPr>
-          <w:p>
+          <w:p ns2:paraId="3C92E55F" ns2:textId="77777777">
             <w:pPr>
               <w:spacing w:line="276" w:lineRule="auto"/>
               <w:ind w:firstLine="420"/>
@@ -9180,7 +9179,7 @@
           <w:tcPr>
             <w:tcW w:w="2197" w:type="dxa"/>
           </w:tcPr>
-          <w:p>
+          <w:p ns2:paraId="6A76439A" ns2:textId="77777777">
             <w:pPr>
               <w:spacing w:line="276" w:lineRule="auto"/>
               <w:ind w:firstLine="420"/>
@@ -9197,7 +9196,7 @@
           <w:tcPr>
             <w:tcW w:w="2197" w:type="dxa"/>
           </w:tcPr>
-          <w:p>
+          <w:p ns2:paraId="560C5FD5" ns2:textId="77777777">
             <w:pPr>
               <w:spacing w:line="276" w:lineRule="auto"/>
               <w:ind w:firstLine="420"/>
@@ -9211,7 +9210,7 @@
           </w:p>
         </w:tc>
       </w:tr>
-      <w:tr>
+      <w:tr ns2:paraId="039907B6" ns2:textId="77777777">
         <w:tblPrEx>
           <w:tblW w:w="0" w:type="auto"/>
           <w:tblLook w:val="04A0"/>
@@ -9220,7 +9219,7 @@
           <w:tcPr>
             <w:tcW w:w="2197" w:type="dxa"/>
           </w:tcPr>
-          <w:p>
+          <w:p ns2:paraId="34814638" ns2:textId="77777777">
             <w:pPr>
               <w:spacing w:line="276" w:lineRule="auto"/>
               <w:ind w:firstLine="420"/>
@@ -9249,7 +9248,7 @@
           <w:tcPr>
             <w:tcW w:w="2197" w:type="dxa"/>
           </w:tcPr>
-          <w:p>
+          <w:p ns2:paraId="5E6FB4B9" ns2:textId="77777777">
             <w:pPr>
               <w:spacing w:line="276" w:lineRule="auto"/>
               <w:ind w:firstLine="420"/>
@@ -9266,7 +9265,7 @@
           <w:tcPr>
             <w:tcW w:w="2197" w:type="dxa"/>
           </w:tcPr>
-          <w:p>
+          <w:p ns2:paraId="7E750A00" ns2:textId="77777777">
             <w:pPr>
               <w:spacing w:line="276" w:lineRule="auto"/>
               <w:ind w:firstLine="420"/>
@@ -9283,7 +9282,7 @@
           <w:tcPr>
             <w:tcW w:w="2197" w:type="dxa"/>
           </w:tcPr>
-          <w:p>
+          <w:p ns2:paraId="6B0D984F" ns2:textId="77777777">
             <w:pPr>
               <w:spacing w:line="276" w:lineRule="auto"/>
               <w:ind w:firstLine="420"/>
@@ -9297,7 +9296,7 @@
           </w:p>
         </w:tc>
       </w:tr>
-      <w:tr>
+      <w:tr ns2:paraId="414D0515" ns2:textId="77777777">
         <w:tblPrEx>
           <w:tblW w:w="0" w:type="auto"/>
           <w:tblLook w:val="04A0"/>
@@ -9306,7 +9305,7 @@
           <w:tcPr>
             <w:tcW w:w="2197" w:type="dxa"/>
           </w:tcPr>
-          <w:p>
+          <w:p ns2:paraId="20C99215" ns2:textId="77777777">
             <w:pPr>
               <w:spacing w:line="276" w:lineRule="auto"/>
               <w:ind w:firstLine="420"/>
@@ -9335,7 +9334,7 @@
           <w:tcPr>
             <w:tcW w:w="2197" w:type="dxa"/>
           </w:tcPr>
-          <w:p>
+          <w:p ns2:paraId="6FF5F59C" ns2:textId="77777777">
             <w:pPr>
               <w:spacing w:line="276" w:lineRule="auto"/>
               <w:ind w:firstLine="420"/>
@@ -9352,7 +9351,7 @@
           <w:tcPr>
             <w:tcW w:w="2197" w:type="dxa"/>
           </w:tcPr>
-          <w:p>
+          <w:p ns2:paraId="49DC5489" ns2:textId="77777777">
             <w:pPr>
               <w:spacing w:line="276" w:lineRule="auto"/>
               <w:ind w:firstLine="420"/>
@@ -9369,7 +9368,7 @@
           <w:tcPr>
             <w:tcW w:w="2197" w:type="dxa"/>
           </w:tcPr>
-          <w:p>
+          <w:p ns2:paraId="24A3F725" ns2:textId="77777777">
             <w:pPr>
               <w:spacing w:line="276" w:lineRule="auto"/>
               <w:ind w:firstLine="420"/>
@@ -9383,7 +9382,7 @@
           </w:p>
         </w:tc>
       </w:tr>
-      <w:tr>
+      <w:tr ns2:paraId="0566D8A0" ns2:textId="77777777">
         <w:tblPrEx>
           <w:tblW w:w="0" w:type="auto"/>
           <w:tblLook w:val="04A0"/>
@@ -9392,7 +9391,7 @@
           <w:tcPr>
             <w:tcW w:w="2197" w:type="dxa"/>
           </w:tcPr>
-          <w:p>
+          <w:p ns2:paraId="42C8CAC6" ns2:textId="77777777">
             <w:pPr>
               <w:spacing w:line="276" w:lineRule="auto"/>
               <w:ind w:firstLine="420"/>
@@ -9421,7 +9420,7 @@
           <w:tcPr>
             <w:tcW w:w="2197" w:type="dxa"/>
           </w:tcPr>
-          <w:p>
+          <w:p ns2:paraId="2C17E719" ns2:textId="77777777">
             <w:pPr>
               <w:spacing w:line="276" w:lineRule="auto"/>
               <w:ind w:firstLine="420"/>
@@ -9438,7 +9437,7 @@
           <w:tcPr>
             <w:tcW w:w="2197" w:type="dxa"/>
           </w:tcPr>
-          <w:p>
+          <w:p ns2:paraId="2C096367" ns2:textId="77777777">
             <w:pPr>
               <w:spacing w:line="276" w:lineRule="auto"/>
               <w:ind w:firstLine="420"/>
@@ -9455,7 +9454,7 @@
           <w:tcPr>
             <w:tcW w:w="2197" w:type="dxa"/>
           </w:tcPr>
-          <w:p>
+          <w:p ns2:paraId="7F373E88" ns2:textId="77777777">
             <w:pPr>
               <w:spacing w:line="276" w:lineRule="auto"/>
               <w:ind w:firstLine="420"/>
@@ -9469,7 +9468,7 @@
           </w:p>
         </w:tc>
       </w:tr>
-      <w:tr>
+      <w:tr ns2:paraId="6E7B8281" ns2:textId="77777777">
         <w:tblPrEx>
           <w:tblW w:w="0" w:type="auto"/>
           <w:tblLook w:val="04A0"/>
@@ -9478,7 +9477,7 @@
           <w:tcPr>
             <w:tcW w:w="2197" w:type="dxa"/>
           </w:tcPr>
-          <w:p>
+          <w:p ns2:paraId="55913748" ns2:textId="77777777">
             <w:pPr>
               <w:spacing w:line="276" w:lineRule="auto"/>
               <w:ind w:firstLine="420"/>
@@ -9495,7 +9494,7 @@
           <w:tcPr>
             <w:tcW w:w="2197" w:type="dxa"/>
           </w:tcPr>
-          <w:p>
+          <w:p ns2:paraId="3F02B819" ns2:textId="77777777">
             <w:pPr>
               <w:spacing w:line="276" w:lineRule="auto"/>
               <w:ind w:firstLine="420"/>
@@ -9512,7 +9511,7 @@
           <w:tcPr>
             <w:tcW w:w="2197" w:type="dxa"/>
           </w:tcPr>
-          <w:p>
+          <w:p ns2:paraId="665D62FB" ns2:textId="77777777">
             <w:pPr>
               <w:spacing w:line="276" w:lineRule="auto"/>
               <w:ind w:firstLine="420"/>
@@ -9529,7 +9528,7 @@
           <w:tcPr>
             <w:tcW w:w="2197" w:type="dxa"/>
           </w:tcPr>
-          <w:p>
+          <w:p ns2:paraId="27AB3776" ns2:textId="77777777">
             <w:pPr>
               <w:spacing w:line="276" w:lineRule="auto"/>
               <w:ind w:firstLine="420"/>
@@ -9544,7 +9543,7 @@
         </w:tc>
       </w:tr>
     </w:tbl>
-    <w:p>
+    <w:p ns2:paraId="134A8A7F" ns2:textId="77777777">
       <w:pPr>
         <w:jc w:val="center"/>
         <w:rPr>
@@ -9554,7 +9553,7 @@
         </w:rPr>
       </w:pPr>
     </w:p>
-    <w:p>
+    <w:p ns2:paraId="2DAFF8E3" ns2:textId="77777777">
       <w:pPr>
         <w:spacing w:line="400" w:lineRule="exact"/>
         <w:ind w:firstLine="480" w:firstLineChars="200"/>
@@ -9573,7 +9572,7 @@
         <w:t>接口设计采用前后端分离的思想。前端依照功能调用接口，后端集中完成参数验证，模型状况，数据库访问，外部服务出错等任务。</w:t>
       </w:r>
     </w:p>
-    <w:p>
+    <w:p ns2:paraId="52EBF2A2" ns2:textId="77777777">
       <w:pPr>
         <w:spacing w:line="400" w:lineRule="exact"/>
         <w:ind w:firstLine="480" w:firstLineChars="200"/>
@@ -9592,7 +9591,7 @@
         <w:t>图片接口使用 multipart/form-data 接收文件。后端先进行文件校验，根据不同的接口分别执行分类、相似检索或者图片理解。</w:t>
       </w:r>
     </w:p>
-    <w:p>
+    <w:p ns2:paraId="40C80658" ns2:textId="77777777">
       <w:pPr>
         <w:spacing w:before="260" w:after="260" w:line="360" w:lineRule="auto"/>
         <w:outlineLvl w:val="1"/>
@@ -9617,7 +9616,7 @@
       </w:r>
       <w:bookmarkEnd w:id="56"/>
     </w:p>
-    <w:p>
+    <w:p ns2:paraId="54A84179" ns2:textId="77777777">
       <w:pPr>
         <w:spacing w:line="400" w:lineRule="exact"/>
         <w:ind w:firstLine="480" w:firstLineChars="200"/>
@@ -9636,7 +9635,7 @@
         <w:t>系统用 SQLite 来保存历史记录。由于登录注册、用户管理模块已经移除，所以数据库结构比较轻量，主要记录用户上传图片之后的识别结果。历史记录字段有主键、图片路径、识别类别、置信度、创建时间等。该数据既可以用来做前端的历史记录展示，也可以用作后面分析用户常用查询类型的基础。</w:t>
       </w:r>
     </w:p>
-    <w:p>
+    <w:p ns2:paraId="55E4A130" ns2:textId="77777777">
       <w:pPr>
         <w:spacing w:line="400" w:lineRule="exact"/>
         <w:ind w:firstLine="480" w:firstLineChars="200"/>
@@ -9655,7 +9654,7 @@
         <w:t>SQLite 数据库文件存放在本地运行目录里，属于运行态数据，不能直接提交到 Git 仓库。系统用初始化函数在应用启动的时候检查表结构，保证第一次运行时可以自动创建必要的表。对于毕业设计演示，该种方式降低了配置的复杂程度，用户不需要手动执行数据库建表脚本。</w:t>
       </w:r>
     </w:p>
-    <w:p>
+    <w:p ns2:paraId="3F088D4C" ns2:textId="77777777">
       <w:pPr>
         <w:jc w:val="center"/>
       </w:pPr>
@@ -9678,7 +9677,7 @@
         <w:gridCol w:w="2929"/>
         <w:gridCol w:w="2929"/>
       </w:tblGrid>
-      <w:tr>
+      <w:tr ns2:paraId="15987F63" ns2:textId="77777777">
         <w:tblPrEx>
           <w:tblW w:w="0" w:type="auto"/>
           <w:tblLook w:val="04A0"/>
@@ -9687,7 +9686,7 @@
           <w:tcPr>
             <w:tcW w:w="2929" w:type="dxa"/>
           </w:tcPr>
-          <w:p>
+          <w:p ns2:paraId="462174CD" ns2:textId="77777777">
             <w:pPr>
               <w:ind w:firstLine="422"/>
               <w:jc w:val="center"/>
@@ -9705,7 +9704,7 @@
           <w:tcPr>
             <w:tcW w:w="2929" w:type="dxa"/>
           </w:tcPr>
-          <w:p>
+          <w:p ns2:paraId="0C8AAE4C" ns2:textId="77777777">
             <w:pPr>
               <w:ind w:firstLine="422"/>
               <w:jc w:val="center"/>
@@ -9723,7 +9722,7 @@
           <w:tcPr>
             <w:tcW w:w="2929" w:type="dxa"/>
           </w:tcPr>
-          <w:p>
+          <w:p ns2:paraId="3F4D5A93" ns2:textId="77777777">
             <w:pPr>
               <w:ind w:firstLine="118"/>
               <w:jc w:val="center"/>
@@ -9738,7 +9737,7 @@
           </w:p>
         </w:tc>
       </w:tr>
-      <w:tr>
+      <w:tr ns2:paraId="1F638589" ns2:textId="77777777">
         <w:tblPrEx>
           <w:tblW w:w="0" w:type="auto"/>
           <w:tblLook w:val="04A0"/>
@@ -9747,7 +9746,7 @@
           <w:tcPr>
             <w:tcW w:w="2929" w:type="dxa"/>
           </w:tcPr>
-          <w:p>
+          <w:p ns2:paraId="165BC578" ns2:textId="77777777">
             <w:pPr>
               <w:spacing w:line="276" w:lineRule="auto"/>
               <w:ind w:firstLine="420"/>
@@ -9764,7 +9763,7 @@
           <w:tcPr>
             <w:tcW w:w="2929" w:type="dxa"/>
           </w:tcPr>
-          <w:p>
+          <w:p ns2:paraId="59B35187" ns2:textId="77777777">
             <w:pPr>
               <w:spacing w:line="276" w:lineRule="auto"/>
               <w:ind w:firstLine="420"/>
@@ -9781,7 +9780,7 @@
           <w:tcPr>
             <w:tcW w:w="2929" w:type="dxa"/>
           </w:tcPr>
-          <w:p>
+          <w:p ns2:paraId="4F4B8614" ns2:textId="77777777">
             <w:pPr>
               <w:spacing w:line="276" w:lineRule="auto"/>
               <w:ind w:firstLine="118"/>
@@ -9795,7 +9794,7 @@
           </w:p>
         </w:tc>
       </w:tr>
-      <w:tr>
+      <w:tr ns2:paraId="399FCDFE" ns2:textId="77777777">
         <w:tblPrEx>
           <w:tblW w:w="0" w:type="auto"/>
           <w:tblLook w:val="04A0"/>
@@ -9804,7 +9803,7 @@
           <w:tcPr>
             <w:tcW w:w="2929" w:type="dxa"/>
           </w:tcPr>
-          <w:p>
+          <w:p ns2:paraId="48068B32" ns2:textId="77777777">
             <w:pPr>
               <w:spacing w:line="276" w:lineRule="auto"/>
               <w:ind w:firstLine="420"/>
@@ -9821,7 +9820,7 @@
           <w:tcPr>
             <w:tcW w:w="2929" w:type="dxa"/>
           </w:tcPr>
-          <w:p>
+          <w:p ns2:paraId="3E16E05F" ns2:textId="77777777">
             <w:pPr>
               <w:spacing w:line="276" w:lineRule="auto"/>
               <w:ind w:firstLine="420"/>
@@ -9838,7 +9837,7 @@
           <w:tcPr>
             <w:tcW w:w="2929" w:type="dxa"/>
           </w:tcPr>
-          <w:p>
+          <w:p ns2:paraId="0EAA62DF" ns2:textId="77777777">
             <w:pPr>
               <w:spacing w:line="276" w:lineRule="auto"/>
               <w:ind w:firstLine="118"/>
@@ -9852,7 +9851,7 @@
           </w:p>
         </w:tc>
       </w:tr>
-      <w:tr>
+      <w:tr ns2:paraId="6365AAA6" ns2:textId="77777777">
         <w:tblPrEx>
           <w:tblW w:w="0" w:type="auto"/>
           <w:tblLook w:val="04A0"/>
@@ -9861,7 +9860,7 @@
           <w:tcPr>
             <w:tcW w:w="2929" w:type="dxa"/>
           </w:tcPr>
-          <w:p>
+          <w:p ns2:paraId="42AE5FF7" ns2:textId="77777777">
             <w:pPr>
               <w:spacing w:line="276" w:lineRule="auto"/>
               <w:ind w:firstLine="420"/>
@@ -9878,7 +9877,7 @@
           <w:tcPr>
             <w:tcW w:w="2929" w:type="dxa"/>
           </w:tcPr>
-          <w:p>
+          <w:p ns2:paraId="36A466A4" ns2:textId="77777777">
             <w:pPr>
               <w:spacing w:line="276" w:lineRule="auto"/>
               <w:ind w:firstLine="420"/>
@@ -9895,7 +9894,7 @@
           <w:tcPr>
             <w:tcW w:w="2929" w:type="dxa"/>
           </w:tcPr>
-          <w:p>
+          <w:p ns2:paraId="5C02683C" ns2:textId="77777777">
             <w:pPr>
               <w:spacing w:line="276" w:lineRule="auto"/>
               <w:ind w:firstLine="118"/>
@@ -9909,7 +9908,7 @@
           </w:p>
         </w:tc>
       </w:tr>
-      <w:tr>
+      <w:tr ns2:paraId="05C1E305" ns2:textId="77777777">
         <w:tblPrEx>
           <w:tblW w:w="0" w:type="auto"/>
           <w:tblLook w:val="04A0"/>
@@ -9918,7 +9917,7 @@
           <w:tcPr>
             <w:tcW w:w="2929" w:type="dxa"/>
           </w:tcPr>
-          <w:p>
+          <w:p ns2:paraId="4E508EE0" ns2:textId="77777777">
             <w:pPr>
               <w:spacing w:line="276" w:lineRule="auto"/>
               <w:ind w:firstLine="420"/>
@@ -9935,7 +9934,7 @@
           <w:tcPr>
             <w:tcW w:w="2929" w:type="dxa"/>
           </w:tcPr>
-          <w:p>
+          <w:p ns2:paraId="038608C9" ns2:textId="77777777">
             <w:pPr>
               <w:spacing w:line="276" w:lineRule="auto"/>
               <w:ind w:firstLine="420"/>
@@ -9952,7 +9951,7 @@
           <w:tcPr>
             <w:tcW w:w="2929" w:type="dxa"/>
           </w:tcPr>
-          <w:p>
+          <w:p ns2:paraId="480BBF97" ns2:textId="77777777">
             <w:pPr>
               <w:spacing w:line="276" w:lineRule="auto"/>
               <w:ind w:firstLine="118"/>
@@ -9966,7 +9965,7 @@
           </w:p>
         </w:tc>
       </w:tr>
-      <w:tr>
+      <w:tr ns2:paraId="69A8A64A" ns2:textId="77777777">
         <w:tblPrEx>
           <w:tblW w:w="0" w:type="auto"/>
           <w:tblLook w:val="04A0"/>
@@ -9975,7 +9974,7 @@
           <w:tcPr>
             <w:tcW w:w="2929" w:type="dxa"/>
           </w:tcPr>
-          <w:p>
+          <w:p ns2:paraId="7A2EDE27" ns2:textId="77777777">
             <w:pPr>
               <w:spacing w:line="276" w:lineRule="auto"/>
               <w:ind w:firstLine="420"/>
@@ -9992,7 +9991,7 @@
           <w:tcPr>
             <w:tcW w:w="2929" w:type="dxa"/>
           </w:tcPr>
-          <w:p>
+          <w:p ns2:paraId="730D65DE" ns2:textId="77777777">
             <w:pPr>
               <w:spacing w:line="276" w:lineRule="auto"/>
               <w:ind w:firstLine="420"/>
@@ -10009,7 +10008,7 @@
           <w:tcPr>
             <w:tcW w:w="2929" w:type="dxa"/>
           </w:tcPr>
-          <w:p>
+          <w:p ns2:paraId="6409DE79" ns2:textId="77777777">
             <w:pPr>
               <w:spacing w:line="276" w:lineRule="auto"/>
               <w:ind w:firstLine="118"/>
@@ -10024,7 +10023,7 @@
         </w:tc>
       </w:tr>
     </w:tbl>
-    <w:p>
+    <w:p ns2:paraId="06005907" ns2:textId="77777777">
       <w:pPr>
         <w:spacing w:before="260" w:after="260" w:line="360" w:lineRule="auto"/>
         <w:outlineLvl w:val="1"/>
@@ -10049,7 +10048,7 @@
       </w:r>
       <w:bookmarkEnd w:id="57"/>
     </w:p>
-    <w:p>
+    <w:p ns2:paraId="5664037C" ns2:textId="77777777">
       <w:pPr>
         <w:ind w:firstLine="480" w:firstLineChars="200"/>
         <w:rPr>
@@ -10064,10 +10063,10 @@
           <w:kern w:val="0"/>
           <w:sz w:val="24"/>
         </w:rPr>
-        <w:t>相似检索阈值不合适会干扰用户的使用感觉。阈值过低的时候会返回视觉差异大的图片，降低参考价值；阈值过高时又会导致结果为空。本文用0.65作为默认的阈值，在保证检索结果有一定的相似性的同时，提高返回的覆盖率。根据更多的测试样本来调整阈值，再结合用户的反馈来改进排序方式。</w:t>
-      </w:r>
-    </w:p>
-    <w:p>
+        <w:t>相似检索返回策略会影响用户的使用感觉。原来如果只按较高阈值过滤，上传数据集中已有图片时容易只看到原图，参考价值不够明显。本文改为Top-N相似案例返回方式，默认最多展示8条结果，并保留相似度排序，使用户可以同时看到高度一致图片和相似度较低但仍有参考意义的案例。</w:t>
+      </w:r>
+    </w:p>
+    <w:p ns2:paraId="55E690C0" ns2:textId="77777777">
       <w:pPr>
         <w:ind w:firstLine="480" w:firstLineChars="200"/>
         <w:rPr>
@@ -10085,7 +10084,7 @@
         <w:t>创建向量索引的时候要保证图片路径和类别信息一致。如果只保存向量而不保存元数据，前端就不能显示参考图片和类别；如果只保存路径而不保存类别，检索结果的解释性就会降低。因此系统在写入Qdrant的同时也保存了图片的路径、文件名和类别，保证查询结果可以直接用在页面上。</w:t>
       </w:r>
     </w:p>
-    <w:p>
+    <w:p ns2:paraId="094BF463" ns2:textId="77777777">
       <w:pPr>
         <w:spacing w:line="400" w:lineRule="exact"/>
         <w:ind w:firstLine="480" w:firstLineChars="200"/>
@@ -10104,7 +10103,7 @@
         <w:t>Qdrant 向量索引是相似检索模块的核心。系统通过 `scripts/build_qdrant_index.py` 扫描四分类参考图片目录，对每张图片提取 ResNet50 深度特征，并将向量写入集合 `waste_images`。向量维度为 2048，距离度量为 Cosine。Payload 中保存图片相对路径、文件名和类别，便于检索结果返回后在前端展示图片和类别。</w:t>
       </w:r>
     </w:p>
-    <w:p>
+    <w:p ns2:paraId="41EB3D40" ns2:textId="77777777">
       <w:pPr>
         <w:spacing w:line="400" w:lineRule="exact"/>
         <w:ind w:firstLine="480" w:firstLineChars="200"/>
@@ -10120,10 +10119,10 @@
           <w:kern w:val="0"/>
           <w:sz w:val="24"/>
         </w:rPr>
-        <w:t>相似检索接口的默认阈值设为0.65，只有相似度大于阈值的结果才会被展示给用户。阈值过低会造成很多视觉上无关的图片，从而降低参考价值，阈值过高也会造成结果为空。目前的阈值是经过实际演示后得出的折中结果，以后还可以根据更多的测试样本来调整。</w:t>
-      </w:r>
-    </w:p>
-    <w:p>
+        <w:t>相似检索接口不再只依赖0.65这类固定阈值过滤，而是优先返回Top-N结果。后端对Qdrant返回结果按得分排序，并补充序号、相似度和是否为高度一致图片等字段，前端最多展示8条相似案例，便于比较100%、80%、60%等不同相似度层次。</w:t>
+      </w:r>
+    </w:p>
+    <w:p ns2:paraId="385FEE87" ns2:textId="77777777">
       <w:pPr>
         <w:spacing w:line="400" w:lineRule="exact"/>
         <w:rPr>
@@ -10133,7 +10132,7 @@
         </w:rPr>
       </w:pPr>
     </w:p>
-    <w:p>
+    <w:p ns2:paraId="534E8197" ns2:textId="77777777">
       <w:pPr>
         <w:jc w:val="center"/>
       </w:pPr>
@@ -10155,7 +10154,7 @@
         <w:gridCol w:w="4394"/>
         <w:gridCol w:w="4394"/>
       </w:tblGrid>
-      <w:tr>
+      <w:tr ns2:paraId="4A85A8DF" ns2:textId="77777777">
         <w:tblPrEx>
           <w:tblW w:w="0" w:type="auto"/>
           <w:tblLook w:val="04A0"/>
@@ -10164,7 +10163,7 @@
           <w:tcPr>
             <w:tcW w:w="4394" w:type="dxa"/>
           </w:tcPr>
-          <w:p>
+          <w:p ns2:paraId="05CE61D0" ns2:textId="77777777">
             <w:pPr>
               <w:ind w:firstLine="422"/>
               <w:jc w:val="center"/>
@@ -10182,7 +10181,7 @@
           <w:tcPr>
             <w:tcW w:w="4394" w:type="dxa"/>
           </w:tcPr>
-          <w:p>
+          <w:p ns2:paraId="598B27E0" ns2:textId="77777777">
             <w:pPr>
               <w:ind w:firstLine="422"/>
               <w:jc w:val="center"/>
@@ -10197,7 +10196,7 @@
           </w:p>
         </w:tc>
       </w:tr>
-      <w:tr>
+      <w:tr ns2:paraId="40B3252A" ns2:textId="77777777">
         <w:tblPrEx>
           <w:tblW w:w="0" w:type="auto"/>
           <w:tblLook w:val="04A0"/>
@@ -10206,7 +10205,7 @@
           <w:tcPr>
             <w:tcW w:w="4394" w:type="dxa"/>
           </w:tcPr>
-          <w:p>
+          <w:p ns2:paraId="04AC4D74" ns2:textId="77777777">
             <w:pPr>
               <w:spacing w:line="276" w:lineRule="auto"/>
               <w:ind w:firstLine="420"/>
@@ -10223,7 +10222,7 @@
           <w:tcPr>
             <w:tcW w:w="4394" w:type="dxa"/>
           </w:tcPr>
-          <w:p>
+          <w:p ns2:paraId="612417D5" ns2:textId="77777777">
             <w:pPr>
               <w:spacing w:line="276" w:lineRule="auto"/>
               <w:ind w:firstLine="420"/>
@@ -10237,7 +10236,7 @@
           </w:p>
         </w:tc>
       </w:tr>
-      <w:tr>
+      <w:tr ns2:paraId="12AD4A14" ns2:textId="77777777">
         <w:tblPrEx>
           <w:tblW w:w="0" w:type="auto"/>
           <w:tblLook w:val="04A0"/>
@@ -10246,7 +10245,7 @@
           <w:tcPr>
             <w:tcW w:w="4394" w:type="dxa"/>
           </w:tcPr>
-          <w:p>
+          <w:p ns2:paraId="33A58D7B" ns2:textId="77777777">
             <w:pPr>
               <w:spacing w:line="276" w:lineRule="auto"/>
               <w:ind w:firstLine="420"/>
@@ -10263,7 +10262,7 @@
           <w:tcPr>
             <w:tcW w:w="4394" w:type="dxa"/>
           </w:tcPr>
-          <w:p>
+          <w:p ns2:paraId="71317DA0" ns2:textId="77777777">
             <w:pPr>
               <w:spacing w:line="276" w:lineRule="auto"/>
               <w:ind w:firstLine="420"/>
@@ -10277,7 +10276,7 @@
           </w:p>
         </w:tc>
       </w:tr>
-      <w:tr>
+      <w:tr ns2:paraId="7C7D0BB0" ns2:textId="77777777">
         <w:tblPrEx>
           <w:tblW w:w="0" w:type="auto"/>
           <w:tblLook w:val="04A0"/>
@@ -10286,7 +10285,7 @@
           <w:tcPr>
             <w:tcW w:w="4394" w:type="dxa"/>
           </w:tcPr>
-          <w:p>
+          <w:p ns2:paraId="1CFFAAEC" ns2:textId="77777777">
             <w:pPr>
               <w:spacing w:line="276" w:lineRule="auto"/>
               <w:ind w:firstLine="420"/>
@@ -10303,7 +10302,7 @@
           <w:tcPr>
             <w:tcW w:w="4394" w:type="dxa"/>
           </w:tcPr>
-          <w:p>
+          <w:p ns2:paraId="174CE86B" ns2:textId="77777777">
             <w:pPr>
               <w:spacing w:line="276" w:lineRule="auto"/>
               <w:ind w:firstLine="420"/>
@@ -10317,7 +10316,7 @@
           </w:p>
         </w:tc>
       </w:tr>
-      <w:tr>
+      <w:tr ns2:paraId="74958D35" ns2:textId="77777777">
         <w:tblPrEx>
           <w:tblW w:w="0" w:type="auto"/>
           <w:tblLook w:val="04A0"/>
@@ -10326,7 +10325,7 @@
           <w:tcPr>
             <w:tcW w:w="4394" w:type="dxa"/>
           </w:tcPr>
-          <w:p>
+          <w:p ns2:paraId="64364F54" ns2:textId="77777777">
             <w:pPr>
               <w:spacing w:line="276" w:lineRule="auto"/>
               <w:ind w:firstLine="420"/>
@@ -10343,7 +10342,7 @@
           <w:tcPr>
             <w:tcW w:w="4394" w:type="dxa"/>
           </w:tcPr>
-          <w:p>
+          <w:p ns2:paraId="128E350A" ns2:textId="77777777">
             <w:pPr>
               <w:spacing w:line="276" w:lineRule="auto"/>
               <w:ind w:firstLine="420"/>
@@ -10357,7 +10356,7 @@
           </w:p>
         </w:tc>
       </w:tr>
-      <w:tr>
+      <w:tr ns2:paraId="33C233F2" ns2:textId="77777777">
         <w:tblPrEx>
           <w:tblW w:w="0" w:type="auto"/>
           <w:tblLook w:val="04A0"/>
@@ -10366,7 +10365,7 @@
           <w:tcPr>
             <w:tcW w:w="4394" w:type="dxa"/>
           </w:tcPr>
-          <w:p>
+          <w:p ns2:paraId="28571C85" ns2:textId="77777777">
             <w:pPr>
               <w:spacing w:line="276" w:lineRule="auto"/>
               <w:ind w:firstLine="420"/>
@@ -10383,7 +10382,7 @@
           <w:tcPr>
             <w:tcW w:w="4394" w:type="dxa"/>
           </w:tcPr>
-          <w:p>
+          <w:p ns2:paraId="30EDF44E" ns2:textId="77777777">
             <w:pPr>
               <w:spacing w:line="276" w:lineRule="auto"/>
               <w:ind w:firstLine="420"/>
@@ -10397,7 +10396,7 @@
           </w:p>
         </w:tc>
       </w:tr>
-      <w:tr>
+      <w:tr ns2:paraId="36166A18" ns2:textId="77777777">
         <w:tblPrEx>
           <w:tblW w:w="0" w:type="auto"/>
           <w:tblLook w:val="04A0"/>
@@ -10406,7 +10405,7 @@
           <w:tcPr>
             <w:tcW w:w="4394" w:type="dxa"/>
           </w:tcPr>
-          <w:p>
+          <w:p ns2:paraId="3C4F9C10" ns2:textId="77777777">
             <w:pPr>
               <w:spacing w:line="276" w:lineRule="auto"/>
               <w:ind w:firstLine="420"/>
@@ -10423,7 +10422,7 @@
           <w:tcPr>
             <w:tcW w:w="4394" w:type="dxa"/>
           </w:tcPr>
-          <w:p>
+          <w:p ns2:paraId="5522E0C9" ns2:textId="77777777">
             <w:pPr>
               <w:spacing w:line="276" w:lineRule="auto"/>
               <w:ind w:firstLine="420"/>
@@ -10438,7 +10437,7 @@
         </w:tc>
       </w:tr>
     </w:tbl>
-    <w:p>
+    <w:p ns2:paraId="14F0E3DA" ns2:textId="77777777">
       <w:pPr>
         <w:spacing w:before="260" w:after="260" w:line="360" w:lineRule="auto"/>
         <w:outlineLvl w:val="1"/>
@@ -10462,7 +10461,7 @@
       <w:bookmarkStart w:id="58" w:name="_Toc231030135"/>
       <w:bookmarkEnd w:id="58"/>
     </w:p>
-    <w:p>
+    <w:p ns2:paraId="7861E075" ns2:textId="77777777">
       <w:pPr>
         <w:spacing w:line="400" w:lineRule="exact"/>
         <w:ind w:firstLine="480" w:firstLineChars="200"/>
@@ -10481,7 +10480,7 @@
         <w:t>系统虽然主要是本地毕业设计演示，但是也需要考虑基础的安全性以及异常的处理。图片上传属于 Web 系统中较为容易产生风险的环节，因此后端要对允许的文件类型加以限制，只接受常见的图片格式，且单个文件大小也有所限制。文件名和保存路径都不会由用户自己来选择，它们都是后端自动生成的安全文件名保存到指定的上传目录中，不会导致文件覆盖到其它文件或者其他地方的访问。</w:t>
       </w:r>
     </w:p>
-    <w:p>
+    <w:p ns2:paraId="5DECE688" ns2:textId="77777777">
       <w:pPr>
         <w:spacing w:line="400" w:lineRule="exact"/>
         <w:ind w:firstLine="480" w:firstLineChars="200"/>
@@ -10500,7 +10499,7 @@
         <w:t>图片预览路由只访问项目内部指定的目录，既可以满足前端展示的需求，又可以降低路径穿越的风险。</w:t>
       </w:r>
     </w:p>
-    <w:p>
+    <w:p ns2:paraId="6454DD53" ns2:textId="77777777">
       <w:pPr>
         <w:spacing w:line="400" w:lineRule="exact"/>
         <w:ind w:firstLine="480" w:firstLineChars="200"/>
@@ -10510,7 +10509,7 @@
           <w:sz w:val="24"/>
         </w:rPr>
         <w:sectPr>
-          <w:headerReference w:type="default" r:id="rId19"/>
+          <w:headerReference w:type="default" ns6:id="rId19"/>
           <w:pgSz w:w="11906" w:h="16838"/>
           <w:pgMar w:top="1701" w:right="1134" w:bottom="1418" w:left="1701" w:header="1587" w:footer="1701" w:gutter="0"/>
           <w:cols w:space="425"/>
@@ -10526,7 +10525,7 @@
         <w:t>异常处理将常见的失败情况转化为可以读取的提示，模型没有准备好、检索服务出现问题、缺少密钥、上传文件失败等都容易被用户定位到。</w:t>
       </w:r>
     </w:p>
-    <w:p>
+    <w:p ns2:paraId="26BBA4E7" ns2:textId="77777777">
       <w:pPr>
         <w:spacing w:before="340" w:after="330" w:line="578" w:lineRule="auto"/>
         <w:jc w:val="center"/>
@@ -10552,7 +10551,7 @@
       </w:r>
       <w:bookmarkEnd w:id="59"/>
     </w:p>
-    <w:p>
+    <w:p ns2:paraId="07B1ED0A" ns2:textId="77777777">
       <w:pPr>
         <w:spacing w:before="260" w:after="260" w:line="360" w:lineRule="auto"/>
         <w:outlineLvl w:val="1"/>
@@ -10584,7 +10583,7 @@
       <w:bookmarkEnd w:id="62"/>
       <w:bookmarkEnd w:id="63"/>
     </w:p>
-    <w:p>
+    <w:p ns2:paraId="4FDF582C" ns2:textId="77777777">
       <w:pPr>
         <w:spacing w:line="400" w:lineRule="exact"/>
         <w:ind w:firstLine="480" w:firstLineChars="200"/>
@@ -10603,7 +10602,7 @@
         <w:t>整理后的目录使用ImageFolder可以直接读取的结构，每一个类别对应一个文件夹。这样组织起来可以降低训练脚本的复杂程度，也便于之后的复查样本量以及类别的映射。在训练前利用检查脚本来统计各类别的图片数量，可以及时发现目录为空、文件格式错误或者样本数量不够等底层报错问题，防止训练开始之后才出现无法理解的底层报错。</w:t>
       </w:r>
     </w:p>
-    <w:p>
+    <w:p ns2:paraId="46466B06" ns2:textId="77777777">
       <w:pPr>
         <w:spacing w:line="400" w:lineRule="exact"/>
         <w:ind w:firstLine="480" w:firstLineChars="200"/>
@@ -10622,7 +10621,7 @@
         <w:t>数据集映射属于本课题的主要工作。公开数据集的原始标签体系与国内生活垃圾四分类标准不完全一致，因此需要根据任务书的要求对目录进行整理。整理时既要看物品的材质，也要看实际投放的规则。例如纸张、塑料、金属、玻璃等一般归入可回收物，电池等有污染风险的样本归入有害垃圾，厨余相关样本归入厨余垃圾，难以明确归入前三类的样本归入其他垃圾。</w:t>
       </w:r>
     </w:p>
-    <w:p>
+    <w:p ns2:paraId="16849342" ns2:textId="77777777">
       <w:pPr>
         <w:spacing w:line="400" w:lineRule="exact"/>
         <w:ind w:firstLine="480" w:firstLineChars="200"/>
@@ -10641,7 +10640,7 @@
         <w:t>本文使用的原始数据来自 Kaggle 上 Mostafa Mohamed 发布的公开数据集 Garbage Classification (12 classes)。为符合任务书要求，本文将原始类别重新整理为可回收物、有害垃圾、厨余垃圾和其他垃圾四类。</w:t>
       </w:r>
     </w:p>
-    <w:p>
+    <w:p ns2:paraId="771208CA" ns2:textId="77777777">
       <w:pPr>
         <w:spacing w:line="400" w:lineRule="exact"/>
         <w:ind w:firstLine="480" w:firstLineChars="200"/>
@@ -10660,7 +10659,7 @@
         <w:t>整理后的数据集中共8213张图片，可以回收的物品5586张，有害物质945张，有机垃圾985张，其它垃圾697张。</w:t>
       </w:r>
     </w:p>
-    <w:p>
+    <w:p ns2:paraId="09E827F8" ns2:textId="77777777">
       <w:pPr>
         <w:spacing w:line="400" w:lineRule="exact"/>
         <w:ind w:firstLine="480" w:firstLineChars="200"/>
@@ -10682,7 +10681,7 @@
       <w:bookmarkStart w:id="65" w:name="_Toc413272465"/>
       <w:bookmarkStart w:id="66" w:name="_Toc410076353"/>
     </w:p>
-    <w:p>
+    <w:p ns2:paraId="2A520EDD" ns2:textId="77777777">
       <w:pPr>
         <w:jc w:val="center"/>
         <w:rPr>
@@ -10691,7 +10690,7 @@
         </w:rPr>
       </w:pPr>
     </w:p>
-    <w:p>
+    <w:p ns2:paraId="29110FD9" ns2:textId="77777777">
       <w:pPr>
         <w:jc w:val="center"/>
       </w:pPr>
@@ -10714,7 +10713,7 @@
         <w:gridCol w:w="2929"/>
         <w:gridCol w:w="2929"/>
       </w:tblGrid>
-      <w:tr>
+      <w:tr ns2:paraId="7063104F" ns2:textId="77777777">
         <w:tblPrEx>
           <w:tblW w:w="0" w:type="auto"/>
           <w:tblLook w:val="04A0"/>
@@ -10723,7 +10722,7 @@
           <w:tcPr>
             <w:tcW w:w="2929" w:type="dxa"/>
           </w:tcPr>
-          <w:p>
+          <w:p ns2:paraId="0E99D053" ns2:textId="77777777">
             <w:pPr>
               <w:ind w:firstLine="422"/>
               <w:jc w:val="center"/>
@@ -10741,7 +10740,7 @@
           <w:tcPr>
             <w:tcW w:w="2929" w:type="dxa"/>
           </w:tcPr>
-          <w:p>
+          <w:p ns2:paraId="3DD9C77C" ns2:textId="77777777">
             <w:pPr>
               <w:ind w:firstLine="422"/>
               <w:jc w:val="center"/>
@@ -10759,7 +10758,7 @@
           <w:tcPr>
             <w:tcW w:w="2929" w:type="dxa"/>
           </w:tcPr>
-          <w:p>
+          <w:p ns2:paraId="66C6B6E3" ns2:textId="77777777">
             <w:pPr>
               <w:ind w:firstLine="422"/>
               <w:jc w:val="center"/>
@@ -10774,7 +10773,7 @@
           </w:p>
         </w:tc>
       </w:tr>
-      <w:tr>
+      <w:tr ns2:paraId="0D6EB5CB" ns2:textId="77777777">
         <w:tblPrEx>
           <w:tblW w:w="0" w:type="auto"/>
           <w:tblLook w:val="04A0"/>
@@ -10783,7 +10782,7 @@
           <w:tcPr>
             <w:tcW w:w="2929" w:type="dxa"/>
           </w:tcPr>
-          <w:p>
+          <w:p ns2:paraId="23758B7B" ns2:textId="77777777">
             <w:pPr>
               <w:spacing w:line="276" w:lineRule="auto"/>
               <w:ind w:firstLine="420"/>
@@ -10800,7 +10799,7 @@
           <w:tcPr>
             <w:tcW w:w="2929" w:type="dxa"/>
           </w:tcPr>
-          <w:p>
+          <w:p ns2:paraId="6F74ACFF" ns2:textId="77777777">
             <w:pPr>
               <w:spacing w:line="276" w:lineRule="auto"/>
               <w:ind w:firstLine="420"/>
@@ -10817,7 +10816,7 @@
           <w:tcPr>
             <w:tcW w:w="2929" w:type="dxa"/>
           </w:tcPr>
-          <w:p>
+          <w:p ns2:paraId="6A1D9F21" ns2:textId="77777777">
             <w:pPr>
               <w:spacing w:line="276" w:lineRule="auto"/>
               <w:ind w:firstLine="420"/>
@@ -10831,7 +10830,7 @@
           </w:p>
         </w:tc>
       </w:tr>
-      <w:tr>
+      <w:tr ns2:paraId="2E468D87" ns2:textId="77777777">
         <w:tblPrEx>
           <w:tblW w:w="0" w:type="auto"/>
           <w:tblLook w:val="04A0"/>
@@ -10840,7 +10839,7 @@
           <w:tcPr>
             <w:tcW w:w="2929" w:type="dxa"/>
           </w:tcPr>
-          <w:p>
+          <w:p ns2:paraId="6B40E970" ns2:textId="77777777">
             <w:pPr>
               <w:spacing w:line="276" w:lineRule="auto"/>
               <w:ind w:firstLine="420"/>
@@ -10857,7 +10856,7 @@
           <w:tcPr>
             <w:tcW w:w="2929" w:type="dxa"/>
           </w:tcPr>
-          <w:p>
+          <w:p ns2:paraId="34484C79" ns2:textId="77777777">
             <w:pPr>
               <w:spacing w:line="276" w:lineRule="auto"/>
               <w:ind w:firstLine="420"/>
@@ -10874,7 +10873,7 @@
           <w:tcPr>
             <w:tcW w:w="2929" w:type="dxa"/>
           </w:tcPr>
-          <w:p>
+          <w:p ns2:paraId="54AA8F41" ns2:textId="77777777">
             <w:pPr>
               <w:spacing w:line="276" w:lineRule="auto"/>
               <w:ind w:firstLine="420"/>
@@ -10888,7 +10887,7 @@
           </w:p>
         </w:tc>
       </w:tr>
-      <w:tr>
+      <w:tr ns2:paraId="41E2819B" ns2:textId="77777777">
         <w:tblPrEx>
           <w:tblW w:w="0" w:type="auto"/>
           <w:tblLook w:val="04A0"/>
@@ -10897,7 +10896,7 @@
           <w:tcPr>
             <w:tcW w:w="2929" w:type="dxa"/>
           </w:tcPr>
-          <w:p>
+          <w:p ns2:paraId="63B03082" ns2:textId="77777777">
             <w:pPr>
               <w:spacing w:line="276" w:lineRule="auto"/>
               <w:ind w:firstLine="420"/>
@@ -10914,7 +10913,7 @@
           <w:tcPr>
             <w:tcW w:w="2929" w:type="dxa"/>
           </w:tcPr>
-          <w:p>
+          <w:p ns2:paraId="7941DB77" ns2:textId="77777777">
             <w:pPr>
               <w:spacing w:line="276" w:lineRule="auto"/>
               <w:ind w:firstLine="420"/>
@@ -10931,7 +10930,7 @@
           <w:tcPr>
             <w:tcW w:w="2929" w:type="dxa"/>
           </w:tcPr>
-          <w:p>
+          <w:p ns2:paraId="6E8D682D" ns2:textId="77777777">
             <w:pPr>
               <w:spacing w:line="276" w:lineRule="auto"/>
               <w:ind w:firstLine="420"/>
@@ -10945,7 +10944,7 @@
           </w:p>
         </w:tc>
       </w:tr>
-      <w:tr>
+      <w:tr ns2:paraId="2C5BACA9" ns2:textId="77777777">
         <w:tblPrEx>
           <w:tblW w:w="0" w:type="auto"/>
           <w:tblLook w:val="04A0"/>
@@ -10954,7 +10953,7 @@
           <w:tcPr>
             <w:tcW w:w="2929" w:type="dxa"/>
           </w:tcPr>
-          <w:p>
+          <w:p ns2:paraId="2992E982" ns2:textId="77777777">
             <w:pPr>
               <w:spacing w:line="276" w:lineRule="auto"/>
               <w:ind w:firstLine="420"/>
@@ -10971,7 +10970,7 @@
           <w:tcPr>
             <w:tcW w:w="2929" w:type="dxa"/>
           </w:tcPr>
-          <w:p>
+          <w:p ns2:paraId="0414DDAC" ns2:textId="77777777">
             <w:pPr>
               <w:spacing w:line="276" w:lineRule="auto"/>
               <w:ind w:firstLine="420"/>
@@ -10988,7 +10987,7 @@
           <w:tcPr>
             <w:tcW w:w="2929" w:type="dxa"/>
           </w:tcPr>
-          <w:p>
+          <w:p ns2:paraId="2F88C0DD" ns2:textId="77777777">
             <w:pPr>
               <w:spacing w:line="276" w:lineRule="auto"/>
               <w:ind w:firstLine="420"/>
@@ -11002,7 +11001,7 @@
           </w:p>
         </w:tc>
       </w:tr>
-      <w:tr>
+      <w:tr ns2:paraId="5C29C971" ns2:textId="77777777">
         <w:tblPrEx>
           <w:tblW w:w="0" w:type="auto"/>
           <w:tblLook w:val="04A0"/>
@@ -11011,7 +11010,7 @@
           <w:tcPr>
             <w:tcW w:w="2929" w:type="dxa"/>
           </w:tcPr>
-          <w:p>
+          <w:p ns2:paraId="53FBA915" ns2:textId="77777777">
             <w:pPr>
               <w:spacing w:line="276" w:lineRule="auto"/>
               <w:ind w:firstLine="420"/>
@@ -11028,7 +11027,7 @@
           <w:tcPr>
             <w:tcW w:w="2929" w:type="dxa"/>
           </w:tcPr>
-          <w:p>
+          <w:p ns2:paraId="789274B9" ns2:textId="77777777">
             <w:pPr>
               <w:spacing w:line="276" w:lineRule="auto"/>
               <w:ind w:firstLine="420"/>
@@ -11045,7 +11044,7 @@
           <w:tcPr>
             <w:tcW w:w="2929" w:type="dxa"/>
           </w:tcPr>
-          <w:p>
+          <w:p ns2:paraId="2594E534" ns2:textId="77777777">
             <w:pPr>
               <w:spacing w:line="276" w:lineRule="auto"/>
               <w:ind w:firstLine="420"/>
@@ -11060,7 +11059,7 @@
         </w:tc>
       </w:tr>
     </w:tbl>
-    <w:p>
+    <w:p ns2:paraId="4A21CDD1" ns2:textId="77777777">
       <w:pPr>
         <w:rPr>
           <w:rFonts w:ascii="Times New Roman" w:eastAsia="宋体" w:hAnsi="Times New Roman" w:cs="Times New Roman"/>
@@ -11068,7 +11067,7 @@
         </w:rPr>
       </w:pPr>
     </w:p>
-    <w:p>
+    <w:p ns2:paraId="0DE195A2" ns2:textId="77777777">
       <w:pPr>
         <w:spacing w:before="260" w:after="260" w:line="360" w:lineRule="auto"/>
         <w:outlineLvl w:val="1"/>
@@ -11093,7 +11092,7 @@
       </w:r>
       <w:bookmarkEnd w:id="67"/>
     </w:p>
-    <w:p>
+    <w:p ns2:paraId="22361F00" ns2:textId="77777777">
       <w:pPr>
         <w:spacing w:line="400" w:lineRule="exact"/>
         <w:ind w:firstLine="480" w:firstLineChars="200"/>
@@ -11112,7 +11111,7 @@
         <w:t>模型训练使用了单机GPU，在训练主机上用到了NVIDIA独立显卡，并且使用CUDA环境直接调用了PyTorch框架的GPU支持来对ResNet50进行训练。</w:t>
       </w:r>
     </w:p>
-    <w:p>
+    <w:p ns2:paraId="115010DB" ns2:textId="77777777">
       <w:pPr>
         <w:spacing w:line="400" w:lineRule="exact"/>
         <w:ind w:firstLine="480" w:firstLineChars="200"/>
@@ -11131,7 +11130,7 @@
         <w:t>训练脚本包含数据加载、数据增强、模型初始化、训练验证以及结果保存等功能。模型使用 ImageNet 预训练 ResNet50，并将分类层改为四分类输出。</w:t>
       </w:r>
     </w:p>
-    <w:p>
+    <w:p ns2:paraId="47A34A78" ns2:textId="77777777">
       <w:pPr>
         <w:spacing w:line="400" w:lineRule="exact"/>
         <w:ind w:firstLine="480" w:firstLineChars="200"/>
@@ -11150,7 +11149,7 @@
         <w:t>训练日志显示，模型第 1 轮验证准确率为 0.9586，第 9 到第 10 轮达到 0.9821 左右，最终测试准确率为 0.9830。</w:t>
       </w:r>
     </w:p>
-    <w:p>
+    <w:p ns2:paraId="5E6CBE2D" ns2:textId="77777777">
       <w:pPr>
         <w:spacing w:before="260" w:after="260" w:line="360" w:lineRule="auto"/>
         <w:outlineLvl w:val="1"/>
@@ -11178,7 +11177,7 @@
       <w:bookmarkEnd w:id="66"/>
       <w:bookmarkEnd w:id="68"/>
     </w:p>
-    <w:p>
+    <w:p ns2:paraId="0CC8A35C" ns2:textId="77777777">
       <w:pPr>
         <w:spacing w:line="400" w:lineRule="exact"/>
         <w:ind w:firstLine="480" w:firstLineChars="200"/>
@@ -11197,7 +11196,7 @@
         <w:t>识别结果除类别外，还应给出置信度。置信度可以反映模型预测结果是否可靠。置信度高的时候用户可以参照分类结果，置信度低的时候可以查看相似案例或者用智能问答解释。这样设计之后，系统输出的就不是简单的标签，而是更加完整的决策辅助信息。</w:t>
       </w:r>
     </w:p>
-    <w:p>
+    <w:p ns2:paraId="082FC031" ns2:textId="77777777">
       <w:pPr>
         <w:spacing w:line="400" w:lineRule="exact"/>
         <w:ind w:firstLine="480" w:firstLineChars="200"/>
@@ -11216,7 +11215,7 @@
         <w:t>在识别流程当中，图片预处理要和训练阶段保持一致。如果训练和推理所用的尺寸、归一化参数、颜色通道顺序不一样，那么模型的输出就会受到影响。因此系统在服务层对预处理逻辑进行统一封装，使上传的图片按照和训练数据相同的转换流程进入模型。</w:t>
       </w:r>
     </w:p>
-    <w:p>
+    <w:p ns2:paraId="2AECBB05" ns2:textId="77777777">
       <w:pPr>
         <w:spacing w:line="400" w:lineRule="exact"/>
         <w:ind w:firstLine="480" w:firstLineChars="200"/>
@@ -11235,7 +11234,7 @@
         <w:t>图像识别模块具有图片选择、预览功能，前端将图片传到/api/recognize接口做检验、推理，然后得到结果。</w:t>
       </w:r>
     </w:p>
-    <w:p>
+    <w:p ns2:paraId="56CF7087" ns2:textId="77777777">
       <w:pPr>
         <w:spacing w:line="400" w:lineRule="exact"/>
         <w:ind w:firstLine="480" w:firstLineChars="200"/>
@@ -11254,7 +11253,7 @@
         <w:t>模型服务第一次被调用的时候会加载权重以及类别映射，然后把模型实例缓存起来。图片经过预处理之后输入到模型中，系统根据softmax概率得到类别以及置信度。</w:t>
       </w:r>
     </w:p>
-    <w:p>
+    <w:p ns2:paraId="6F1CD058" ns2:textId="77777777">
       <w:pPr>
         <w:spacing w:line="400" w:lineRule="exact"/>
         <w:ind w:firstLine="480" w:firstLineChars="200"/>
@@ -11273,7 +11272,7 @@
         <w:t>识别结果返回之前，后端把图片路径、类别、置信度存入历史记录。前端收到响应之后，在页面上显示类别名称、置信度以及相关的提示。对模型未准备好、文件格式不支持等状况，前端会给出错误信息，用户可以按照提示去检查模型文件或者重新选取图片。</w:t>
       </w:r>
     </w:p>
-    <w:p>
+    <w:p ns2:paraId="3F71AFFD" ns2:textId="67CE28D3">
       <w:pPr>
         <w:spacing w:before="120" w:after="120"/>
         <w:jc w:val="center"/>
@@ -11283,39 +11282,39 @@
           <w:noProof/>
         </w:rPr>
         <w:drawing>
-          <wp:inline distT="0" distB="0" distL="0" distR="0">
-            <wp:extent cx="5760085" cy="4594225"/>
-            <wp:effectExtent l="0" t="0" r="0" b="0"/>
-            <wp:docPr id="635978336" name="图片 1" descr="图形用户界面&#10;&#10;AI 生成的内容可能不正确。"/>
-            <wp:cNvGraphicFramePr>
-              <a:graphicFrameLocks xmlns:a="http://schemas.openxmlformats.org/drawingml/2006/main" noChangeAspect="1"/>
-            </wp:cNvGraphicFramePr>
-            <a:graphic xmlns:a="http://schemas.openxmlformats.org/drawingml/2006/main">
-              <a:graphicData uri="http://schemas.openxmlformats.org/drawingml/2006/picture">
-                <pic:pic xmlns:pic="http://schemas.openxmlformats.org/drawingml/2006/picture">
-                  <pic:nvPicPr>
-                    <pic:cNvPr id="635978336" name="图片 1" descr="图形用户界面&#10;&#10;AI 生成的内容可能不正确。"/>
-                    <pic:cNvPicPr/>
-                  </pic:nvPicPr>
-                  <pic:blipFill>
-                    <a:blip xmlns:r="http://schemas.openxmlformats.org/officeDocument/2006/relationships" r:embed="rId20"/>
-                    <a:stretch>
-                      <a:fillRect/>
-                    </a:stretch>
-                  </pic:blipFill>
-                  <pic:spPr>
-                    <a:xfrm>
-                      <a:off x="0" y="0"/>
-                      <a:ext cx="5760085" cy="4594225"/>
-                    </a:xfrm>
-                    <a:prstGeom prst="rect">
-                      <a:avLst/>
-                    </a:prstGeom>
-                  </pic:spPr>
-                </pic:pic>
-              </a:graphicData>
-            </a:graphic>
-          </wp:inline>
+          <ns3:inline distT="0" distB="0" distL="0" distR="0">
+            <ns3:extent cx="5760085" cy="4594225"/>
+            <ns3:effectExtent l="0" t="0" r="0" b="0"/>
+            <ns3:docPr id="635978336" name="图片 1" descr="图形用户界面&#10;&#10;AI 生成的内容可能不正确。"/>
+            <ns3:cNvGraphicFramePr>
+              <ns4:graphicFrameLocks noChangeAspect="1"/>
+            </ns3:cNvGraphicFramePr>
+            <ns4:graphic>
+              <ns4:graphicData uri="http://schemas.openxmlformats.org/drawingml/2006/picture">
+                <ns5:pic>
+                  <ns5:nvPicPr>
+                    <ns5:cNvPr id="635978336" name="图片 1" descr="图形用户界面&#10;&#10;AI 生成的内容可能不正确。"/>
+                    <ns5:cNvPicPr/>
+                  </ns5:nvPicPr>
+                  <ns5:blipFill>
+                    <ns4:blip ns6:embed="rId20"/>
+                    <ns4:stretch>
+                      <ns4:fillRect/>
+                    </ns4:stretch>
+                  </ns5:blipFill>
+                  <ns5:spPr>
+                    <ns4:xfrm>
+                      <ns4:off x="0" y="0"/>
+                      <ns4:ext cx="5760085" cy="4594225"/>
+                    </ns4:xfrm>
+                    <ns4:prstGeom prst="rect">
+                      <ns4:avLst/>
+                    </ns4:prstGeom>
+                  </ns5:spPr>
+                </ns5:pic>
+              </ns4:graphicData>
+            </ns4:graphic>
+          </ns3:inline>
         </w:drawing>
       </w:r>
       <w:r>
@@ -11340,7 +11339,7 @@
         <w:t>图像识别页面上传图片并显示识别结果</w:t>
       </w:r>
     </w:p>
-    <w:p>
+    <w:p ns2:paraId="077945AB" ns2:textId="77777777">
       <w:pPr>
         <w:spacing w:before="260" w:after="260" w:line="360" w:lineRule="auto"/>
         <w:outlineLvl w:val="1"/>
@@ -11370,7 +11369,7 @@
       </w:r>
       <w:bookmarkEnd w:id="69"/>
     </w:p>
-    <w:p>
+    <w:p ns2:paraId="527272E8" ns2:textId="77777777">
       <w:pPr>
         <w:ind w:firstLine="480" w:firstLineChars="200"/>
         <w:rPr>
@@ -11388,7 +11387,7 @@
         <w:t>当进行前端展示相似检索结果的时候，就要把图片、类别以及相似度一起呈现出来。图片直观对比、类别理解参考样本的分类归属、相似度量系统判断。如果只显示相似度而不显示图片，用户就无法判断结果是否合理；如果只显示图片而不显示类别，检索结果就缺少分类的参照。</w:t>
       </w:r>
     </w:p>
-    <w:p>
+    <w:p ns2:paraId="0BAF1A8E" ns2:textId="77777777">
       <w:pPr>
         <w:ind w:firstLine="480" w:firstLineChars="200"/>
         <w:rPr>
@@ -11406,7 +11405,7 @@
         <w:t>相似检索模块的重点是复用模型特征，而不是重新训练一个新的检索模型。ResNet50在分类训练过程中已经学会了区分废弃物类别的视觉特征，去掉最后的分类层之后得到的深度向量可以作为图片的语义表示。既简化了系统的结构，又使分类与检索使用同一个视觉基础。</w:t>
       </w:r>
     </w:p>
-    <w:p>
+    <w:p ns2:paraId="579A7F1E" ns2:textId="77777777">
       <w:pPr>
         <w:spacing w:line="400" w:lineRule="exact"/>
         <w:ind w:firstLine="480" w:firstLineChars="200"/>
@@ -11425,7 +11424,7 @@
         <w:t>相似检索模块复用ResNet50的特征提取能力，但是不使用最后的分类层。系统取模型倒数第二层输出作为2048维向量来表示图片的深度视觉特征。相比直接比较像素，深度特征更能反映物体的形状、材质和语义信息，所以更适合做相似图片查询。</w:t>
       </w:r>
     </w:p>
-    <w:p>
+    <w:p ns2:paraId="5D0B9151" ns2:textId="77777777">
       <w:pPr>
         <w:spacing w:line="400" w:lineRule="exact"/>
         <w:ind w:firstLine="480" w:firstLineChars="200"/>
@@ -11444,7 +11443,7 @@
         <w:t>建索引阶段脚本遍历 data/raw 目录写入Qdrant，查询阶段从上传的图片向量中提取出来返回相似结果。</w:t>
       </w:r>
     </w:p>
-    <w:p>
+    <w:p ns2:paraId="1FD2AE17" ns2:textId="77777777">
       <w:pPr>
         <w:spacing w:line="400" w:lineRule="exact"/>
         <w:ind w:firstLine="480" w:firstLineChars="200"/>
@@ -11460,10 +11459,10 @@
           <w:kern w:val="0"/>
           <w:sz w:val="24"/>
         </w:rPr>
-        <w:t>在前端展示相似结果的时候，除了显示相似度的数值之外，还会显示出对应的参考图片以及类别。因此用户可以直接看到系统认为“相似”的依据。如果查询结果为空，系统就会提示没有找到超过阈值的相似案例，不会误导用户。</w:t>
-      </w:r>
-    </w:p>
-    <w:p>
+        <w:t>在前端展示相似结果的时候，除了显示相似度的数值之外，还会显示出对应的参考图片以及类别。因此用户可以直接看到系统认为“相似”的依据。结果列表按相似度排序，接近100%的结果会标注为原图或高度一致，其余结果作为相似案例展示。</w:t>
+      </w:r>
+    </w:p>
+    <w:p ns2:paraId="706D5DC7" ns2:textId="77777777">
       <w:pPr>
         <w:spacing w:line="400" w:lineRule="exact"/>
         <w:jc w:val="center"/>
@@ -11486,7 +11485,7 @@
         <w:t>sim(x, y) = cos(x, y) = (x · y) / (||x|| × ||y||)</w:t>
       </w:r>
     </w:p>
-    <w:p>
+    <w:p ns2:paraId="54E85F8C" ns2:textId="27E3DB97">
       <w:pPr>
         <w:spacing w:before="120" w:after="120"/>
         <w:jc w:val="center"/>
@@ -11501,43 +11500,43 @@
           <w:noProof/>
         </w:rPr>
         <w:drawing>
-          <wp:inline distT="0" distB="0" distL="0" distR="0">
-            <wp:extent cx="5760085" cy="4106545"/>
-            <wp:effectExtent l="0" t="0" r="0" b="8255"/>
-            <wp:docPr id="759274767" name="图片 1" descr="图形用户界面&#10;&#10;AI 生成的内容可能不正确。"/>
-            <wp:cNvGraphicFramePr>
-              <a:graphicFrameLocks xmlns:a="http://schemas.openxmlformats.org/drawingml/2006/main" noChangeAspect="1"/>
-            </wp:cNvGraphicFramePr>
-            <a:graphic xmlns:a="http://schemas.openxmlformats.org/drawingml/2006/main">
-              <a:graphicData uri="http://schemas.openxmlformats.org/drawingml/2006/picture">
-                <pic:pic xmlns:pic="http://schemas.openxmlformats.org/drawingml/2006/picture">
-                  <pic:nvPicPr>
-                    <pic:cNvPr id="759274767" name="图片 1" descr="图形用户界面&#10;&#10;AI 生成的内容可能不正确。"/>
-                    <pic:cNvPicPr/>
-                  </pic:nvPicPr>
-                  <pic:blipFill>
-                    <a:blip xmlns:r="http://schemas.openxmlformats.org/officeDocument/2006/relationships" r:embed="rId21"/>
-                    <a:stretch>
-                      <a:fillRect/>
-                    </a:stretch>
-                  </pic:blipFill>
-                  <pic:spPr>
-                    <a:xfrm>
-                      <a:off x="0" y="0"/>
-                      <a:ext cx="5760085" cy="4106545"/>
-                    </a:xfrm>
-                    <a:prstGeom prst="rect">
-                      <a:avLst/>
-                    </a:prstGeom>
-                  </pic:spPr>
-                </pic:pic>
-              </a:graphicData>
-            </a:graphic>
-          </wp:inline>
+          <ns3:inline distT="0" distB="0" distL="0" distR="0">
+            <ns3:extent cx="5760085" cy="4106545"/>
+            <ns3:effectExtent l="0" t="0" r="0" b="8255"/>
+            <ns3:docPr id="759274767" name="图片 1" descr="图形用户界面&#10;&#10;AI 生成的内容可能不正确。"/>
+            <ns3:cNvGraphicFramePr>
+              <ns4:graphicFrameLocks noChangeAspect="1"/>
+            </ns3:cNvGraphicFramePr>
+            <ns4:graphic>
+              <ns4:graphicData uri="http://schemas.openxmlformats.org/drawingml/2006/picture">
+                <ns5:pic>
+                  <ns5:nvPicPr>
+                    <ns5:cNvPr id="759274767" name="图片 1" descr="图形用户界面&#10;&#10;AI 生成的内容可能不正确。"/>
+                    <ns5:cNvPicPr/>
+                  </ns5:nvPicPr>
+                  <ns5:blipFill>
+                    <ns4:blip ns6:embed="rId21"/>
+                    <ns4:stretch>
+                      <ns4:fillRect/>
+                    </ns4:stretch>
+                  </ns5:blipFill>
+                  <ns5:spPr>
+                    <ns4:xfrm>
+                      <ns4:off x="0" y="0"/>
+                      <ns4:ext cx="5760085" cy="4106545"/>
+                    </ns4:xfrm>
+                    <ns4:prstGeom prst="rect">
+                      <ns4:avLst/>
+                    </ns4:prstGeom>
+                  </ns5:spPr>
+                </ns5:pic>
+              </ns4:graphicData>
+            </ns4:graphic>
+          </ns3:inline>
         </w:drawing>
       </w:r>
     </w:p>
-    <w:p>
+    <w:p ns2:paraId="2EB388B1" ns2:textId="44F5D641">
       <w:pPr>
         <w:spacing w:before="120" w:after="120"/>
         <w:jc w:val="center"/>
@@ -11555,7 +11554,7 @@
         <w:t>图5-2 相似检索页面返回相似案例和相似度</w:t>
       </w:r>
     </w:p>
-    <w:p>
+    <w:p ns2:paraId="7A5D9407" ns2:textId="77777777">
       <w:pPr>
         <w:spacing w:before="260" w:after="260" w:line="360" w:lineRule="auto"/>
         <w:outlineLvl w:val="1"/>
@@ -11580,7 +11579,7 @@
       </w:r>
       <w:bookmarkEnd w:id="75"/>
     </w:p>
-    <w:p>
+    <w:p ns2:paraId="7304DA2F" ns2:textId="77777777">
       <w:pPr>
         <w:spacing w:line="400" w:lineRule="exact"/>
         <w:ind w:firstLine="480" w:firstLineChars="200"/>
@@ -11596,10 +11595,10 @@
           <w:kern w:val="0"/>
           <w:sz w:val="24"/>
         </w:rPr>
-        <w:t>分类知识检索模块可以解决用户知道物品名称但是不知道类别的问题。对系统内各类别的废弃物知识条目进行整理，分为物品名称、类别、投放建议三类。用户输入关键词之后，后端会根据关键词去匹配相关的条目，并把结果返回给前端进行展示。</w:t>
-      </w:r>
-    </w:p>
-    <w:p>
+        <w:t>分类知识检索模块可以解决用户知道物品名称但是不知道类别的问题。系统保留本地知识库作为常见物品候选来源，同时调用DeepSeek生成结构化结果，返回匹配物品、类别、投放建议和判断依据，避免本地条目没有覆盖时直接返回空结果。</w:t>
+      </w:r>
+    </w:p>
+    <w:p ns2:paraId="1C3330D7" ns2:textId="77777777">
       <w:pPr>
         <w:spacing w:line="400" w:lineRule="exact"/>
         <w:ind w:firstLine="480" w:firstLineChars="200"/>
@@ -11615,10 +11614,10 @@
           <w:kern w:val="0"/>
           <w:sz w:val="24"/>
         </w:rPr>
-        <w:t>本模块和图像识别相辅相成。图像识别适用于用户手上有实物图片时使用，知识检索适用于用户想要快速获取文字规则的时候使用。用户输入电池时，系统会给出有害垃圾的投放注意事项；用户输入塑料瓶时，系统会给出可回收物以及清空内容物、压扁后投放等建议。</w:t>
-      </w:r>
-    </w:p>
-    <w:p>
+        <w:t>本模块和图像识别相辅相成。图像识别适用于用户手上有实物图片时使用，知识检索适用于用户想要快速获取文字规则的时候使用。用户输入电池、塑料瓶或易拉罐等关键词时，系统会给出对应类别和投放建议，并把最近搜索关键词持久化保存到SQLite，便于再次查询。</w:t>
+      </w:r>
+    </w:p>
+    <w:p ns2:paraId="190036AC" ns2:textId="01C20C16">
       <w:pPr>
         <w:spacing w:before="120" w:after="120"/>
         <w:jc w:val="center"/>
@@ -11633,43 +11632,43 @@
           <w:noProof/>
         </w:rPr>
         <w:drawing>
-          <wp:inline distT="0" distB="0" distL="0" distR="0">
-            <wp:extent cx="5760085" cy="4106545"/>
-            <wp:effectExtent l="0" t="0" r="0" b="8255"/>
-            <wp:docPr id="1131291896" name="图片 1" descr="图形用户界面, 应用程序&#10;&#10;AI 生成的内容可能不正确。"/>
-            <wp:cNvGraphicFramePr>
-              <a:graphicFrameLocks xmlns:a="http://schemas.openxmlformats.org/drawingml/2006/main" noChangeAspect="1"/>
-            </wp:cNvGraphicFramePr>
-            <a:graphic xmlns:a="http://schemas.openxmlformats.org/drawingml/2006/main">
-              <a:graphicData uri="http://schemas.openxmlformats.org/drawingml/2006/picture">
-                <pic:pic xmlns:pic="http://schemas.openxmlformats.org/drawingml/2006/picture">
-                  <pic:nvPicPr>
-                    <pic:cNvPr id="1131291896" name="图片 1" descr="图形用户界面, 应用程序&#10;&#10;AI 生成的内容可能不正确。"/>
-                    <pic:cNvPicPr/>
-                  </pic:nvPicPr>
-                  <pic:blipFill>
-                    <a:blip xmlns:r="http://schemas.openxmlformats.org/officeDocument/2006/relationships" r:embed="rId22"/>
-                    <a:stretch>
-                      <a:fillRect/>
-                    </a:stretch>
-                  </pic:blipFill>
-                  <pic:spPr>
-                    <a:xfrm>
-                      <a:off x="0" y="0"/>
-                      <a:ext cx="5760085" cy="4106545"/>
-                    </a:xfrm>
-                    <a:prstGeom prst="rect">
-                      <a:avLst/>
-                    </a:prstGeom>
-                  </pic:spPr>
-                </pic:pic>
-              </a:graphicData>
-            </a:graphic>
-          </wp:inline>
+          <ns3:inline distT="0" distB="0" distL="0" distR="0">
+            <ns3:extent cx="5760085" cy="4106545"/>
+            <ns3:effectExtent l="0" t="0" r="0" b="8255"/>
+            <ns3:docPr id="1131291896" name="图片 1" descr="图形用户界面, 应用程序&#10;&#10;AI 生成的内容可能不正确。"/>
+            <ns3:cNvGraphicFramePr>
+              <ns4:graphicFrameLocks noChangeAspect="1"/>
+            </ns3:cNvGraphicFramePr>
+            <ns4:graphic>
+              <ns4:graphicData uri="http://schemas.openxmlformats.org/drawingml/2006/picture">
+                <ns5:pic>
+                  <ns5:nvPicPr>
+                    <ns5:cNvPr id="1131291896" name="图片 1" descr="图形用户界面, 应用程序&#10;&#10;AI 生成的内容可能不正确。"/>
+                    <ns5:cNvPicPr/>
+                  </ns5:nvPicPr>
+                  <ns5:blipFill>
+                    <ns4:blip ns6:embed="rId22"/>
+                    <ns4:stretch>
+                      <ns4:fillRect/>
+                    </ns4:stretch>
+                  </ns5:blipFill>
+                  <ns5:spPr>
+                    <ns4:xfrm>
+                      <ns4:off x="0" y="0"/>
+                      <ns4:ext cx="5760085" cy="4106545"/>
+                    </ns4:xfrm>
+                    <ns4:prstGeom prst="rect">
+                      <ns4:avLst/>
+                    </ns4:prstGeom>
+                  </ns5:spPr>
+                </ns5:pic>
+              </ns4:graphicData>
+            </ns4:graphic>
+          </ns3:inline>
         </w:drawing>
       </w:r>
     </w:p>
-    <w:p>
+    <w:p ns2:paraId="72E57401" ns2:textId="0C566836">
       <w:pPr>
         <w:spacing w:before="120" w:after="120"/>
         <w:jc w:val="center"/>
@@ -11686,7 +11685,7 @@
         <w:t>图5-3 分类知识检索页面</w:t>
       </w:r>
     </w:p>
-    <w:p>
+    <w:p ns2:paraId="67A04AA3" ns2:textId="77777777">
       <w:pPr>
         <w:spacing w:before="260" w:after="260" w:line="360" w:lineRule="auto"/>
         <w:outlineLvl w:val="1"/>
@@ -11711,7 +11710,7 @@
       </w:r>
       <w:bookmarkEnd w:id="76"/>
     </w:p>
-    <w:p>
+    <w:p ns2:paraId="0B5C4E39" ns2:textId="77777777">
       <w:pPr>
         <w:spacing w:line="400" w:lineRule="exact"/>
         <w:ind w:firstLine="480" w:firstLineChars="200"/>
@@ -11730,7 +11729,7 @@
         <w:t>智能问答模块使用 DeepSeek API 实现。用户可以输入自然语言问题，前端把问题传送到 /api/chat接口，后端在请求中加上系统提示词，要求模型以垃圾分类助手的身份回答。提示词的设计目的就是限定回答范围，使模型不能产生与系统主题无关的内容。</w:t>
       </w:r>
     </w:p>
-    <w:p>
+    <w:p ns2:paraId="6F318F9C" ns2:textId="77777777">
       <w:pPr>
         <w:spacing w:line="400" w:lineRule="exact"/>
         <w:ind w:firstLine="480" w:firstLineChars="200"/>
@@ -11749,7 +11748,7 @@
         <w:t>智能问答比本地知识检索更适合用来解决开放性的问题。用户可以对过期药品属于哪类垃圾、外卖餐盒有油污是否可以回收、碎玻璃怎么处理等进行询问。模型可以给出更完整的原因以及注意事项，对分类进行解释。系统前端将回答用段落的形式展示出来，便于用户阅读。</w:t>
       </w:r>
     </w:p>
-    <w:p>
+    <w:p ns2:paraId="5B5F48A2" ns2:textId="77777777">
       <w:pPr>
         <w:spacing w:line="400" w:lineRule="exact"/>
         <w:ind w:firstLine="480" w:firstLineChars="200"/>
@@ -11768,7 +11767,7 @@
         <w:t>由于外部API的依赖是网络以及密钥的配置，所以系统对于异常情况做出了相应的处理。当.env中没有配置DeepSeek密钥的时候，接口会给出明确的提示；当网络请求失败的时候，系统也会给出错误说明。这样即使外部能力不可用，系统整体也可以保持可控的状态。</w:t>
       </w:r>
     </w:p>
-    <w:p>
+    <w:p ns2:paraId="2B40D754" ns2:textId="77777777">
       <w:pPr>
         <w:spacing w:before="120" w:after="120"/>
         <w:jc w:val="center"/>
@@ -11783,43 +11782,43 @@
           <w:noProof/>
         </w:rPr>
         <w:drawing>
-          <wp:inline distT="0" distB="0" distL="0" distR="0">
-            <wp:extent cx="5760085" cy="4106545"/>
-            <wp:effectExtent l="0" t="0" r="0" b="8255"/>
-            <wp:docPr id="1249427242" name="图片 1" descr="图形用户界面, 应用程序, Teams&#10;&#10;AI 生成的内容可能不正确。"/>
-            <wp:cNvGraphicFramePr>
-              <a:graphicFrameLocks xmlns:a="http://schemas.openxmlformats.org/drawingml/2006/main" noChangeAspect="1"/>
-            </wp:cNvGraphicFramePr>
-            <a:graphic xmlns:a="http://schemas.openxmlformats.org/drawingml/2006/main">
-              <a:graphicData uri="http://schemas.openxmlformats.org/drawingml/2006/picture">
-                <pic:pic xmlns:pic="http://schemas.openxmlformats.org/drawingml/2006/picture">
-                  <pic:nvPicPr>
-                    <pic:cNvPr id="1249427242" name="图片 1" descr="图形用户界面, 应用程序, Teams&#10;&#10;AI 生成的内容可能不正确。"/>
-                    <pic:cNvPicPr/>
-                  </pic:nvPicPr>
-                  <pic:blipFill>
-                    <a:blip xmlns:r="http://schemas.openxmlformats.org/officeDocument/2006/relationships" r:embed="rId23"/>
-                    <a:stretch>
-                      <a:fillRect/>
-                    </a:stretch>
-                  </pic:blipFill>
-                  <pic:spPr>
-                    <a:xfrm>
-                      <a:off x="0" y="0"/>
-                      <a:ext cx="5760085" cy="4106545"/>
-                    </a:xfrm>
-                    <a:prstGeom prst="rect">
-                      <a:avLst/>
-                    </a:prstGeom>
-                  </pic:spPr>
-                </pic:pic>
-              </a:graphicData>
-            </a:graphic>
-          </wp:inline>
+          <ns3:inline distT="0" distB="0" distL="0" distR="0">
+            <ns3:extent cx="5760085" cy="4106545"/>
+            <ns3:effectExtent l="0" t="0" r="0" b="8255"/>
+            <ns3:docPr id="1249427242" name="图片 1" descr="图形用户界面, 应用程序, Teams&#10;&#10;AI 生成的内容可能不正确。"/>
+            <ns3:cNvGraphicFramePr>
+              <ns4:graphicFrameLocks noChangeAspect="1"/>
+            </ns3:cNvGraphicFramePr>
+            <ns4:graphic>
+              <ns4:graphicData uri="http://schemas.openxmlformats.org/drawingml/2006/picture">
+                <ns5:pic>
+                  <ns5:nvPicPr>
+                    <ns5:cNvPr id="1249427242" name="图片 1" descr="图形用户界面, 应用程序, Teams&#10;&#10;AI 生成的内容可能不正确。"/>
+                    <ns5:cNvPicPr/>
+                  </ns5:nvPicPr>
+                  <ns5:blipFill>
+                    <ns4:blip ns6:embed="rId23"/>
+                    <ns4:stretch>
+                      <ns4:fillRect/>
+                    </ns4:stretch>
+                  </ns5:blipFill>
+                  <ns5:spPr>
+                    <ns4:xfrm>
+                      <ns4:off x="0" y="0"/>
+                      <ns4:ext cx="5760085" cy="4106545"/>
+                    </ns4:xfrm>
+                    <ns4:prstGeom prst="rect">
+                      <ns4:avLst/>
+                    </ns4:prstGeom>
+                  </ns5:spPr>
+                </ns5:pic>
+              </ns4:graphicData>
+            </ns4:graphic>
+          </ns3:inline>
         </w:drawing>
       </w:r>
     </w:p>
-    <w:p>
+    <w:p ns2:paraId="71725D85" ns2:textId="719187E8">
       <w:pPr>
         <w:spacing w:before="120" w:after="120"/>
         <w:jc w:val="center"/>
@@ -11836,7 +11835,7 @@
         <w:t>图5-4 智能问答页面，提问过期药品属于什么垃圾</w:t>
       </w:r>
     </w:p>
-    <w:p>
+    <w:p ns2:paraId="4B7A9C05" ns2:textId="77777777">
       <w:pPr>
         <w:spacing w:before="260" w:after="260" w:line="360" w:lineRule="auto"/>
         <w:outlineLvl w:val="1"/>
@@ -11861,7 +11860,7 @@
       </w:r>
       <w:bookmarkEnd w:id="77"/>
     </w:p>
-    <w:p>
+    <w:p ns2:paraId="39C04A74" ns2:textId="77777777">
       <w:pPr>
         <w:spacing w:line="400" w:lineRule="exact"/>
         <w:ind w:firstLine="480" w:firstLineChars="200"/>
@@ -11880,7 +11879,7 @@
         <w:t>图片理解模块采用Kimi多模态接口，主要是对复杂的图片场景进行理解。传统的分类模型一般假定图片的主体是明确的、类别的单一的，但是实际用户上传的图片中会包含多个物品、背景杂乱或者物品的状态不清楚。多模态模型根据图片内容可以产生文字表述，对物品名称、材质、污染状况及处理方式展开分析。</w:t>
       </w:r>
     </w:p>
-    <w:p>
+    <w:p ns2:paraId="20F5076E" ns2:textId="77777777">
       <w:pPr>
         <w:spacing w:line="400" w:lineRule="exact"/>
         <w:ind w:firstLine="480" w:firstLineChars="200"/>
@@ -11899,7 +11898,7 @@
         <w:t>图片理解页面在用户选择图片之后立即显示预览，后端将图片编码成Base64数据URL后发送给Kimi分析。</w:t>
       </w:r>
     </w:p>
-    <w:p>
+    <w:p ns2:paraId="732ABEC8" ns2:textId="77777777">
       <w:pPr>
         <w:spacing w:line="400" w:lineRule="exact"/>
         <w:ind w:firstLine="480" w:firstLineChars="200"/>
@@ -11918,7 +11917,7 @@
         <w:t>图片理解模块并不是取代ResNet50分类模型的，它只是起到解释增强的作用。对主体明确的图片，ResNet50可以很快得到类别，对于复杂的图片，Kimi可以给出更多的文本说明。两者结合起来可以提高系统对于实际场景的适应性。</w:t>
       </w:r>
     </w:p>
-    <w:p>
+    <w:p ns2:paraId="516DD1FC" ns2:textId="77777777">
       <w:pPr>
         <w:spacing w:before="120" w:after="120"/>
         <w:jc w:val="center"/>
@@ -11932,43 +11931,43 @@
           <w:noProof/>
         </w:rPr>
         <w:drawing>
-          <wp:inline distT="0" distB="0" distL="0" distR="0">
-            <wp:extent cx="5760085" cy="4106545"/>
-            <wp:effectExtent l="0" t="0" r="0" b="8255"/>
-            <wp:docPr id="963703419" name="图片 1" descr="图形用户界面&#10;&#10;AI 生成的内容可能不正确。"/>
-            <wp:cNvGraphicFramePr>
-              <a:graphicFrameLocks xmlns:a="http://schemas.openxmlformats.org/drawingml/2006/main" noChangeAspect="1"/>
-            </wp:cNvGraphicFramePr>
-            <a:graphic xmlns:a="http://schemas.openxmlformats.org/drawingml/2006/main">
-              <a:graphicData uri="http://schemas.openxmlformats.org/drawingml/2006/picture">
-                <pic:pic xmlns:pic="http://schemas.openxmlformats.org/drawingml/2006/picture">
-                  <pic:nvPicPr>
-                    <pic:cNvPr id="963703419" name="图片 1" descr="图形用户界面&#10;&#10;AI 生成的内容可能不正确。"/>
-                    <pic:cNvPicPr/>
-                  </pic:nvPicPr>
-                  <pic:blipFill>
-                    <a:blip xmlns:r="http://schemas.openxmlformats.org/officeDocument/2006/relationships" r:embed="rId24"/>
-                    <a:stretch>
-                      <a:fillRect/>
-                    </a:stretch>
-                  </pic:blipFill>
-                  <pic:spPr>
-                    <a:xfrm>
-                      <a:off x="0" y="0"/>
-                      <a:ext cx="5760085" cy="4106545"/>
-                    </a:xfrm>
-                    <a:prstGeom prst="rect">
-                      <a:avLst/>
-                    </a:prstGeom>
-                  </pic:spPr>
-                </pic:pic>
-              </a:graphicData>
-            </a:graphic>
-          </wp:inline>
+          <ns3:inline distT="0" distB="0" distL="0" distR="0">
+            <ns3:extent cx="5760085" cy="4106545"/>
+            <ns3:effectExtent l="0" t="0" r="0" b="8255"/>
+            <ns3:docPr id="963703419" name="图片 1" descr="图形用户界面&#10;&#10;AI 生成的内容可能不正确。"/>
+            <ns3:cNvGraphicFramePr>
+              <ns4:graphicFrameLocks noChangeAspect="1"/>
+            </ns3:cNvGraphicFramePr>
+            <ns4:graphic>
+              <ns4:graphicData uri="http://schemas.openxmlformats.org/drawingml/2006/picture">
+                <ns5:pic>
+                  <ns5:nvPicPr>
+                    <ns5:cNvPr id="963703419" name="图片 1" descr="图形用户界面&#10;&#10;AI 生成的内容可能不正确。"/>
+                    <ns5:cNvPicPr/>
+                  </ns5:nvPicPr>
+                  <ns5:blipFill>
+                    <ns4:blip ns6:embed="rId24"/>
+                    <ns4:stretch>
+                      <ns4:fillRect/>
+                    </ns4:stretch>
+                  </ns5:blipFill>
+                  <ns5:spPr>
+                    <ns4:xfrm>
+                      <ns4:off x="0" y="0"/>
+                      <ns4:ext cx="5760085" cy="4106545"/>
+                    </ns4:xfrm>
+                    <ns4:prstGeom prst="rect">
+                      <ns4:avLst/>
+                    </ns4:prstGeom>
+                  </ns5:spPr>
+                </ns5:pic>
+              </ns4:graphicData>
+            </ns4:graphic>
+          </ns3:inline>
         </w:drawing>
       </w:r>
     </w:p>
-    <w:p>
+    <w:p ns2:paraId="49E5E4DC" ns2:textId="06A3B545">
       <w:pPr>
         <w:spacing w:before="120" w:after="120"/>
         <w:jc w:val="center"/>
@@ -11981,7 +11980,7 @@
         <w:t>图5-5图片理解页面选择图片后显示预览和Kimi分析结果</w:t>
       </w:r>
     </w:p>
-    <w:p>
+    <w:p ns2:paraId="13899C79" ns2:textId="77777777">
       <w:pPr>
         <w:spacing w:before="260" w:after="260" w:line="360" w:lineRule="auto"/>
         <w:outlineLvl w:val="1"/>
@@ -12006,7 +12005,7 @@
       </w:r>
       <w:bookmarkEnd w:id="78"/>
     </w:p>
-    <w:p>
+    <w:p ns2:paraId="21448B8D" ns2:textId="77777777">
       <w:pPr>
         <w:spacing w:line="400" w:lineRule="exact"/>
         <w:ind w:firstLine="480" w:firstLineChars="200"/>
@@ -12025,7 +12024,7 @@
         <w:t>历史记录模块能够显示出用户最近的操作结果。每次图像识别完毕之后，系统就会把图片路径，识别类别，置信度以及创建时间存入SQLite。前端访问历史记录页面时，通过/api/history分页获取数据，用列表或者卡片的形式展示出来。</w:t>
       </w:r>
     </w:p>
-    <w:p>
+    <w:p ns2:paraId="5DAA5F89" ns2:textId="77777777">
       <w:pPr>
         <w:spacing w:line="400" w:lineRule="exact"/>
         <w:ind w:firstLine="480" w:firstLineChars="200"/>
@@ -12044,7 +12043,7 @@
         <w:t>后端用/media/&lt;path&gt;提供安全图片预览，对访问目录进行限制，防止任意文件读取。</w:t>
       </w:r>
     </w:p>
-    <w:p>
+    <w:p ns2:paraId="1DD6EB10" ns2:textId="77777777">
       <w:pPr>
         <w:spacing w:before="120" w:after="120"/>
         <w:jc w:val="center"/>
@@ -12059,43 +12058,43 @@
           <w:noProof/>
         </w:rPr>
         <w:drawing>
-          <wp:inline distT="0" distB="0" distL="0" distR="0">
-            <wp:extent cx="5760085" cy="4106545"/>
-            <wp:effectExtent l="0" t="0" r="0" b="8255"/>
-            <wp:docPr id="1923034459" name="图片 1" descr="电脑软件的截图&#10;&#10;AI 生成的内容可能不正确。"/>
-            <wp:cNvGraphicFramePr>
-              <a:graphicFrameLocks xmlns:a="http://schemas.openxmlformats.org/drawingml/2006/main" noChangeAspect="1"/>
-            </wp:cNvGraphicFramePr>
-            <a:graphic xmlns:a="http://schemas.openxmlformats.org/drawingml/2006/main">
-              <a:graphicData uri="http://schemas.openxmlformats.org/drawingml/2006/picture">
-                <pic:pic xmlns:pic="http://schemas.openxmlformats.org/drawingml/2006/picture">
-                  <pic:nvPicPr>
-                    <pic:cNvPr id="1923034459" name="图片 1" descr="电脑软件的截图&#10;&#10;AI 生成的内容可能不正确。"/>
-                    <pic:cNvPicPr/>
-                  </pic:nvPicPr>
-                  <pic:blipFill>
-                    <a:blip xmlns:r="http://schemas.openxmlformats.org/officeDocument/2006/relationships" r:embed="rId25"/>
-                    <a:stretch>
-                      <a:fillRect/>
-                    </a:stretch>
-                  </pic:blipFill>
-                  <pic:spPr>
-                    <a:xfrm>
-                      <a:off x="0" y="0"/>
-                      <a:ext cx="5760085" cy="4106545"/>
-                    </a:xfrm>
-                    <a:prstGeom prst="rect">
-                      <a:avLst/>
-                    </a:prstGeom>
-                  </pic:spPr>
-                </pic:pic>
-              </a:graphicData>
-            </a:graphic>
-          </wp:inline>
+          <ns3:inline distT="0" distB="0" distL="0" distR="0">
+            <ns3:extent cx="5760085" cy="4106545"/>
+            <ns3:effectExtent l="0" t="0" r="0" b="8255"/>
+            <ns3:docPr id="1923034459" name="图片 1" descr="电脑软件的截图&#10;&#10;AI 生成的内容可能不正确。"/>
+            <ns3:cNvGraphicFramePr>
+              <ns4:graphicFrameLocks noChangeAspect="1"/>
+            </ns3:cNvGraphicFramePr>
+            <ns4:graphic>
+              <ns4:graphicData uri="http://schemas.openxmlformats.org/drawingml/2006/picture">
+                <ns5:pic>
+                  <ns5:nvPicPr>
+                    <ns5:cNvPr id="1923034459" name="图片 1" descr="电脑软件的截图&#10;&#10;AI 生成的内容可能不正确。"/>
+                    <ns5:cNvPicPr/>
+                  </ns5:nvPicPr>
+                  <ns5:blipFill>
+                    <ns4:blip ns6:embed="rId25"/>
+                    <ns4:stretch>
+                      <ns4:fillRect/>
+                    </ns4:stretch>
+                  </ns5:blipFill>
+                  <ns5:spPr>
+                    <ns4:xfrm>
+                      <ns4:off x="0" y="0"/>
+                      <ns4:ext cx="5760085" cy="4106545"/>
+                    </ns4:xfrm>
+                    <ns4:prstGeom prst="rect">
+                      <ns4:avLst/>
+                    </ns4:prstGeom>
+                  </ns5:spPr>
+                </ns5:pic>
+              </ns4:graphicData>
+            </ns4:graphic>
+          </ns3:inline>
         </w:drawing>
       </w:r>
     </w:p>
-    <w:p>
+    <w:p ns2:paraId="6C1FF743" ns2:textId="6EABA6DA">
       <w:pPr>
         <w:spacing w:before="120" w:after="120"/>
         <w:jc w:val="center"/>
@@ -12112,7 +12111,7 @@
         <w:t>图5-6 历史记录页面展示图片、类别和时间</w:t>
       </w:r>
     </w:p>
-    <w:p>
+    <w:p ns2:paraId="215DC625" ns2:textId="77777777">
       <w:pPr>
         <w:spacing w:before="260" w:after="260" w:line="360" w:lineRule="auto"/>
         <w:outlineLvl w:val="1"/>
@@ -12137,7 +12136,7 @@
       </w:r>
       <w:bookmarkEnd w:id="79"/>
     </w:p>
-    <w:p>
+    <w:p ns2:paraId="25873636" ns2:textId="77777777">
       <w:pPr>
         <w:spacing w:line="400" w:lineRule="exact"/>
         <w:ind w:firstLine="480" w:firstLineChars="200"/>
@@ -12156,7 +12155,7 @@
         <w:t>系统前端由原来的静态页面向Vue单页应用转变。在页面改造之前，主要是用原生的DOM操作来更新状态，随着功能的增加，代码的可读性以及可维护性变差。改造之后，页面状态由 Vue 的响应式数据控制，不同的模块依靠当前视图状态的切换来减少重复代码。</w:t>
       </w:r>
     </w:p>
-    <w:p>
+    <w:p ns2:paraId="4F377502" ns2:textId="77777777">
       <w:pPr>
         <w:spacing w:line="400" w:lineRule="exact"/>
         <w:ind w:firstLine="480" w:firstLineChars="200"/>
@@ -12175,7 +12174,7 @@
         <w:t>视觉设计用深色侧边导航、浅色内容区，首页加入样例图、统计卡，按钮、表单、卡片、表格统一风格。</w:t>
       </w:r>
     </w:p>
-    <w:p>
+    <w:p ns2:paraId="1D909AD5" ns2:textId="77777777">
       <w:pPr>
         <w:spacing w:line="400" w:lineRule="exact"/>
         <w:ind w:firstLine="480" w:firstLineChars="200"/>
@@ -12194,7 +12193,7 @@
         <w:t>按照用户的反馈，系统去除了登录注册以及用户管理的入口，防止在毕业设计演示过程中出现与核心主题无关的流程。知识测试模块现在被导航隐藏起来，如果需要恢复，则重新打开入口并完善题库展示。这样就使得系统的界面更加集中，符合答辩展示“短时间突出核心功能”的要求。</w:t>
       </w:r>
     </w:p>
-    <w:p>
+    <w:p ns2:paraId="4F908D55" ns2:textId="77777777">
       <w:pPr>
         <w:spacing w:before="260" w:after="260" w:line="360" w:lineRule="auto"/>
         <w:outlineLvl w:val="1"/>
@@ -12219,7 +12218,7 @@
       </w:r>
       <w:bookmarkEnd w:id="80"/>
     </w:p>
-    <w:p>
+    <w:p ns2:paraId="778AD94E" ns2:textId="77777777">
       <w:pPr>
         <w:spacing w:line="400" w:lineRule="exact"/>
         <w:ind w:firstLine="480" w:firstLineChars="200"/>
@@ -12238,7 +12237,7 @@
         <w:t>工程实现中服务层封装可以减少重复的逻辑。图片识别和相似检索都要读取图片、进行预处理、调用模型，如果这些逻辑分散在不同的路由里，后续修改预处理参数的时候就容易漏掉。把模型加载、图片转换、特征提取集中到模型服务里，可以保证训练、推理、检索流程更一致。</w:t>
       </w:r>
     </w:p>
-    <w:p>
+    <w:p ns2:paraId="24BF86F7" ns2:textId="77777777">
       <w:pPr>
         <w:spacing w:line="400" w:lineRule="exact"/>
         <w:ind w:firstLine="480" w:firstLineChars="200"/>
@@ -12257,7 +12256,7 @@
         <w:t>配置管理属于系统实现过程中的一个部分。模型路径、Qdrant地址、外部API密钥、上传目录都不应该硬编码到业务逻辑里，而应该由配置模块统一读取。因此，在本地开发、答辩演示或者换机运行的时候，只需改变配置文件或者环境变量就可以减小代码修改量。</w:t>
       </w:r>
     </w:p>
-    <w:p>
+    <w:p ns2:paraId="62A96E7F" ns2:textId="77777777">
       <w:pPr>
         <w:spacing w:line="400" w:lineRule="exact"/>
         <w:ind w:firstLine="480" w:firstLineChars="200"/>
@@ -12276,7 +12275,7 @@
         <w:t>项目代码按照前端、后端、模型脚本、测试用例、文档资料等来组织。waste_app 保存 Flask 应用主体，services 目录封装历史记录、模型推理、相似检索和 AI 调用等逻辑。</w:t>
       </w:r>
     </w:p>
-    <w:p>
+    <w:p ns2:paraId="1900E3E4" ns2:textId="77777777">
       <w:pPr>
         <w:spacing w:line="400" w:lineRule="exact"/>
         <w:ind w:firstLine="480" w:firstLineChars="200"/>
@@ -12295,7 +12294,7 @@
         <w:t>frontend 目录保存页面、样式和 Vue 运行时文件，index.html、app.js 和 styles.css 分别负责挂载结构、交互逻辑和视觉样式。</w:t>
       </w:r>
     </w:p>
-    <w:p>
+    <w:p ns2:paraId="52336EEE" ns2:textId="77777777">
       <w:pPr>
         <w:spacing w:line="400" w:lineRule="exact"/>
         <w:ind w:firstLine="480" w:firstLineChars="200"/>
@@ -12314,7 +12313,7 @@
         <w:t>scripts目录保存数据检查、模型训练、Qdrant建索引以及论文生成的脚本，用以支持训练、检索和文档整理的过程。</w:t>
       </w:r>
     </w:p>
-    <w:p>
+    <w:p ns2:paraId="1A3376C8" ns2:textId="77777777">
       <w:pPr>
         <w:spacing w:line="400" w:lineRule="exact"/>
         <w:ind w:firstLine="480" w:firstLineChars="200"/>
@@ -12333,7 +12332,7 @@
         <w:t>tests目录用pytest来验证后端接口以及异常处理，在不暴露真实的密钥、不重新训练模型的前提下可以检查基础质量。</w:t>
       </w:r>
     </w:p>
-    <w:p>
+    <w:p ns2:paraId="436093B9" ns2:textId="77777777">
       <w:pPr>
         <w:spacing w:line="400" w:lineRule="exact"/>
         <w:ind w:firstLine="480" w:firstLineChars="200"/>
@@ -12352,7 +12351,7 @@
         <w:t>项目用.gitignore来区分源码和运行态文件，防止.ENV、上传图片、训练数据、向量库、大模型权重进入Git历史中。</w:t>
       </w:r>
     </w:p>
-    <w:p>
+    <w:p ns2:paraId="6B0FFB78" ns2:textId="77777777">
       <w:pPr>
         <w:widowControl/>
         <w:jc w:val="left"/>
@@ -12371,7 +12370,7 @@
         <w:br w:type="page"/>
       </w:r>
     </w:p>
-    <w:p>
+    <w:p ns2:paraId="5F2F0D93" ns2:textId="77777777">
       <w:pPr>
         <w:spacing w:before="340" w:after="330" w:line="578" w:lineRule="auto"/>
         <w:jc w:val="center"/>
@@ -12402,7 +12401,7 @@
       <w:bookmarkEnd w:id="74"/>
       <w:bookmarkEnd w:id="81"/>
     </w:p>
-    <w:p>
+    <w:p ns2:paraId="2B28984B" ns2:textId="77777777">
       <w:pPr>
         <w:keepNext/>
         <w:keepLines/>
@@ -12449,7 +12448,7 @@
       <w:bookmarkEnd w:id="91"/>
       <w:bookmarkEnd w:id="92"/>
     </w:p>
-    <w:p>
+    <w:p ns2:paraId="4F67518F" ns2:textId="77777777">
       <w:pPr>
         <w:jc w:val="center"/>
       </w:pPr>
@@ -12471,7 +12470,7 @@
         <w:gridCol w:w="4394"/>
         <w:gridCol w:w="4394"/>
       </w:tblGrid>
-      <w:tr>
+      <w:tr ns2:paraId="3CF34DB9" ns2:textId="77777777">
         <w:tblPrEx>
           <w:tblW w:w="0" w:type="auto"/>
           <w:tblLook w:val="04A0"/>
@@ -12480,7 +12479,7 @@
           <w:tcPr>
             <w:tcW w:w="4394" w:type="dxa"/>
           </w:tcPr>
-          <w:p>
+          <w:p ns2:paraId="49B0AC65" ns2:textId="77777777">
             <w:pPr>
               <w:ind w:firstLine="422"/>
               <w:jc w:val="center"/>
@@ -12498,7 +12497,7 @@
           <w:tcPr>
             <w:tcW w:w="4394" w:type="dxa"/>
           </w:tcPr>
-          <w:p>
+          <w:p ns2:paraId="19D2898B" ns2:textId="77777777">
             <w:pPr>
               <w:ind w:firstLine="25"/>
               <w:jc w:val="center"/>
@@ -12513,7 +12512,7 @@
           </w:p>
         </w:tc>
       </w:tr>
-      <w:tr>
+      <w:tr ns2:paraId="5946667D" ns2:textId="77777777">
         <w:tblPrEx>
           <w:tblW w:w="0" w:type="auto"/>
           <w:tblLook w:val="04A0"/>
@@ -12522,7 +12521,7 @@
           <w:tcPr>
             <w:tcW w:w="4394" w:type="dxa"/>
           </w:tcPr>
-          <w:p>
+          <w:p ns2:paraId="5CF97CD6" ns2:textId="77777777">
             <w:pPr>
               <w:spacing w:line="276" w:lineRule="auto"/>
               <w:ind w:firstLine="420"/>
@@ -12539,7 +12538,7 @@
           <w:tcPr>
             <w:tcW w:w="4394" w:type="dxa"/>
           </w:tcPr>
-          <w:p>
+          <w:p ns2:paraId="6A36F448" ns2:textId="77777777">
             <w:pPr>
               <w:spacing w:line="276" w:lineRule="auto"/>
               <w:ind w:firstLine="25"/>
@@ -12553,7 +12552,7 @@
           </w:p>
         </w:tc>
       </w:tr>
-      <w:tr>
+      <w:tr ns2:paraId="064C5E1C" ns2:textId="77777777">
         <w:tblPrEx>
           <w:tblW w:w="0" w:type="auto"/>
           <w:tblLook w:val="04A0"/>
@@ -12562,7 +12561,7 @@
           <w:tcPr>
             <w:tcW w:w="4394" w:type="dxa"/>
           </w:tcPr>
-          <w:p>
+          <w:p ns2:paraId="7CD6BEAB" ns2:textId="77777777">
             <w:pPr>
               <w:spacing w:line="276" w:lineRule="auto"/>
               <w:ind w:firstLine="420"/>
@@ -12579,7 +12578,7 @@
           <w:tcPr>
             <w:tcW w:w="4394" w:type="dxa"/>
           </w:tcPr>
-          <w:p>
+          <w:p ns2:paraId="555DB096" ns2:textId="77777777">
             <w:pPr>
               <w:spacing w:line="276" w:lineRule="auto"/>
               <w:ind w:firstLine="25"/>
@@ -12593,7 +12592,7 @@
           </w:p>
         </w:tc>
       </w:tr>
-      <w:tr>
+      <w:tr ns2:paraId="47A7BF03" ns2:textId="77777777">
         <w:tblPrEx>
           <w:tblW w:w="0" w:type="auto"/>
           <w:tblLook w:val="04A0"/>
@@ -12602,7 +12601,7 @@
           <w:tcPr>
             <w:tcW w:w="4394" w:type="dxa"/>
           </w:tcPr>
-          <w:p>
+          <w:p ns2:paraId="3AC31610" ns2:textId="77777777">
             <w:pPr>
               <w:spacing w:line="276" w:lineRule="auto"/>
               <w:ind w:firstLine="420"/>
@@ -12619,7 +12618,7 @@
           <w:tcPr>
             <w:tcW w:w="4394" w:type="dxa"/>
           </w:tcPr>
-          <w:p>
+          <w:p ns2:paraId="69323EFF" ns2:textId="77777777">
             <w:pPr>
               <w:spacing w:line="276" w:lineRule="auto"/>
               <w:ind w:firstLine="25"/>
@@ -12633,7 +12632,7 @@
           </w:p>
         </w:tc>
       </w:tr>
-      <w:tr>
+      <w:tr ns2:paraId="60D5F9AE" ns2:textId="77777777">
         <w:tblPrEx>
           <w:tblW w:w="0" w:type="auto"/>
           <w:tblLook w:val="04A0"/>
@@ -12642,7 +12641,7 @@
           <w:tcPr>
             <w:tcW w:w="4394" w:type="dxa"/>
           </w:tcPr>
-          <w:p>
+          <w:p ns2:paraId="0957B208" ns2:textId="77777777">
             <w:pPr>
               <w:spacing w:line="276" w:lineRule="auto"/>
               <w:ind w:firstLine="420"/>
@@ -12659,7 +12658,7 @@
           <w:tcPr>
             <w:tcW w:w="4394" w:type="dxa"/>
           </w:tcPr>
-          <w:p>
+          <w:p ns2:paraId="04558B84" ns2:textId="77777777">
             <w:pPr>
               <w:spacing w:line="276" w:lineRule="auto"/>
               <w:ind w:firstLine="25"/>
@@ -12685,7 +12684,7 @@
           </w:p>
         </w:tc>
       </w:tr>
-      <w:tr>
+      <w:tr ns2:paraId="55AFEDB8" ns2:textId="77777777">
         <w:tblPrEx>
           <w:tblW w:w="0" w:type="auto"/>
           <w:tblLook w:val="04A0"/>
@@ -12694,7 +12693,7 @@
           <w:tcPr>
             <w:tcW w:w="4394" w:type="dxa"/>
           </w:tcPr>
-          <w:p>
+          <w:p ns2:paraId="0BD860EE" ns2:textId="77777777">
             <w:pPr>
               <w:spacing w:line="276" w:lineRule="auto"/>
               <w:ind w:firstLine="420"/>
@@ -12711,7 +12710,7 @@
           <w:tcPr>
             <w:tcW w:w="4394" w:type="dxa"/>
           </w:tcPr>
-          <w:p>
+          <w:p ns2:paraId="070B4057" ns2:textId="77777777">
             <w:pPr>
               <w:spacing w:line="276" w:lineRule="auto"/>
               <w:ind w:firstLine="25"/>
@@ -12731,7 +12730,7 @@
           </w:p>
         </w:tc>
       </w:tr>
-      <w:tr>
+      <w:tr ns2:paraId="70885B71" ns2:textId="77777777">
         <w:tblPrEx>
           <w:tblW w:w="0" w:type="auto"/>
           <w:tblLook w:val="04A0"/>
@@ -12740,7 +12739,7 @@
           <w:tcPr>
             <w:tcW w:w="4394" w:type="dxa"/>
           </w:tcPr>
-          <w:p>
+          <w:p ns2:paraId="593F9AD0" ns2:textId="77777777">
             <w:pPr>
               <w:spacing w:line="276" w:lineRule="auto"/>
               <w:ind w:firstLine="420"/>
@@ -12757,7 +12756,7 @@
           <w:tcPr>
             <w:tcW w:w="4394" w:type="dxa"/>
           </w:tcPr>
-          <w:p>
+          <w:p ns2:paraId="7822F7C6" ns2:textId="77777777">
             <w:pPr>
               <w:spacing w:line="276" w:lineRule="auto"/>
               <w:ind w:firstLine="25"/>
@@ -12796,7 +12795,7 @@
         </w:tc>
       </w:tr>
     </w:tbl>
-    <w:p>
+    <w:p ns2:paraId="3A28E946" ns2:textId="77777777">
       <w:pPr>
         <w:spacing w:line="400" w:lineRule="exact"/>
         <w:rPr>
@@ -12806,7 +12805,7 @@
         </w:rPr>
       </w:pPr>
     </w:p>
-    <w:p>
+    <w:p ns2:paraId="4E89F992" ns2:textId="77777777">
       <w:pPr>
         <w:spacing w:line="400" w:lineRule="exact"/>
         <w:ind w:firstLine="480" w:firstLineChars="200"/>
@@ -12822,10 +12821,10 @@
           <w:kern w:val="0"/>
           <w:sz w:val="24"/>
         </w:rPr>
-        <w:t>系统测试分为模型测试、接口测试、前端演示测试、相似检索测试，分别对分类指标、接口响应、页面流程、Qdrant查询效果进行测试。</w:t>
-      </w:r>
-    </w:p>
-    <w:p>
+        <w:t>系统测试分为模型测试、接口测试、前端演示测试、相似检索测试，分别对分类指标、接口响应、页面流程、Qdrant查询效果以及分类知识检索历史持久化进行测试。</w:t>
+      </w:r>
+    </w:p>
+    <w:p ns2:paraId="1E383965" ns2:textId="77777777">
       <w:pPr>
         <w:spacing w:line="400" w:lineRule="exact"/>
         <w:ind w:firstLine="480" w:firstLineChars="200"/>
@@ -12844,7 +12843,7 @@
         <w:t>测试环境接近实际演示环境，前后端都在本地 Windows 开发机上运行，Qdrant 用 Docker 提供，模型训练在一个单机 GPU 环境下进行。</w:t>
       </w:r>
     </w:p>
-    <w:p>
+    <w:p ns2:paraId="6DFEABFC" ns2:textId="77777777">
       <w:pPr>
         <w:keepNext/>
         <w:keepLines/>
@@ -12891,7 +12890,7 @@
       <w:bookmarkEnd w:id="102"/>
       <w:bookmarkEnd w:id="103"/>
     </w:p>
-    <w:p>
+    <w:p ns2:paraId="5E18C9A6" ns2:textId="77777777">
       <w:pPr>
         <w:spacing w:line="400" w:lineRule="exact"/>
         <w:ind w:firstLine="480" w:firstLineChars="200"/>
@@ -12910,7 +12909,7 @@
         <w:t>功能测试不仅要检验接口是否返回成功，还要看失败路径是否清楚。用户上传非图片文件的时候应该返回格式错误，模型权重不存在的时候应该提示模型未就绪，外部接口没有配置的时候应该提示缺少密钥。清晰的失败反馈可以体现系统的健壮性，并且方便答辩时解释异常处理的设计。</w:t>
       </w:r>
     </w:p>
-    <w:p>
+    <w:p ns2:paraId="77FCBCBE" ns2:textId="77777777">
       <w:pPr>
         <w:spacing w:line="400" w:lineRule="exact"/>
         <w:ind w:firstLine="480" w:firstLineChars="200"/>
@@ -12926,10 +12925,10 @@
           <w:kern w:val="0"/>
           <w:sz w:val="24"/>
         </w:rPr>
-        <w:t>前端测试主要是完整操作链路的测试。识别页面应该可以显示图片预览、类别以及置信度；相似检索页面应该可以显示参考图片和相似度；智能问答和图片理解页面应该可以显示用户输入和模型返回的内容；历史记录页面应该可以查看已经保存的结果。这些测试一起保证系统不是孤立的接口，而是可以相互作用的软件应用。</w:t>
-      </w:r>
-    </w:p>
-    <w:p>
+        <w:t>前端测试主要是完整操作链路的测试。识别页面应该可以显示图片预览、类别以及置信度；相似检索页面应该可以显示Top-N参考图片和相似度；分类知识页面应该可以显示AI生成的类别建议和搜索历史；智能问答和图片理解页面应该可以显示用户输入和模型返回的内容；历史记录页面应该可以查看已经保存的结果。这些测试一起保证系统不是孤立的接口，而是可以相互作用的软件应用。</w:t>
+      </w:r>
+    </w:p>
+    <w:p ns2:paraId="35E1C441" ns2:textId="77777777">
       <w:pPr>
         <w:jc w:val="center"/>
       </w:pPr>
@@ -12953,7 +12952,7 @@
         <w:gridCol w:w="3402"/>
         <w:gridCol w:w="1422"/>
       </w:tblGrid>
-      <w:tr>
+      <w:tr ns2:paraId="33B2781F" ns2:textId="77777777">
         <w:tblPrEx>
           <w:tblW w:w="0" w:type="auto"/>
           <w:tblLook w:val="04A0"/>
@@ -12962,7 +12961,7 @@
           <w:tcPr>
             <w:tcW w:w="1413" w:type="dxa"/>
           </w:tcPr>
-          <w:p>
+          <w:p ns2:paraId="3132B593" ns2:textId="77777777">
             <w:pPr>
               <w:ind w:firstLine="422"/>
               <w:jc w:val="center"/>
@@ -12980,7 +12979,7 @@
           <w:tcPr>
             <w:tcW w:w="2551" w:type="dxa"/>
           </w:tcPr>
-          <w:p>
+          <w:p ns2:paraId="016C9894" ns2:textId="77777777">
             <w:pPr>
               <w:jc w:val="center"/>
             </w:pPr>
@@ -12997,7 +12996,7 @@
           <w:tcPr>
             <w:tcW w:w="3402" w:type="dxa"/>
           </w:tcPr>
-          <w:p>
+          <w:p ns2:paraId="3E2626E1" ns2:textId="77777777">
             <w:pPr>
               <w:jc w:val="center"/>
             </w:pPr>
@@ -13014,7 +13013,7 @@
           <w:tcPr>
             <w:tcW w:w="1422" w:type="dxa"/>
           </w:tcPr>
-          <w:p>
+          <w:p ns2:paraId="58AE59A8" ns2:textId="77777777">
             <w:pPr>
               <w:jc w:val="center"/>
             </w:pPr>
@@ -13028,7 +13027,7 @@
           </w:p>
         </w:tc>
       </w:tr>
-      <w:tr>
+      <w:tr ns2:paraId="641D4E2E" ns2:textId="77777777">
         <w:tblPrEx>
           <w:tblW w:w="0" w:type="auto"/>
           <w:tblLook w:val="04A0"/>
@@ -13037,7 +13036,7 @@
           <w:tcPr>
             <w:tcW w:w="1413" w:type="dxa"/>
           </w:tcPr>
-          <w:p>
+          <w:p ns2:paraId="60B6FAED" ns2:textId="77777777">
             <w:pPr>
               <w:spacing w:line="276" w:lineRule="auto"/>
               <w:ind w:firstLine="420"/>
@@ -13054,7 +13053,7 @@
           <w:tcPr>
             <w:tcW w:w="2551" w:type="dxa"/>
           </w:tcPr>
-          <w:p>
+          <w:p ns2:paraId="66C542BE" ns2:textId="77777777">
             <w:pPr>
               <w:spacing w:line="276" w:lineRule="auto"/>
             </w:pPr>
@@ -13070,7 +13069,7 @@
           <w:tcPr>
             <w:tcW w:w="3402" w:type="dxa"/>
           </w:tcPr>
-          <w:p>
+          <w:p ns2:paraId="389E5B66" ns2:textId="77777777">
             <w:pPr>
               <w:spacing w:line="276" w:lineRule="auto"/>
             </w:pPr>
@@ -13086,7 +13085,7 @@
           <w:tcPr>
             <w:tcW w:w="1422" w:type="dxa"/>
           </w:tcPr>
-          <w:p>
+          <w:p ns2:paraId="2E2532DF" ns2:textId="77777777">
             <w:pPr>
               <w:spacing w:line="276" w:lineRule="auto"/>
             </w:pPr>
@@ -13099,7 +13098,7 @@
           </w:p>
         </w:tc>
       </w:tr>
-      <w:tr>
+      <w:tr ns2:paraId="0E05B99F" ns2:textId="77777777">
         <w:tblPrEx>
           <w:tblW w:w="0" w:type="auto"/>
           <w:tblLook w:val="04A0"/>
@@ -13108,7 +13107,7 @@
           <w:tcPr>
             <w:tcW w:w="1413" w:type="dxa"/>
           </w:tcPr>
-          <w:p>
+          <w:p ns2:paraId="534D2B41" ns2:textId="77777777">
             <w:pPr>
               <w:spacing w:line="276" w:lineRule="auto"/>
               <w:ind w:firstLine="420"/>
@@ -13125,7 +13124,7 @@
           <w:tcPr>
             <w:tcW w:w="2551" w:type="dxa"/>
           </w:tcPr>
-          <w:p>
+          <w:p ns2:paraId="52812FB5" ns2:textId="77777777">
             <w:pPr>
               <w:spacing w:line="276" w:lineRule="auto"/>
             </w:pPr>
@@ -13141,7 +13140,7 @@
           <w:tcPr>
             <w:tcW w:w="3402" w:type="dxa"/>
           </w:tcPr>
-          <w:p>
+          <w:p ns2:paraId="41101D74" ns2:textId="77777777">
             <w:pPr>
               <w:spacing w:line="276" w:lineRule="auto"/>
             </w:pPr>
@@ -13157,7 +13156,7 @@
           <w:tcPr>
             <w:tcW w:w="1422" w:type="dxa"/>
           </w:tcPr>
-          <w:p>
+          <w:p ns2:paraId="2246B7CB" ns2:textId="77777777">
             <w:pPr>
               <w:spacing w:line="276" w:lineRule="auto"/>
             </w:pPr>
@@ -13170,7 +13169,7 @@
           </w:p>
         </w:tc>
       </w:tr>
-      <w:tr>
+      <w:tr ns2:paraId="40EB1993" ns2:textId="77777777">
         <w:tblPrEx>
           <w:tblW w:w="0" w:type="auto"/>
           <w:tblLook w:val="04A0"/>
@@ -13179,7 +13178,7 @@
           <w:tcPr>
             <w:tcW w:w="1413" w:type="dxa"/>
           </w:tcPr>
-          <w:p>
+          <w:p ns2:paraId="0CAEB832" ns2:textId="77777777">
             <w:pPr>
               <w:spacing w:line="276" w:lineRule="auto"/>
               <w:ind w:firstLine="420"/>
@@ -13196,7 +13195,7 @@
           <w:tcPr>
             <w:tcW w:w="2551" w:type="dxa"/>
           </w:tcPr>
-          <w:p>
+          <w:p ns2:paraId="25DD08D1" ns2:textId="77777777">
             <w:pPr>
               <w:spacing w:line="276" w:lineRule="auto"/>
             </w:pPr>
@@ -13212,7 +13211,7 @@
           <w:tcPr>
             <w:tcW w:w="3402" w:type="dxa"/>
           </w:tcPr>
-          <w:p>
+          <w:p ns2:paraId="2BA80BAD" ns2:textId="77777777">
             <w:pPr>
               <w:spacing w:line="276" w:lineRule="auto"/>
             </w:pPr>
@@ -13228,7 +13227,7 @@
           <w:tcPr>
             <w:tcW w:w="1422" w:type="dxa"/>
           </w:tcPr>
-          <w:p>
+          <w:p ns2:paraId="68D4A5D7" ns2:textId="77777777">
             <w:pPr>
               <w:spacing w:line="276" w:lineRule="auto"/>
             </w:pPr>
@@ -13241,7 +13240,7 @@
           </w:p>
         </w:tc>
       </w:tr>
-      <w:tr>
+      <w:tr ns2:paraId="683654C9" ns2:textId="77777777">
         <w:tblPrEx>
           <w:tblW w:w="0" w:type="auto"/>
           <w:tblLook w:val="04A0"/>
@@ -13250,7 +13249,7 @@
           <w:tcPr>
             <w:tcW w:w="1413" w:type="dxa"/>
           </w:tcPr>
-          <w:p>
+          <w:p ns2:paraId="1640E888" ns2:textId="77777777">
             <w:pPr>
               <w:spacing w:line="276" w:lineRule="auto"/>
               <w:ind w:firstLine="420"/>
@@ -13267,7 +13266,7 @@
           <w:tcPr>
             <w:tcW w:w="2551" w:type="dxa"/>
           </w:tcPr>
-          <w:p>
+          <w:p ns2:paraId="532571DC" ns2:textId="77777777">
             <w:pPr>
               <w:spacing w:line="276" w:lineRule="auto"/>
             </w:pPr>
@@ -13283,7 +13282,7 @@
           <w:tcPr>
             <w:tcW w:w="3402" w:type="dxa"/>
           </w:tcPr>
-          <w:p>
+          <w:p ns2:paraId="5E8DF790" ns2:textId="77777777">
             <w:pPr>
               <w:spacing w:line="276" w:lineRule="auto"/>
             </w:pPr>
@@ -13299,7 +13298,7 @@
           <w:tcPr>
             <w:tcW w:w="1422" w:type="dxa"/>
           </w:tcPr>
-          <w:p>
+          <w:p ns2:paraId="075F25B5" ns2:textId="77777777">
             <w:pPr>
               <w:spacing w:line="276" w:lineRule="auto"/>
             </w:pPr>
@@ -13312,7 +13311,7 @@
           </w:p>
         </w:tc>
       </w:tr>
-      <w:tr>
+      <w:tr ns2:paraId="0D1915D3" ns2:textId="77777777">
         <w:tblPrEx>
           <w:tblW w:w="0" w:type="auto"/>
           <w:tblLook w:val="04A0"/>
@@ -13321,7 +13320,7 @@
           <w:tcPr>
             <w:tcW w:w="1413" w:type="dxa"/>
           </w:tcPr>
-          <w:p>
+          <w:p ns2:paraId="075FA087" ns2:textId="77777777">
             <w:pPr>
               <w:spacing w:line="276" w:lineRule="auto"/>
               <w:ind w:firstLine="420"/>
@@ -13338,7 +13337,7 @@
           <w:tcPr>
             <w:tcW w:w="2551" w:type="dxa"/>
           </w:tcPr>
-          <w:p>
+          <w:p ns2:paraId="7A9E1808" ns2:textId="77777777">
             <w:pPr>
               <w:spacing w:line="276" w:lineRule="auto"/>
             </w:pPr>
@@ -13354,7 +13353,7 @@
           <w:tcPr>
             <w:tcW w:w="3402" w:type="dxa"/>
           </w:tcPr>
-          <w:p>
+          <w:p ns2:paraId="1E0CE591" ns2:textId="77777777">
             <w:pPr>
               <w:spacing w:line="276" w:lineRule="auto"/>
             </w:pPr>
@@ -13370,7 +13369,7 @@
           <w:tcPr>
             <w:tcW w:w="1422" w:type="dxa"/>
           </w:tcPr>
-          <w:p>
+          <w:p ns2:paraId="6FCFAC7C" ns2:textId="77777777">
             <w:pPr>
               <w:spacing w:line="276" w:lineRule="auto"/>
             </w:pPr>
@@ -13383,7 +13382,7 @@
           </w:p>
         </w:tc>
       </w:tr>
-      <w:tr>
+      <w:tr ns2:paraId="2019DE8D" ns2:textId="77777777">
         <w:tblPrEx>
           <w:tblW w:w="0" w:type="auto"/>
           <w:tblLook w:val="04A0"/>
@@ -13392,7 +13391,7 @@
           <w:tcPr>
             <w:tcW w:w="1413" w:type="dxa"/>
           </w:tcPr>
-          <w:p>
+          <w:p ns2:paraId="1666EE09" ns2:textId="77777777">
             <w:pPr>
               <w:spacing w:line="276" w:lineRule="auto"/>
               <w:ind w:firstLine="420"/>
@@ -13409,7 +13408,7 @@
           <w:tcPr>
             <w:tcW w:w="2551" w:type="dxa"/>
           </w:tcPr>
-          <w:p>
+          <w:p ns2:paraId="05C69375" ns2:textId="77777777">
             <w:pPr>
               <w:spacing w:line="276" w:lineRule="auto"/>
             </w:pPr>
@@ -13425,7 +13424,7 @@
           <w:tcPr>
             <w:tcW w:w="3402" w:type="dxa"/>
           </w:tcPr>
-          <w:p>
+          <w:p ns2:paraId="2E13AE38" ns2:textId="77777777">
             <w:pPr>
               <w:spacing w:line="276" w:lineRule="auto"/>
             </w:pPr>
@@ -13441,7 +13440,7 @@
           <w:tcPr>
             <w:tcW w:w="1422" w:type="dxa"/>
           </w:tcPr>
-          <w:p>
+          <w:p ns2:paraId="440F7575" ns2:textId="77777777">
             <w:pPr>
               <w:spacing w:line="276" w:lineRule="auto"/>
             </w:pPr>
@@ -13454,7 +13453,7 @@
           </w:p>
         </w:tc>
       </w:tr>
-      <w:tr>
+      <w:tr ns2:paraId="5C875376" ns2:textId="77777777">
         <w:tblPrEx>
           <w:tblW w:w="0" w:type="auto"/>
           <w:tblLook w:val="04A0"/>
@@ -13463,7 +13462,7 @@
           <w:tcPr>
             <w:tcW w:w="1413" w:type="dxa"/>
           </w:tcPr>
-          <w:p>
+          <w:p ns2:paraId="1B7B80EC" ns2:textId="77777777">
             <w:pPr>
               <w:spacing w:line="276" w:lineRule="auto"/>
               <w:ind w:firstLine="420"/>
@@ -13480,7 +13479,7 @@
           <w:tcPr>
             <w:tcW w:w="2551" w:type="dxa"/>
           </w:tcPr>
-          <w:p>
+          <w:p ns2:paraId="6C0D8BF6" ns2:textId="77777777">
             <w:pPr>
               <w:spacing w:line="276" w:lineRule="auto"/>
             </w:pPr>
@@ -13496,7 +13495,7 @@
           <w:tcPr>
             <w:tcW w:w="3402" w:type="dxa"/>
           </w:tcPr>
-          <w:p>
+          <w:p ns2:paraId="5EBF5F57" ns2:textId="77777777">
             <w:pPr>
               <w:spacing w:line="276" w:lineRule="auto"/>
             </w:pPr>
@@ -13512,7 +13511,7 @@
           <w:tcPr>
             <w:tcW w:w="1422" w:type="dxa"/>
           </w:tcPr>
-          <w:p>
+          <w:p ns2:paraId="6EB979EC" ns2:textId="77777777">
             <w:pPr>
               <w:spacing w:line="276" w:lineRule="auto"/>
             </w:pPr>
@@ -13525,7 +13524,7 @@
           </w:p>
         </w:tc>
       </w:tr>
-      <w:tr>
+      <w:tr ns2:paraId="3EBC6039" ns2:textId="77777777">
         <w:tblPrEx>
           <w:tblW w:w="0" w:type="auto"/>
           <w:tblLook w:val="04A0"/>
@@ -13534,7 +13533,7 @@
           <w:tcPr>
             <w:tcW w:w="1413" w:type="dxa"/>
           </w:tcPr>
-          <w:p>
+          <w:p ns2:paraId="4E99B21A" ns2:textId="77777777">
             <w:pPr>
               <w:spacing w:line="276" w:lineRule="auto"/>
               <w:ind w:firstLine="420"/>
@@ -13551,7 +13550,7 @@
           <w:tcPr>
             <w:tcW w:w="2551" w:type="dxa"/>
           </w:tcPr>
-          <w:p>
+          <w:p ns2:paraId="79528049" ns2:textId="77777777">
             <w:pPr>
               <w:spacing w:line="276" w:lineRule="auto"/>
             </w:pPr>
@@ -13567,7 +13566,7 @@
           <w:tcPr>
             <w:tcW w:w="3402" w:type="dxa"/>
           </w:tcPr>
-          <w:p>
+          <w:p ns2:paraId="6D105F7C" ns2:textId="77777777">
             <w:pPr>
               <w:spacing w:line="276" w:lineRule="auto"/>
             </w:pPr>
@@ -13583,7 +13582,7 @@
           <w:tcPr>
             <w:tcW w:w="1422" w:type="dxa"/>
           </w:tcPr>
-          <w:p>
+          <w:p ns2:paraId="282C18B3" ns2:textId="77777777">
             <w:pPr>
               <w:spacing w:line="276" w:lineRule="auto"/>
             </w:pPr>
@@ -13596,7 +13595,7 @@
           </w:p>
         </w:tc>
       </w:tr>
-      <w:tr>
+      <w:tr ns2:paraId="2FF82A68" ns2:textId="77777777">
         <w:tblPrEx>
           <w:tblW w:w="0" w:type="auto"/>
           <w:tblLook w:val="04A0"/>
@@ -13605,7 +13604,7 @@
           <w:tcPr>
             <w:tcW w:w="1413" w:type="dxa"/>
           </w:tcPr>
-          <w:p>
+          <w:p ns2:paraId="5BC43256" ns2:textId="77777777">
             <w:pPr>
               <w:spacing w:line="276" w:lineRule="auto"/>
               <w:ind w:firstLine="420"/>
@@ -13622,7 +13621,7 @@
           <w:tcPr>
             <w:tcW w:w="2551" w:type="dxa"/>
           </w:tcPr>
-          <w:p>
+          <w:p ns2:paraId="10CBFFF6" ns2:textId="77777777">
             <w:pPr>
               <w:spacing w:line="276" w:lineRule="auto"/>
             </w:pPr>
@@ -13638,7 +13637,7 @@
           <w:tcPr>
             <w:tcW w:w="3402" w:type="dxa"/>
           </w:tcPr>
-          <w:p>
+          <w:p ns2:paraId="7D27375C" ns2:textId="77777777">
             <w:pPr>
               <w:spacing w:line="276" w:lineRule="auto"/>
             </w:pPr>
@@ -13654,7 +13653,7 @@
           <w:tcPr>
             <w:tcW w:w="1422" w:type="dxa"/>
           </w:tcPr>
-          <w:p>
+          <w:p ns2:paraId="6483D10F" ns2:textId="77777777">
             <w:pPr>
               <w:spacing w:line="276" w:lineRule="auto"/>
             </w:pPr>
@@ -13667,7 +13666,7 @@
           </w:p>
         </w:tc>
       </w:tr>
-      <w:tr>
+      <w:tr ns2:paraId="4B6E186B" ns2:textId="77777777">
         <w:tblPrEx>
           <w:tblW w:w="0" w:type="auto"/>
           <w:tblLook w:val="04A0"/>
@@ -13676,7 +13675,7 @@
           <w:tcPr>
             <w:tcW w:w="1413" w:type="dxa"/>
           </w:tcPr>
-          <w:p>
+          <w:p ns2:paraId="5E7F9838" ns2:textId="77777777">
             <w:pPr>
               <w:spacing w:line="276" w:lineRule="auto"/>
               <w:ind w:firstLine="420"/>
@@ -13693,7 +13692,7 @@
           <w:tcPr>
             <w:tcW w:w="2551" w:type="dxa"/>
           </w:tcPr>
-          <w:p>
+          <w:p ns2:paraId="5FFF7E46" ns2:textId="77777777">
             <w:pPr>
               <w:spacing w:line="276" w:lineRule="auto"/>
             </w:pPr>
@@ -13715,7 +13714,7 @@
           <w:tcPr>
             <w:tcW w:w="3402" w:type="dxa"/>
           </w:tcPr>
-          <w:p>
+          <w:p ns2:paraId="679C2CC7" ns2:textId="77777777">
             <w:pPr>
               <w:spacing w:line="276" w:lineRule="auto"/>
             </w:pPr>
@@ -13731,7 +13730,7 @@
           <w:tcPr>
             <w:tcW w:w="1422" w:type="dxa"/>
           </w:tcPr>
-          <w:p>
+          <w:p ns2:paraId="6D6EB6F7" ns2:textId="77777777">
             <w:pPr>
               <w:spacing w:line="276" w:lineRule="auto"/>
             </w:pPr>
@@ -13745,7 +13744,7 @@
         </w:tc>
       </w:tr>
     </w:tbl>
-    <w:p>
+    <w:p ns2:paraId="59AB8FEB" ns2:textId="77777777">
       <w:pPr>
         <w:spacing w:line="400" w:lineRule="exact"/>
         <w:rPr>
@@ -13755,7 +13754,7 @@
         </w:rPr>
       </w:pPr>
     </w:p>
-    <w:p>
+    <w:p ns2:paraId="25BD1C6A" ns2:textId="77777777">
       <w:pPr>
         <w:spacing w:line="400" w:lineRule="exact"/>
         <w:ind w:firstLine="480" w:firstLineChars="200"/>
@@ -13771,10 +13770,10 @@
           <w:sz w:val="24"/>
           <w:szCs w:val="20"/>
         </w:rPr>
-        <w:t>自动化测试使用pytest执行，结果为11个用例通过，包含健康检查、上传校验、配置缺失、历史记录、相似检索等各个方面的内容。</w:t>
-      </w:r>
-    </w:p>
-    <w:p>
+        <w:t>自动化测试使用pytest执行，结果为18个用例通过，包含健康检查、上传校验、配置缺失、历史记录、相似检索、分类知识检索和搜索历史持久化等各个方面的内容。</w:t>
+      </w:r>
+    </w:p>
+    <w:p ns2:paraId="62F7D384" ns2:textId="77777777">
       <w:pPr>
         <w:spacing w:line="400" w:lineRule="exact"/>
         <w:ind w:firstLine="480" w:firstLineChars="200"/>
@@ -13799,7 +13798,7 @@
       <w:bookmarkStart w:id="113" w:name="_Toc410076359"/>
       <w:bookmarkStart w:id="114" w:name="_Toc270526836"/>
     </w:p>
-    <w:p>
+    <w:p ns2:paraId="7C0635FF" ns2:textId="77777777">
       <w:pPr>
         <w:spacing w:before="120" w:after="120"/>
         <w:jc w:val="center"/>
@@ -13814,43 +13813,43 @@
           <w:noProof/>
         </w:rPr>
         <w:drawing>
-          <wp:inline distT="0" distB="0" distL="0" distR="0">
-            <wp:extent cx="5760085" cy="374650"/>
-            <wp:effectExtent l="0" t="0" r="0" b="6350"/>
-            <wp:docPr id="1592620228" name="图片 1"/>
-            <wp:cNvGraphicFramePr>
-              <a:graphicFrameLocks xmlns:a="http://schemas.openxmlformats.org/drawingml/2006/main" noChangeAspect="1"/>
-            </wp:cNvGraphicFramePr>
-            <a:graphic xmlns:a="http://schemas.openxmlformats.org/drawingml/2006/main">
-              <a:graphicData uri="http://schemas.openxmlformats.org/drawingml/2006/picture">
-                <pic:pic xmlns:pic="http://schemas.openxmlformats.org/drawingml/2006/picture">
-                  <pic:nvPicPr>
-                    <pic:cNvPr id="1592620228" name=""/>
-                    <pic:cNvPicPr/>
-                  </pic:nvPicPr>
-                  <pic:blipFill>
-                    <a:blip xmlns:r="http://schemas.openxmlformats.org/officeDocument/2006/relationships" r:embed="rId26"/>
-                    <a:stretch>
-                      <a:fillRect/>
-                    </a:stretch>
-                  </pic:blipFill>
-                  <pic:spPr>
-                    <a:xfrm>
-                      <a:off x="0" y="0"/>
-                      <a:ext cx="5760085" cy="374650"/>
-                    </a:xfrm>
-                    <a:prstGeom prst="rect">
-                      <a:avLst/>
-                    </a:prstGeom>
-                  </pic:spPr>
-                </pic:pic>
-              </a:graphicData>
-            </a:graphic>
-          </wp:inline>
+          <ns3:inline distT="0" distB="0" distL="0" distR="0">
+            <ns3:extent cx="5760085" cy="374650"/>
+            <ns3:effectExtent l="0" t="0" r="0" b="6350"/>
+            <ns3:docPr id="1592620228" name="图片 1"/>
+            <ns3:cNvGraphicFramePr>
+              <ns4:graphicFrameLocks noChangeAspect="1"/>
+            </ns3:cNvGraphicFramePr>
+            <ns4:graphic>
+              <ns4:graphicData uri="http://schemas.openxmlformats.org/drawingml/2006/picture">
+                <ns5:pic>
+                  <ns5:nvPicPr>
+                    <ns5:cNvPr id="1592620228" name=""/>
+                    <ns5:cNvPicPr/>
+                  </ns5:nvPicPr>
+                  <ns5:blipFill>
+                    <ns4:blip ns6:embed="rId26"/>
+                    <ns4:stretch>
+                      <ns4:fillRect/>
+                    </ns4:stretch>
+                  </ns5:blipFill>
+                  <ns5:spPr>
+                    <ns4:xfrm>
+                      <ns4:off x="0" y="0"/>
+                      <ns4:ext cx="5760085" cy="374650"/>
+                    </ns4:xfrm>
+                    <ns4:prstGeom prst="rect">
+                      <ns4:avLst/>
+                    </ns4:prstGeom>
+                  </ns5:spPr>
+                </ns5:pic>
+              </ns4:graphicData>
+            </ns4:graphic>
+          </ns3:inline>
         </w:drawing>
       </w:r>
     </w:p>
-    <w:p>
+    <w:p ns2:paraId="587A53F5" ns2:textId="613A6275">
       <w:pPr>
         <w:jc w:val="center"/>
         <w:rPr>
@@ -13866,7 +13865,7 @@
         <w:t>图6-1 pytest 自动化测试结果</w:t>
       </w:r>
     </w:p>
-    <w:p>
+    <w:p ns2:paraId="67F3B225" ns2:textId="77777777">
       <w:pPr>
         <w:keepNext/>
         <w:keepLines/>
@@ -13903,7 +13902,7 @@
       <w:bookmarkEnd w:id="113"/>
       <w:bookmarkEnd w:id="115"/>
     </w:p>
-    <w:p>
+    <w:p ns2:paraId="0B0634F9" ns2:textId="77777777">
       <w:pPr>
         <w:tabs>
           <w:tab w:val="left" w:pos="720"/>
@@ -13925,7 +13924,7 @@
         <w:t>测试集共有1233张图片，最后得到的测试准确率是0.9830。分类报告中可回收物表现最好，其他垃圾由于类别内部差异大而略低。</w:t>
       </w:r>
     </w:p>
-    <w:p>
+    <w:p ns2:paraId="082AEDC8" ns2:textId="77777777">
       <w:pPr>
         <w:tabs>
           <w:tab w:val="left" w:pos="720"/>
@@ -13947,7 +13946,7 @@
         <w:t>其他垃圾样本视觉特征比较分散，然后扩大样本量、细分类目、加强数据增强可以提高效果。</w:t>
       </w:r>
     </w:p>
-    <w:p>
+    <w:p ns2:paraId="71F0C368" ns2:textId="77777777">
       <w:pPr>
         <w:spacing w:line="400" w:lineRule="exact"/>
         <w:jc w:val="center"/>
@@ -13973,7 +13972,7 @@
         <w:gridCol w:w="1758"/>
         <w:gridCol w:w="1758"/>
       </w:tblGrid>
-      <w:tr>
+      <w:tr ns2:paraId="66F25C40" ns2:textId="77777777">
         <w:tblPrEx>
           <w:tblW w:w="0" w:type="auto"/>
           <w:tblLook w:val="04A0"/>
@@ -13982,7 +13981,7 @@
           <w:tcPr>
             <w:tcW w:w="1758" w:type="dxa"/>
           </w:tcPr>
-          <w:p>
+          <w:p ns2:paraId="3C855E00" ns2:textId="77777777">
             <w:pPr>
               <w:ind w:firstLine="422"/>
               <w:jc w:val="center"/>
@@ -14000,7 +13999,7 @@
           <w:tcPr>
             <w:tcW w:w="1758" w:type="dxa"/>
           </w:tcPr>
-          <w:p>
+          <w:p ns2:paraId="6373EB28" ns2:textId="77777777">
             <w:pPr>
               <w:ind w:firstLine="422"/>
               <w:jc w:val="center"/>
@@ -14018,7 +14017,7 @@
           <w:tcPr>
             <w:tcW w:w="1758" w:type="dxa"/>
           </w:tcPr>
-          <w:p>
+          <w:p ns2:paraId="71115078" ns2:textId="77777777">
             <w:pPr>
               <w:ind w:firstLine="422"/>
               <w:jc w:val="center"/>
@@ -14036,7 +14035,7 @@
           <w:tcPr>
             <w:tcW w:w="1758" w:type="dxa"/>
           </w:tcPr>
-          <w:p>
+          <w:p ns2:paraId="4048FDDC" ns2:textId="77777777">
             <w:pPr>
               <w:ind w:firstLine="422"/>
               <w:jc w:val="center"/>
@@ -14054,7 +14053,7 @@
           <w:tcPr>
             <w:tcW w:w="1758" w:type="dxa"/>
           </w:tcPr>
-          <w:p>
+          <w:p ns2:paraId="4B3FBAE9" ns2:textId="77777777">
             <w:pPr>
               <w:ind w:firstLine="422"/>
               <w:jc w:val="center"/>
@@ -14069,7 +14068,7 @@
           </w:p>
         </w:tc>
       </w:tr>
-      <w:tr>
+      <w:tr ns2:paraId="6A04A6A7" ns2:textId="77777777">
         <w:tblPrEx>
           <w:tblW w:w="0" w:type="auto"/>
           <w:tblLook w:val="04A0"/>
@@ -14078,7 +14077,7 @@
           <w:tcPr>
             <w:tcW w:w="1758" w:type="dxa"/>
           </w:tcPr>
-          <w:p>
+          <w:p ns2:paraId="7AC9FAC2" ns2:textId="77777777">
             <w:pPr>
               <w:spacing w:line="276" w:lineRule="auto"/>
               <w:ind w:firstLine="420"/>
@@ -14095,7 +14094,7 @@
           <w:tcPr>
             <w:tcW w:w="1758" w:type="dxa"/>
           </w:tcPr>
-          <w:p>
+          <w:p ns2:paraId="31A5D9D1" ns2:textId="77777777">
             <w:pPr>
               <w:spacing w:line="276" w:lineRule="auto"/>
               <w:ind w:firstLine="420"/>
@@ -14112,7 +14111,7 @@
           <w:tcPr>
             <w:tcW w:w="1758" w:type="dxa"/>
           </w:tcPr>
-          <w:p>
+          <w:p ns2:paraId="42A1EBC9" ns2:textId="77777777">
             <w:pPr>
               <w:spacing w:line="276" w:lineRule="auto"/>
               <w:ind w:firstLine="420"/>
@@ -14129,7 +14128,7 @@
           <w:tcPr>
             <w:tcW w:w="1758" w:type="dxa"/>
           </w:tcPr>
-          <w:p>
+          <w:p ns2:paraId="58DF5516" ns2:textId="77777777">
             <w:pPr>
               <w:spacing w:line="276" w:lineRule="auto"/>
               <w:ind w:firstLine="420"/>
@@ -14146,7 +14145,7 @@
           <w:tcPr>
             <w:tcW w:w="1758" w:type="dxa"/>
           </w:tcPr>
-          <w:p>
+          <w:p ns2:paraId="0AD00962" ns2:textId="77777777">
             <w:pPr>
               <w:spacing w:line="276" w:lineRule="auto"/>
               <w:ind w:firstLine="420"/>
@@ -14160,7 +14159,7 @@
           </w:p>
         </w:tc>
       </w:tr>
-      <w:tr>
+      <w:tr ns2:paraId="6EB16F56" ns2:textId="77777777">
         <w:tblPrEx>
           <w:tblW w:w="0" w:type="auto"/>
           <w:tblLook w:val="04A0"/>
@@ -14169,7 +14168,7 @@
           <w:tcPr>
             <w:tcW w:w="1758" w:type="dxa"/>
           </w:tcPr>
-          <w:p>
+          <w:p ns2:paraId="4F7A3B65" ns2:textId="77777777">
             <w:pPr>
               <w:spacing w:line="276" w:lineRule="auto"/>
               <w:ind w:firstLine="420"/>
@@ -14186,7 +14185,7 @@
           <w:tcPr>
             <w:tcW w:w="1758" w:type="dxa"/>
           </w:tcPr>
-          <w:p>
+          <w:p ns2:paraId="1F456CA8" ns2:textId="77777777">
             <w:pPr>
               <w:spacing w:line="276" w:lineRule="auto"/>
               <w:ind w:firstLine="420"/>
@@ -14203,7 +14202,7 @@
           <w:tcPr>
             <w:tcW w:w="1758" w:type="dxa"/>
           </w:tcPr>
-          <w:p>
+          <w:p ns2:paraId="45663023" ns2:textId="77777777">
             <w:pPr>
               <w:spacing w:line="276" w:lineRule="auto"/>
               <w:ind w:firstLine="420"/>
@@ -14220,7 +14219,7 @@
           <w:tcPr>
             <w:tcW w:w="1758" w:type="dxa"/>
           </w:tcPr>
-          <w:p>
+          <w:p ns2:paraId="7C519703" ns2:textId="77777777">
             <w:pPr>
               <w:spacing w:line="276" w:lineRule="auto"/>
               <w:ind w:firstLine="420"/>
@@ -14237,7 +14236,7 @@
           <w:tcPr>
             <w:tcW w:w="1758" w:type="dxa"/>
           </w:tcPr>
-          <w:p>
+          <w:p ns2:paraId="611B484C" ns2:textId="77777777">
             <w:pPr>
               <w:spacing w:line="276" w:lineRule="auto"/>
               <w:ind w:firstLine="420"/>
@@ -14251,7 +14250,7 @@
           </w:p>
         </w:tc>
       </w:tr>
-      <w:tr>
+      <w:tr ns2:paraId="7DB99BE5" ns2:textId="77777777">
         <w:tblPrEx>
           <w:tblW w:w="0" w:type="auto"/>
           <w:tblLook w:val="04A0"/>
@@ -14260,7 +14259,7 @@
           <w:tcPr>
             <w:tcW w:w="1758" w:type="dxa"/>
           </w:tcPr>
-          <w:p>
+          <w:p ns2:paraId="28092D61" ns2:textId="77777777">
             <w:pPr>
               <w:spacing w:line="276" w:lineRule="auto"/>
               <w:ind w:firstLine="420"/>
@@ -14277,7 +14276,7 @@
           <w:tcPr>
             <w:tcW w:w="1758" w:type="dxa"/>
           </w:tcPr>
-          <w:p>
+          <w:p ns2:paraId="031EB4E3" ns2:textId="77777777">
             <w:pPr>
               <w:spacing w:line="276" w:lineRule="auto"/>
               <w:ind w:firstLine="420"/>
@@ -14294,7 +14293,7 @@
           <w:tcPr>
             <w:tcW w:w="1758" w:type="dxa"/>
           </w:tcPr>
-          <w:p>
+          <w:p ns2:paraId="4C0E295A" ns2:textId="77777777">
             <w:pPr>
               <w:spacing w:line="276" w:lineRule="auto"/>
               <w:ind w:firstLine="420"/>
@@ -14311,7 +14310,7 @@
           <w:tcPr>
             <w:tcW w:w="1758" w:type="dxa"/>
           </w:tcPr>
-          <w:p>
+          <w:p ns2:paraId="56554713" ns2:textId="77777777">
             <w:pPr>
               <w:spacing w:line="276" w:lineRule="auto"/>
               <w:ind w:firstLine="420"/>
@@ -14328,7 +14327,7 @@
           <w:tcPr>
             <w:tcW w:w="1758" w:type="dxa"/>
           </w:tcPr>
-          <w:p>
+          <w:p ns2:paraId="20948B88" ns2:textId="77777777">
             <w:pPr>
               <w:spacing w:line="276" w:lineRule="auto"/>
               <w:ind w:firstLine="420"/>
@@ -14342,7 +14341,7 @@
           </w:p>
         </w:tc>
       </w:tr>
-      <w:tr>
+      <w:tr ns2:paraId="1FD14137" ns2:textId="77777777">
         <w:tblPrEx>
           <w:tblW w:w="0" w:type="auto"/>
           <w:tblLook w:val="04A0"/>
@@ -14351,7 +14350,7 @@
           <w:tcPr>
             <w:tcW w:w="1758" w:type="dxa"/>
           </w:tcPr>
-          <w:p>
+          <w:p ns2:paraId="549EA8EF" ns2:textId="77777777">
             <w:pPr>
               <w:spacing w:line="276" w:lineRule="auto"/>
               <w:ind w:firstLine="420"/>
@@ -14368,7 +14367,7 @@
           <w:tcPr>
             <w:tcW w:w="1758" w:type="dxa"/>
           </w:tcPr>
-          <w:p>
+          <w:p ns2:paraId="65C3C5B1" ns2:textId="77777777">
             <w:pPr>
               <w:spacing w:line="276" w:lineRule="auto"/>
               <w:ind w:firstLine="420"/>
@@ -14385,7 +14384,7 @@
           <w:tcPr>
             <w:tcW w:w="1758" w:type="dxa"/>
           </w:tcPr>
-          <w:p>
+          <w:p ns2:paraId="22841495" ns2:textId="77777777">
             <w:pPr>
               <w:spacing w:line="276" w:lineRule="auto"/>
               <w:ind w:firstLine="420"/>
@@ -14402,7 +14401,7 @@
           <w:tcPr>
             <w:tcW w:w="1758" w:type="dxa"/>
           </w:tcPr>
-          <w:p>
+          <w:p ns2:paraId="40166694" ns2:textId="77777777">
             <w:pPr>
               <w:spacing w:line="276" w:lineRule="auto"/>
               <w:ind w:firstLine="420"/>
@@ -14419,7 +14418,7 @@
           <w:tcPr>
             <w:tcW w:w="1758" w:type="dxa"/>
           </w:tcPr>
-          <w:p>
+          <w:p ns2:paraId="366A1C6D" ns2:textId="77777777">
             <w:pPr>
               <w:spacing w:line="276" w:lineRule="auto"/>
               <w:ind w:firstLine="420"/>
@@ -14433,7 +14432,7 @@
           </w:p>
         </w:tc>
       </w:tr>
-      <w:tr>
+      <w:tr ns2:paraId="5C61401F" ns2:textId="77777777">
         <w:tblPrEx>
           <w:tblW w:w="0" w:type="auto"/>
           <w:tblLook w:val="04A0"/>
@@ -14442,7 +14441,7 @@
           <w:tcPr>
             <w:tcW w:w="1758" w:type="dxa"/>
           </w:tcPr>
-          <w:p>
+          <w:p ns2:paraId="39BF96A0" ns2:textId="77777777">
             <w:pPr>
               <w:spacing w:line="276" w:lineRule="auto"/>
               <w:ind w:firstLine="420"/>
@@ -14459,7 +14458,7 @@
           <w:tcPr>
             <w:tcW w:w="1758" w:type="dxa"/>
           </w:tcPr>
-          <w:p>
+          <w:p ns2:paraId="06024215" ns2:textId="77777777">
             <w:pPr>
               <w:spacing w:line="276" w:lineRule="auto"/>
               <w:ind w:firstLine="420"/>
@@ -14476,7 +14475,7 @@
           <w:tcPr>
             <w:tcW w:w="1758" w:type="dxa"/>
           </w:tcPr>
-          <w:p>
+          <w:p ns2:paraId="1FADDDD2" ns2:textId="77777777">
             <w:pPr>
               <w:spacing w:line="276" w:lineRule="auto"/>
               <w:ind w:firstLine="420"/>
@@ -14493,7 +14492,7 @@
           <w:tcPr>
             <w:tcW w:w="1758" w:type="dxa"/>
           </w:tcPr>
-          <w:p>
+          <w:p ns2:paraId="6C2391FC" ns2:textId="77777777">
             <w:pPr>
               <w:spacing w:line="276" w:lineRule="auto"/>
               <w:ind w:firstLine="420"/>
@@ -14510,7 +14509,7 @@
           <w:tcPr>
             <w:tcW w:w="1758" w:type="dxa"/>
           </w:tcPr>
-          <w:p>
+          <w:p ns2:paraId="2BA46270" ns2:textId="77777777">
             <w:pPr>
               <w:spacing w:line="276" w:lineRule="auto"/>
               <w:ind w:firstLine="420"/>
@@ -14524,7 +14523,7 @@
           </w:p>
         </w:tc>
       </w:tr>
-      <w:tr>
+      <w:tr ns2:paraId="4C8988B7" ns2:textId="77777777">
         <w:tblPrEx>
           <w:tblW w:w="0" w:type="auto"/>
           <w:tblLook w:val="04A0"/>
@@ -14533,7 +14532,7 @@
           <w:tcPr>
             <w:tcW w:w="1758" w:type="dxa"/>
           </w:tcPr>
-          <w:p>
+          <w:p ns2:paraId="19E5D283" ns2:textId="77777777">
             <w:pPr>
               <w:spacing w:line="276" w:lineRule="auto"/>
               <w:ind w:firstLine="420"/>
@@ -14550,7 +14549,7 @@
           <w:tcPr>
             <w:tcW w:w="1758" w:type="dxa"/>
           </w:tcPr>
-          <w:p>
+          <w:p ns2:paraId="20C998A0" ns2:textId="77777777">
             <w:pPr>
               <w:spacing w:line="276" w:lineRule="auto"/>
               <w:ind w:firstLine="420"/>
@@ -14567,7 +14566,7 @@
           <w:tcPr>
             <w:tcW w:w="1758" w:type="dxa"/>
           </w:tcPr>
-          <w:p>
+          <w:p ns2:paraId="70F0EBF8" ns2:textId="77777777">
             <w:pPr>
               <w:spacing w:line="276" w:lineRule="auto"/>
               <w:ind w:firstLine="420"/>
@@ -14584,7 +14583,7 @@
           <w:tcPr>
             <w:tcW w:w="1758" w:type="dxa"/>
           </w:tcPr>
-          <w:p>
+          <w:p ns2:paraId="65996B9F" ns2:textId="77777777">
             <w:pPr>
               <w:spacing w:line="276" w:lineRule="auto"/>
               <w:ind w:firstLine="420"/>
@@ -14601,7 +14600,7 @@
           <w:tcPr>
             <w:tcW w:w="1758" w:type="dxa"/>
           </w:tcPr>
-          <w:p>
+          <w:p ns2:paraId="49C2AD92" ns2:textId="77777777">
             <w:pPr>
               <w:spacing w:line="276" w:lineRule="auto"/>
               <w:ind w:firstLine="420"/>
@@ -14615,7 +14614,7 @@
           </w:p>
         </w:tc>
       </w:tr>
-      <w:tr>
+      <w:tr ns2:paraId="6A3A7234" ns2:textId="77777777">
         <w:tblPrEx>
           <w:tblW w:w="0" w:type="auto"/>
           <w:tblLook w:val="04A0"/>
@@ -14624,7 +14623,7 @@
           <w:tcPr>
             <w:tcW w:w="1758" w:type="dxa"/>
           </w:tcPr>
-          <w:p>
+          <w:p ns2:paraId="534EA3AE" ns2:textId="77777777">
             <w:pPr>
               <w:spacing w:line="276" w:lineRule="auto"/>
               <w:ind w:firstLine="420"/>
@@ -14641,7 +14640,7 @@
           <w:tcPr>
             <w:tcW w:w="1758" w:type="dxa"/>
           </w:tcPr>
-          <w:p>
+          <w:p ns2:paraId="0AEA23D4" ns2:textId="77777777">
             <w:pPr>
               <w:spacing w:line="276" w:lineRule="auto"/>
               <w:ind w:firstLine="420"/>
@@ -14658,7 +14657,7 @@
           <w:tcPr>
             <w:tcW w:w="1758" w:type="dxa"/>
           </w:tcPr>
-          <w:p>
+          <w:p ns2:paraId="536D38C8" ns2:textId="77777777">
             <w:pPr>
               <w:spacing w:line="276" w:lineRule="auto"/>
               <w:ind w:firstLine="420"/>
@@ -14675,7 +14674,7 @@
           <w:tcPr>
             <w:tcW w:w="1758" w:type="dxa"/>
           </w:tcPr>
-          <w:p>
+          <w:p ns2:paraId="20283669" ns2:textId="77777777">
             <w:pPr>
               <w:spacing w:line="276" w:lineRule="auto"/>
               <w:ind w:firstLine="420"/>
@@ -14692,7 +14691,7 @@
           <w:tcPr>
             <w:tcW w:w="1758" w:type="dxa"/>
           </w:tcPr>
-          <w:p>
+          <w:p ns2:paraId="41BC273F" ns2:textId="77777777">
             <w:pPr>
               <w:spacing w:line="276" w:lineRule="auto"/>
               <w:ind w:firstLine="420"/>
@@ -14707,8 +14706,8 @@
         </w:tc>
       </w:tr>
     </w:tbl>
-    <w:p/>
-    <w:p>
+    <w:p ns2:paraId="5F3C1852" ns2:textId="77777777"/>
+    <w:p ns2:paraId="4FF4733E" ns2:textId="4EFDA7D6">
       <w:pPr>
         <w:spacing w:before="120" w:after="120"/>
         <w:jc w:val="center"/>
@@ -14723,43 +14722,43 @@
           <w:noProof/>
         </w:rPr>
         <w:drawing>
-          <wp:inline distT="0" distB="0" distL="0" distR="0">
-            <wp:extent cx="4724400" cy="3638550"/>
-            <wp:effectExtent l="0" t="0" r="0" b="0"/>
-            <wp:docPr id="1553649633" name="图片 1" descr="文本&#10;&#10;AI 生成的内容可能不正确。"/>
-            <wp:cNvGraphicFramePr>
-              <a:graphicFrameLocks xmlns:a="http://schemas.openxmlformats.org/drawingml/2006/main" noChangeAspect="1"/>
-            </wp:cNvGraphicFramePr>
-            <a:graphic xmlns:a="http://schemas.openxmlformats.org/drawingml/2006/main">
-              <a:graphicData uri="http://schemas.openxmlformats.org/drawingml/2006/picture">
-                <pic:pic xmlns:pic="http://schemas.openxmlformats.org/drawingml/2006/picture">
-                  <pic:nvPicPr>
-                    <pic:cNvPr id="1553649633" name="图片 1" descr="文本&#10;&#10;AI 生成的内容可能不正确。"/>
-                    <pic:cNvPicPr/>
-                  </pic:nvPicPr>
-                  <pic:blipFill>
-                    <a:blip xmlns:r="http://schemas.openxmlformats.org/officeDocument/2006/relationships" r:embed="rId27"/>
-                    <a:stretch>
-                      <a:fillRect/>
-                    </a:stretch>
-                  </pic:blipFill>
-                  <pic:spPr>
-                    <a:xfrm>
-                      <a:off x="0" y="0"/>
-                      <a:ext cx="4724400" cy="3638550"/>
-                    </a:xfrm>
-                    <a:prstGeom prst="rect">
-                      <a:avLst/>
-                    </a:prstGeom>
-                  </pic:spPr>
-                </pic:pic>
-              </a:graphicData>
-            </a:graphic>
-          </wp:inline>
+          <ns3:inline distT="0" distB="0" distL="0" distR="0">
+            <ns3:extent cx="4724400" cy="3638550"/>
+            <ns3:effectExtent l="0" t="0" r="0" b="0"/>
+            <ns3:docPr id="1553649633" name="图片 1" descr="文本&#10;&#10;AI 生成的内容可能不正确。"/>
+            <ns3:cNvGraphicFramePr>
+              <ns4:graphicFrameLocks noChangeAspect="1"/>
+            </ns3:cNvGraphicFramePr>
+            <ns4:graphic>
+              <ns4:graphicData uri="http://schemas.openxmlformats.org/drawingml/2006/picture">
+                <ns5:pic>
+                  <ns5:nvPicPr>
+                    <ns5:cNvPr id="1553649633" name="图片 1" descr="文本&#10;&#10;AI 生成的内容可能不正确。"/>
+                    <ns5:cNvPicPr/>
+                  </ns5:nvPicPr>
+                  <ns5:blipFill>
+                    <ns4:blip ns6:embed="rId27"/>
+                    <ns4:stretch>
+                      <ns4:fillRect/>
+                    </ns4:stretch>
+                  </ns5:blipFill>
+                  <ns5:spPr>
+                    <ns4:xfrm>
+                      <ns4:off x="0" y="0"/>
+                      <ns4:ext cx="4724400" cy="3638550"/>
+                    </ns4:xfrm>
+                    <ns4:prstGeom prst="rect">
+                      <ns4:avLst/>
+                    </ns4:prstGeom>
+                  </ns5:spPr>
+                </ns5:pic>
+              </ns4:graphicData>
+            </ns4:graphic>
+          </ns3:inline>
         </w:drawing>
       </w:r>
     </w:p>
-    <w:p>
+    <w:p ns2:paraId="1F7DDD0E" ns2:textId="1372ADB0">
       <w:pPr>
         <w:spacing w:line="400" w:lineRule="exact"/>
         <w:jc w:val="center"/>
@@ -14776,7 +14775,7 @@
         <w:t>图6-2 分类报告文件</w:t>
       </w:r>
     </w:p>
-    <w:p>
+    <w:p ns2:paraId="3A961EB4" ns2:textId="77777777">
       <w:pPr>
         <w:tabs>
           <w:tab w:val="left" w:pos="720"/>
@@ -14790,7 +14789,7 @@
         </w:rPr>
       </w:pPr>
     </w:p>
-    <w:p>
+    <w:p ns2:paraId="2C24B735" ns2:textId="77777777">
       <w:pPr>
         <w:keepNext/>
         <w:keepLines/>
@@ -14837,7 +14836,7 @@
       <w:bookmarkEnd w:id="125"/>
       <w:bookmarkEnd w:id="126"/>
     </w:p>
-    <w:p>
+    <w:p ns2:paraId="1795419A" ns2:textId="77777777">
       <w:pPr>
         <w:spacing w:line="400" w:lineRule="exact"/>
         <w:ind w:firstLine="480" w:firstLineChars="200"/>
@@ -14856,7 +14855,7 @@
         <w:t>Qdrant 集合 waste_images 写入 8213 条 2048 维图片向量。第一次请求用时大约14.01秒，热启动之后用时不到0.9秒，可以满足本地演示的需求。</w:t>
       </w:r>
     </w:p>
-    <w:p>
+    <w:p ns2:paraId="54026026" ns2:textId="77777777">
       <w:pPr>
         <w:spacing w:line="400" w:lineRule="exact"/>
         <w:ind w:firstLine="480" w:firstLineChars="200"/>
@@ -14872,11 +14871,11 @@
           <w:kern w:val="0"/>
           <w:sz w:val="24"/>
         </w:rPr>
-        <w:t>相似检索出的最高相似度为 1.0 的结果。如果查询到的图片和参考库差别很大，那么结果就会减少或者为空，这是阈值过滤的正常现象。</w:t>
+        <w:t>相似检索出的最高相似度为 1.0 的结果通常对应原图或高度一致图片。系统现在采用Top-N方式返回最多8条候选，因此除了最高相似度结果之外，还可以展示相似度较低但具有参考价值的案例。</w:t>
       </w:r>
       <w:bookmarkEnd w:id="114"/>
     </w:p>
-    <w:p>
+    <w:p ns2:paraId="69AC66E0" ns2:textId="53541576">
       <w:pPr>
         <w:spacing w:before="120" w:after="120"/>
         <w:jc w:val="center"/>
@@ -14891,43 +14890,43 @@
           <w:noProof/>
         </w:rPr>
         <w:drawing>
-          <wp:inline distT="0" distB="0" distL="0" distR="0">
-            <wp:extent cx="5760085" cy="4106545"/>
-            <wp:effectExtent l="0" t="0" r="0" b="8255"/>
-            <wp:docPr id="1538065032" name="图片 1" descr="截图里有图片&#10;&#10;AI 生成的内容可能不正确。"/>
-            <wp:cNvGraphicFramePr>
-              <a:graphicFrameLocks xmlns:a="http://schemas.openxmlformats.org/drawingml/2006/main" noChangeAspect="1"/>
-            </wp:cNvGraphicFramePr>
-            <a:graphic xmlns:a="http://schemas.openxmlformats.org/drawingml/2006/main">
-              <a:graphicData uri="http://schemas.openxmlformats.org/drawingml/2006/picture">
-                <pic:pic xmlns:pic="http://schemas.openxmlformats.org/drawingml/2006/picture">
-                  <pic:nvPicPr>
-                    <pic:cNvPr id="1538065032" name="图片 1" descr="截图里有图片&#10;&#10;AI 生成的内容可能不正确。"/>
-                    <pic:cNvPicPr/>
-                  </pic:nvPicPr>
-                  <pic:blipFill>
-                    <a:blip xmlns:r="http://schemas.openxmlformats.org/officeDocument/2006/relationships" r:embed="rId28"/>
-                    <a:stretch>
-                      <a:fillRect/>
-                    </a:stretch>
-                  </pic:blipFill>
-                  <pic:spPr>
-                    <a:xfrm>
-                      <a:off x="0" y="0"/>
-                      <a:ext cx="5760085" cy="4106545"/>
-                    </a:xfrm>
-                    <a:prstGeom prst="rect">
-                      <a:avLst/>
-                    </a:prstGeom>
-                  </pic:spPr>
-                </pic:pic>
-              </a:graphicData>
-            </a:graphic>
-          </wp:inline>
+          <ns3:inline distT="0" distB="0" distL="0" distR="0">
+            <ns3:extent cx="5760085" cy="4106545"/>
+            <ns3:effectExtent l="0" t="0" r="0" b="8255"/>
+            <ns3:docPr id="1538065032" name="图片 1" descr="截图里有图片&#10;&#10;AI 生成的内容可能不正确。"/>
+            <ns3:cNvGraphicFramePr>
+              <ns4:graphicFrameLocks noChangeAspect="1"/>
+            </ns3:cNvGraphicFramePr>
+            <ns4:graphic>
+              <ns4:graphicData uri="http://schemas.openxmlformats.org/drawingml/2006/picture">
+                <ns5:pic>
+                  <ns5:nvPicPr>
+                    <ns5:cNvPr id="1538065032" name="图片 1" descr="截图里有图片&#10;&#10;AI 生成的内容可能不正确。"/>
+                    <ns5:cNvPicPr/>
+                  </ns5:nvPicPr>
+                  <ns5:blipFill>
+                    <ns4:blip ns6:embed="rId28"/>
+                    <ns4:stretch>
+                      <ns4:fillRect/>
+                    </ns4:stretch>
+                  </ns5:blipFill>
+                  <ns5:spPr>
+                    <ns4:xfrm>
+                      <ns4:off x="0" y="0"/>
+                      <ns4:ext cx="5760085" cy="4106545"/>
+                    </ns4:xfrm>
+                    <ns4:prstGeom prst="rect">
+                      <ns4:avLst/>
+                    </ns4:prstGeom>
+                  </ns5:spPr>
+                </ns5:pic>
+              </ns4:graphicData>
+            </ns4:graphic>
+          </ns3:inline>
         </w:drawing>
       </w:r>
     </w:p>
-    <w:p>
+    <w:p ns2:paraId="7A2F7C46" ns2:textId="75C06778">
       <w:pPr>
         <w:spacing w:line="400" w:lineRule="exact"/>
         <w:jc w:val="center"/>
@@ -14944,7 +14943,7 @@
         <w:t>图6-3 Qdrant 集合状态</w:t>
       </w:r>
     </w:p>
-    <w:p>
+    <w:p ns2:paraId="0ABF8DE8" ns2:textId="77777777">
       <w:pPr>
         <w:keepNext/>
         <w:keepLines/>
@@ -14971,7 +14970,7 @@
       </w:r>
       <w:bookmarkEnd w:id="127"/>
     </w:p>
-    <w:p>
+    <w:p ns2:paraId="71B3B626" ns2:textId="77777777">
       <w:pPr>
         <w:spacing w:line="400" w:lineRule="exact"/>
         <w:ind w:firstLine="480" w:firstLineChars="200"/>
@@ -14990,7 +14989,7 @@
         <w:t>DeepSeek 和 Kimi 完成了连通性的验证。论文截图只展示问题、返回结果、成功状态，不展示.env或者真实密钥。</w:t>
       </w:r>
     </w:p>
-    <w:p>
+    <w:p ns2:paraId="165FCAD7" ns2:textId="77777777">
       <w:pPr>
         <w:spacing w:line="400" w:lineRule="exact"/>
         <w:ind w:firstLine="480" w:firstLineChars="200"/>
@@ -15009,7 +15008,7 @@
         <w:t>外部AI接口测试的重点不是看模型本身是否绝对正确，而是看系统能否正确地把请求组合起来、对结果进行处理并显示出来。当API密钥为空时，系统应该给出缺少提示；当接口出现异常的时候，系统应该提醒用户稍后再试。异常处理可以提高系统的健壮性。</w:t>
       </w:r>
     </w:p>
-    <w:p>
+    <w:p ns2:paraId="73F55778" ns2:textId="77777777">
       <w:pPr>
         <w:keepNext/>
         <w:keepLines/>
@@ -15036,7 +15035,7 @@
       </w:r>
       <w:bookmarkEnd w:id="128"/>
     </w:p>
-    <w:p>
+    <w:p ns2:paraId="26298DBB" ns2:textId="77777777">
       <w:pPr>
         <w:spacing w:line="400" w:lineRule="exact"/>
         <w:ind w:firstLine="480" w:firstLineChars="200"/>
@@ -15052,10 +15051,10 @@
           <w:kern w:val="0"/>
           <w:sz w:val="24"/>
         </w:rPr>
-        <w:t>测试中也显示出系统后面要改善的地方。首先模型第一次加载耗时较多，正式演示前需要预热；其次数据集中各个类别的数量不均衡，会使得少数类别的稳定性受到影响；再次外部的 AI 接口需要网络和密钥的配合，不能成为系统唯一的主体能力。因此本文把本地模型识别、Qdrant 检索当作基本能力，把 DeepSeek 和 Kimi 视为增强能力。</w:t>
-      </w:r>
-    </w:p>
-    <w:p>
+        <w:t>测试中也显示出系统后面要改善的地方。首先模型第一次加载耗时较多，正式演示前需要预热；其次数据集中各个类别的数量不均衡，会使得少数类别的稳定性受到影响；再次外部的 AI 接口需要网络和密钥的配合，不能成为系统唯一的主体能力。因此本文把本地模型识别、Qdrant 检索当作基本能力，把 DeepSeek 和 Kimi 视为增强能力，其中分类知识检索在外部接口不可用时需要给出明确提示。</w:t>
+      </w:r>
+    </w:p>
+    <w:p ns2:paraId="232F1195" ns2:textId="77777777">
       <w:pPr>
         <w:spacing w:line="400" w:lineRule="exact"/>
         <w:ind w:firstLine="480" w:firstLineChars="200"/>
@@ -15074,7 +15073,7 @@
         <w:t>从测试结果可知，系统主要指标达到毕业设计要求。模型准确率大于任务书要求，说明训练数据整理以及迁移学习策略是有效的；接口测试通过，说明后端对于常见的输入以及异常情况有基本的处理能力；相似检索可以返回参考案例，说明Qdrant索引构建和查询流程是可以使用的。</w:t>
       </w:r>
     </w:p>
-    <w:p>
+    <w:p ns2:paraId="5FC24204" ns2:textId="77777777">
       <w:pPr>
         <w:spacing w:line="400" w:lineRule="exact"/>
         <w:ind w:firstLine="480" w:firstLineChars="200"/>
@@ -15090,10 +15089,10 @@
           <w:kern w:val="0"/>
           <w:sz w:val="24"/>
         </w:rPr>
-        <w:t>综合测试结果可知，本系统的各项主要功能都达到了任务书中提出的要求，图像识别准确率大于90%，相似检索、知识查询、智能问答、图片理解、历史记录等都可以进行演示。</w:t>
-      </w:r>
-    </w:p>
-    <w:p>
+        <w:t>综合测试结果可知，本系统的各项主要功能都达到了任务书中提出的要求，图像识别准确率大于90%，相似检索、分类知识查询、智能问答、图片理解、识别历史和搜索历史等都可以进行演示。</w:t>
+      </w:r>
+    </w:p>
+    <w:p ns2:paraId="3A6B78D5" ns2:textId="77777777">
       <w:pPr>
         <w:spacing w:line="400" w:lineRule="exact"/>
         <w:ind w:firstLine="480" w:firstLineChars="200"/>
@@ -15112,7 +15111,7 @@
         <w:t>系统可以进一步优化，即模型预热、少量样本填充、外部AI稳定性检测、正式截图。</w:t>
       </w:r>
     </w:p>
-    <w:p>
+    <w:p ns2:paraId="48075400" ns2:textId="77777777">
       <w:pPr>
         <w:keepNext/>
         <w:keepLines/>
@@ -15139,7 +15138,7 @@
       </w:r>
       <w:bookmarkEnd w:id="129"/>
     </w:p>
-    <w:p>
+    <w:p ns2:paraId="5C2E6EEC" ns2:textId="77777777">
       <w:pPr>
         <w:spacing w:line="400" w:lineRule="exact"/>
         <w:ind w:firstLine="480" w:firstLineChars="200"/>
@@ -15158,7 +15157,7 @@
         <w:t>本地运行之前需要确认虚拟环境、模型文件、Qdrant 容器和环境变量的配置；使用 DeepSeek 和 Kimi 时还需要配置 .env。</w:t>
       </w:r>
     </w:p>
-    <w:p>
+    <w:p ns2:paraId="7C62354A" ns2:textId="77777777">
       <w:pPr>
         <w:spacing w:line="400" w:lineRule="exact"/>
         <w:ind w:firstLine="480" w:firstLineChars="200"/>
@@ -15177,7 +15176,7 @@
         <w:t>答辩演示顺序为首页、图像识别、相似检索、分类知识、智能问答、图片理解、历史记录，突出主要流程。</w:t>
       </w:r>
     </w:p>
-    <w:p>
+    <w:p ns2:paraId="5EA344C1" ns2:textId="77777777">
       <w:pPr>
         <w:spacing w:line="400" w:lineRule="exact"/>
         <w:ind w:firstLine="480" w:firstLineChars="200"/>
@@ -15196,7 +15195,7 @@
         <w:t>演示之前需要对模型进行预热，并且测试相似检索，保证Qdrant容器、集合名称以及向量维度正确。</w:t>
       </w:r>
     </w:p>
-    <w:p>
+    <w:p ns2:paraId="3891771B" ns2:textId="77777777">
       <w:pPr>
         <w:spacing w:line="400" w:lineRule="exact"/>
         <w:ind w:firstLine="480" w:firstLineChars="200"/>
@@ -15215,7 +15214,7 @@
         <w:t>论文截图要清楚完整，不能显示敏感配置，插入Word后统一宽度，图题规范。</w:t>
       </w:r>
     </w:p>
-    <w:p>
+    <w:p ns2:paraId="3F931C3A" ns2:textId="77777777">
       <w:pPr>
         <w:spacing w:before="340" w:after="330" w:line="578" w:lineRule="auto"/>
         <w:outlineLvl w:val="0"/>
@@ -15227,7 +15226,7 @@
           <w:szCs w:val="20"/>
         </w:rPr>
         <w:sectPr>
-          <w:headerReference w:type="default" r:id="rId29"/>
+          <w:headerReference w:type="default" ns6:id="rId29"/>
           <w:pgSz w:w="11906" w:h="16838"/>
           <w:pgMar w:top="1701" w:right="1134" w:bottom="1418" w:left="1701" w:header="1587" w:footer="1701" w:gutter="0"/>
           <w:cols w:space="425"/>
@@ -15235,7 +15234,7 @@
         </w:sectPr>
       </w:pPr>
     </w:p>
-    <w:p>
+    <w:p ns2:paraId="09AEB99C" ns2:textId="77777777">
       <w:pPr>
         <w:spacing w:before="340" w:after="330" w:line="578" w:lineRule="auto"/>
         <w:jc w:val="center"/>
@@ -15261,7 +15260,7 @@
       </w:r>
       <w:bookmarkEnd w:id="130"/>
     </w:p>
-    <w:p>
+    <w:p ns2:paraId="0F1355AA" ns2:textId="77777777">
       <w:pPr>
         <w:keepNext/>
         <w:keepLines/>
@@ -15288,7 +15287,7 @@
       </w:r>
       <w:bookmarkEnd w:id="131"/>
     </w:p>
-    <w:p>
+    <w:p ns2:paraId="73CA12E0" ns2:textId="77777777">
       <w:pPr>
         <w:spacing w:line="400" w:lineRule="exact"/>
         <w:ind w:firstLine="480" w:firstLineChars="200"/>
@@ -15307,7 +15306,7 @@
         <w:t>本文对废弃物数据管理系统做了设计与实现。系统以 ResNet50 为核心模型，结合 Flask、Vue、SQLite 和 Qdrant，实现识别、检索、问答、图片理解和历史记录等功能。</w:t>
       </w:r>
     </w:p>
-    <w:p>
+    <w:p ns2:paraId="2A431D74" ns2:textId="77777777">
       <w:pPr>
         <w:spacing w:line="400" w:lineRule="exact"/>
         <w:ind w:firstLine="480" w:firstLineChars="200"/>
@@ -15326,7 +15325,7 @@
         <w:t>本文整理出8213张四分类废弃物图片，在单机GPU环境下完成了ResNet50的迁移训练，测试准确率为0.9830，把模型推理能力封装成Web接口。</w:t>
       </w:r>
     </w:p>
-    <w:p>
+    <w:p ns2:paraId="6BCDAB34" ns2:textId="77777777">
       <w:pPr>
         <w:spacing w:line="400" w:lineRule="exact"/>
         <w:ind w:firstLine="480" w:firstLineChars="200"/>
@@ -15345,7 +15344,7 @@
         <w:t>本课题表明，深度学习模型要和系统工程结合起来，形成可以使用、可以展示、可以测试的软件应用。</w:t>
       </w:r>
     </w:p>
-    <w:p>
+    <w:p ns2:paraId="4C2DCF58" ns2:textId="77777777">
       <w:pPr>
         <w:keepNext/>
         <w:keepLines/>
@@ -15372,7 +15371,7 @@
       </w:r>
       <w:bookmarkEnd w:id="132"/>
     </w:p>
-    <w:p>
+    <w:p ns2:paraId="14783AB6" ns2:textId="77777777">
       <w:pPr>
         <w:spacing w:line="400" w:lineRule="exact"/>
         <w:ind w:firstLine="480" w:firstLineChars="200"/>
@@ -15391,7 +15390,7 @@
         <w:t>从部署角度来说，之后可以将模型服务、Web 后端以及Qdrant服务进行容器化处理，从而减少由于环境配置不同而产生的问题。如果系统面向更多的用户开放，就要增加权限管理、日志审计、接口限流、数据备份等。目前本系统已经完成了核心流程的测试，之后可以继续从稳定性和扩展性以及真实的使用场景方面来对本系统进行优化。</w:t>
       </w:r>
     </w:p>
-    <w:p>
+    <w:p ns2:paraId="6371267E" ns2:textId="77777777">
       <w:pPr>
         <w:spacing w:line="400" w:lineRule="exact"/>
         <w:ind w:firstLine="480" w:firstLineChars="200"/>
@@ -15410,7 +15409,7 @@
         <w:t>之后还可以加强系统的数据闭环能力。历史记录中加入用户反馈入口，用户可以对识别结果是否正确进行标记，也可以补充真实的分类标签。经过一段时间的积累之后，这些反馈样本就可以作为再训练数据来不断改善模型。因此它不是一个静态演示平台，而是一个可以逐步实现数据采集、模型改进和结果检验的循环。</w:t>
       </w:r>
     </w:p>
-    <w:p>
+    <w:p ns2:paraId="06DE8977" ns2:textId="77777777">
       <w:pPr>
         <w:spacing w:line="400" w:lineRule="exact"/>
         <w:ind w:firstLine="480" w:firstLineChars="200"/>
@@ -15429,7 +15428,7 @@
         <w:t>接下来从数据、模型、系统、应用四个角度进行改进。数据上可以继续获取真实的投放场景图片，增加其它垃圾、有害垃圾、混合物品的图片，改善类别不平衡的问题。还可以建立更加细粒度的标签体系，在四大类的基础上加上塑料、纸张、金属、电池、药品、厨余残渣等子类别。</w:t>
       </w:r>
     </w:p>
-    <w:p>
+    <w:p ns2:paraId="224C5DF8" ns2:textId="77777777">
       <w:pPr>
         <w:spacing w:line="400" w:lineRule="exact"/>
         <w:ind w:firstLine="480" w:firstLineChars="200"/>
@@ -15448,7 +15447,7 @@
         <w:t>模型方面，可尝试 EfficientNet、ConvNeXt、Vision Transformer 或 MobileNet，并结合量化和 ONNX 导出优化推理速度。</w:t>
       </w:r>
     </w:p>
-    <w:p>
+    <w:p ns2:paraId="66BDAE5C" ns2:textId="77777777">
       <w:pPr>
         <w:spacing w:line="400" w:lineRule="exact"/>
         <w:ind w:firstLine="480" w:firstLineChars="200"/>
@@ -15467,7 +15466,7 @@
         <w:t>从系统角度出发完善Qdrant管理、索引增量更新、结果反馈、知识测试模块，从而形成闭环。</w:t>
       </w:r>
     </w:p>
-    <w:p>
+    <w:p ns2:paraId="723F2422" ns2:textId="642CCCC7">
       <w:pPr>
         <w:spacing w:line="400" w:lineRule="exact"/>
         <w:ind w:firstLine="480" w:firstLineChars="200"/>
@@ -15478,7 +15477,7 @@
           <w:szCs w:val="20"/>
         </w:rPr>
         <w:sectPr>
-          <w:headerReference w:type="default" r:id="rId30"/>
+          <w:headerReference w:type="default" ns6:id="rId30"/>
           <w:pgSz w:w="11906" w:h="16838"/>
           <w:pgMar w:top="1701" w:right="1134" w:bottom="1418" w:left="1701" w:header="1587" w:footer="1701" w:gutter="0"/>
           <w:cols w:space="425"/>
@@ -15496,7 +15495,7 @@
       <w:bookmarkStart w:id="133" w:name="_Toc377749786"/>
       <w:bookmarkStart w:id="134" w:name="_Toc381470521"/>
     </w:p>
-    <w:p>
+    <w:p ns2:paraId="7B5A2189" ns2:textId="77777777">
       <w:pPr>
         <w:spacing w:before="340" w:after="330" w:line="578" w:lineRule="auto"/>
         <w:jc w:val="center"/>
@@ -15523,7 +15522,7 @@
       <w:bookmarkEnd w:id="134"/>
       <w:bookmarkEnd w:id="135"/>
     </w:p>
-    <w:p>
+    <w:p ns2:paraId="4BC58845" ns2:textId="77777777">
       <w:pPr>
         <w:spacing w:line="400" w:lineRule="exact"/>
         <w:rPr>
@@ -15605,7 +15604,7 @@
         <w:t>[EB/OL]. 2017.</w:t>
       </w:r>
     </w:p>
-    <w:p>
+    <w:p ns2:paraId="74099083" ns2:textId="77777777">
       <w:pPr>
         <w:spacing w:line="400" w:lineRule="exact"/>
         <w:rPr>
@@ -15687,7 +15686,7 @@
         <w:t>[EB/OL]. 2019.</w:t>
       </w:r>
     </w:p>
-    <w:p>
+    <w:p ns2:paraId="2DF9DC70" ns2:textId="77777777">
       <w:pPr>
         <w:spacing w:line="400" w:lineRule="exact"/>
         <w:rPr>
@@ -15785,7 +15784,7 @@
         <w:t>, 2019.</w:t>
       </w:r>
     </w:p>
-    <w:p>
+    <w:p ns2:paraId="658A8F6C" ns2:textId="77777777">
       <w:pPr>
         <w:spacing w:line="400" w:lineRule="exact"/>
         <w:rPr>
@@ -15867,7 +15866,7 @@
         <w:t>, 2004.</w:t>
       </w:r>
     </w:p>
-    <w:p>
+    <w:p ns2:paraId="0FAD212B" ns2:textId="77777777">
       <w:pPr>
         <w:spacing w:line="400" w:lineRule="exact"/>
         <w:rPr>
@@ -15949,7 +15948,7 @@
         <w:t>, 2016.</w:t>
       </w:r>
     </w:p>
-    <w:p>
+    <w:p ns2:paraId="7FDE168E" ns2:textId="77777777">
       <w:pPr>
         <w:spacing w:line="400" w:lineRule="exact"/>
         <w:rPr>
@@ -16031,7 +16030,7 @@
         <w:t>, 2020.</w:t>
       </w:r>
     </w:p>
-    <w:p>
+    <w:p ns2:paraId="06143EAD" ns2:textId="77777777">
       <w:pPr>
         <w:spacing w:line="400" w:lineRule="exact"/>
         <w:rPr>
@@ -16145,7 +16144,7 @@
         <w:t>, 2019.</w:t>
       </w:r>
     </w:p>
-    <w:p>
+    <w:p ns2:paraId="51B51457" ns2:textId="77777777">
       <w:pPr>
         <w:spacing w:line="400" w:lineRule="exact"/>
         <w:rPr>
@@ -16227,7 +16226,7 @@
         <w:t>, 2019.</w:t>
       </w:r>
     </w:p>
-    <w:p>
+    <w:p ns2:paraId="2ADA2EDD" ns2:textId="77777777">
       <w:pPr>
         <w:spacing w:line="400" w:lineRule="exact"/>
         <w:rPr>
@@ -16325,7 +16324,7 @@
         <w:t>, 2020, 29(5): 190-196.</w:t>
       </w:r>
     </w:p>
-    <w:p>
+    <w:p ns2:paraId="0F44A549" ns2:textId="77777777">
       <w:pPr>
         <w:spacing w:line="400" w:lineRule="exact"/>
         <w:rPr>
@@ -16423,7 +16422,7 @@
         <w:t>, 2022, 11(2): 104-113.</w:t>
       </w:r>
     </w:p>
-    <w:p>
+    <w:p ns2:paraId="5785A28E" ns2:textId="77777777">
       <w:pPr>
         <w:spacing w:line="400" w:lineRule="exact"/>
         <w:rPr>
@@ -16441,7 +16440,7 @@
         <w:t>[11] He K, Zhang X, Ren S, et al. Deep Residual Learning for Image Recognition[C]. CVPR, 2016.</w:t>
       </w:r>
     </w:p>
-    <w:p>
+    <w:p ns2:paraId="3CBA14E7" ns2:textId="77777777">
       <w:pPr>
         <w:spacing w:line="400" w:lineRule="exact"/>
         <w:rPr>
@@ -16459,7 +16458,7 @@
         <w:t>[12] Krizhevsky A, Sutskever I, Hinton G E. ImageNet Classification with Deep Convolutional Neural Networks[J]. Communications of the ACM, 2017.</w:t>
       </w:r>
     </w:p>
-    <w:p>
+    <w:p ns2:paraId="49C0AA4C" ns2:textId="77777777">
       <w:pPr>
         <w:spacing w:line="400" w:lineRule="exact"/>
         <w:rPr>
@@ -16493,7 +16492,7 @@
         <w:t>, 2019.</w:t>
       </w:r>
     </w:p>
-    <w:p>
+    <w:p ns2:paraId="7F521147" ns2:textId="77777777">
       <w:pPr>
         <w:spacing w:line="400" w:lineRule="exact"/>
         <w:rPr>
@@ -16511,7 +16510,7 @@
         <w:t>[14] Goodfellow I, Bengio Y, Courville A. Deep Learning[M]. Cambridge: MIT Press, 2016.</w:t>
       </w:r>
     </w:p>
-    <w:p>
+    <w:p ns2:paraId="0A6DD1AC" ns2:textId="77777777">
       <w:pPr>
         <w:spacing w:line="400" w:lineRule="exact"/>
         <w:rPr>
@@ -16529,7 +16528,7 @@
         <w:t>[15] Mohamed M. Garbage Classification (12 classes)[DB/OL]. Kaggle, 2021.</w:t>
       </w:r>
     </w:p>
-    <w:p>
+    <w:p ns2:paraId="32117725" ns2:textId="77777777">
       <w:pPr>
         <w:spacing w:line="400" w:lineRule="exact"/>
         <w:rPr>
@@ -16540,7 +16539,7 @@
         </w:rPr>
       </w:pPr>
     </w:p>
-    <w:p>
+    <w:p ns2:paraId="6314A11A" ns2:textId="77777777">
       <w:pPr>
         <w:spacing w:before="340" w:after="330" w:line="578" w:lineRule="auto"/>
         <w:outlineLvl w:val="0"/>
@@ -16551,7 +16550,7 @@
           <w:szCs w:val="20"/>
         </w:rPr>
         <w:sectPr>
-          <w:headerReference w:type="default" r:id="rId31"/>
+          <w:headerReference w:type="default" ns6:id="rId31"/>
           <w:pgSz w:w="11906" w:h="16838"/>
           <w:pgMar w:top="1701" w:right="1134" w:bottom="1418" w:left="1701" w:header="1587" w:footer="1701" w:gutter="0"/>
           <w:cols w:space="425"/>
@@ -16570,7 +16569,7 @@
       <w:bookmarkStart w:id="136" w:name="_Toc377749787"/>
       <w:bookmarkStart w:id="137" w:name="_Toc381470522"/>
     </w:p>
-    <w:p>
+    <w:p ns2:paraId="29755A68" ns2:textId="77777777">
       <w:pPr>
         <w:spacing w:before="340" w:after="330" w:line="578" w:lineRule="auto"/>
         <w:jc w:val="center"/>
@@ -16617,7 +16616,7 @@
       <w:bookmarkEnd w:id="137"/>
       <w:bookmarkEnd w:id="138"/>
     </w:p>
-    <w:p>
+    <w:p ns2:paraId="161A1A35" ns2:textId="77777777">
       <w:pPr>
         <w:spacing w:line="400" w:lineRule="exact"/>
         <w:ind w:firstLine="480" w:firstLineChars="200"/>
@@ -16636,7 +16635,7 @@
         <w:t>在本课题完成过程中，感谢指导教师在选题确定、技术路线、系统实现和论文撰写等方面给予的指导与帮助。老师的建议使我能够从单纯模型训练扩展到完整系统实现，也让我更加重视需求分析、测试验证和文档规范。</w:t>
       </w:r>
     </w:p>
-    <w:p>
+    <w:p ns2:paraId="026C0F3E" ns2:textId="77777777">
       <w:pPr>
         <w:spacing w:line="400" w:lineRule="exact"/>
         <w:ind w:firstLine="480" w:firstLineChars="200"/>
@@ -16743,7 +16742,7 @@
         <w:t>系统。</w:t>
       </w:r>
     </w:p>
-    <w:p>
+    <w:p ns2:paraId="0691628B" ns2:textId="77777777">
       <w:pPr>
         <w:spacing w:line="400" w:lineRule="exact"/>
         <w:ind w:firstLine="480" w:firstLineChars="200"/>
@@ -16762,7 +16761,7 @@
         <w:t>通过本次毕业设计，我进一步理解了深度学习技术从实验结果到软件系统落地之间的差距，也提升了问题分析、代码实现、环境配置、远端训练、接口调试和论文写作能力。今后将继续保持对人工智能应用和软件工程实践的学习，不断提高系统设计与工程实现水平。</w:t>
       </w:r>
     </w:p>
-    <w:p>
+    <w:p ns2:paraId="127E17A3" ns2:textId="77777777">
       <w:pPr>
         <w:spacing w:line="400" w:lineRule="exact"/>
         <w:ind w:firstLine="480" w:firstLineChars="200"/>
@@ -16773,7 +16772,7 @@
         </w:rPr>
       </w:pPr>
     </w:p>
-    <w:p>
+    <w:p ns2:paraId="0A5D87F9" ns2:textId="77777777">
       <w:pPr>
         <w:widowControl/>
         <w:jc w:val="left"/>
@@ -16783,7 +16782,7 @@
       </w:pPr>
     </w:p>
     <w:sectPr>
-      <w:headerReference w:type="default" r:id="rId32"/>
+      <w:headerReference w:type="default" ns6:id="rId32"/>
       <w:pgSz w:w="11906" w:h="16838"/>
       <w:pgMar w:top="1701" w:right="1134" w:bottom="1418" w:left="1701" w:header="1587" w:footer="1701" w:gutter="0"/>
       <w:cols w:space="425"/>
